--- a/FD03-EPIS-Informe Especificación Requerimientos.docx
+++ b/FD03-EPIS-Informe Especificación Requerimientos.docx
@@ -7,9 +7,3234 @@
         <w:jc w:val="center"/>
       </w:pPr>
       <w:r>
+        <w:rPr>
+          <w:rFonts w:ascii="Arial" w:hAnsi="Arial"/>
+          <w:b/>
+          <w:sz w:val="28"/>
+        </w:rPr>
+        <w:t>UNIVERSIDAD PRIVADA DE TACNA</w:t>
+      </w:r>
+    </w:p>
+    <w:p>
+      <w:pPr>
+        <w:jc w:val="center"/>
+      </w:pPr>
+      <w:r>
+        <w:rPr>
+          <w:rFonts w:ascii="Arial" w:hAnsi="Arial"/>
+          <w:b/>
+          <w:sz w:val="28"/>
+        </w:rPr>
+        <w:t>FACULTAD DE INGENIERIA</w:t>
+      </w:r>
+    </w:p>
+    <w:p>
+      <w:pPr>
+        <w:jc w:val="center"/>
+      </w:pPr>
+      <w:r>
+        <w:rPr>
+          <w:rFonts w:ascii="Arial" w:hAnsi="Arial"/>
+          <w:b w:val="0"/>
+          <w:sz w:val="28"/>
+        </w:rPr>
+        <w:t>Escuela Profesional de Ingenieria de Sistemas</w:t>
+      </w:r>
+    </w:p>
+    <w:p>
+      <w:pPr>
+        <w:jc w:val="center"/>
+      </w:pPr>
+      <w:r>
+        <w:rPr>
+          <w:rFonts w:ascii="Arial" w:hAnsi="Arial"/>
+          <w:b/>
+          <w:sz w:val="28"/>
+        </w:rPr>
+        <w:t>Drop Nexus - Replicador de Datos entre Bases de Datos</w:t>
+      </w:r>
+    </w:p>
+    <w:p>
+      <w:pPr>
+        <w:jc w:val="center"/>
+      </w:pPr>
+      <w:r>
+        <w:rPr>
+          <w:rFonts w:ascii="Arial" w:hAnsi="Arial"/>
+          <w:b/>
+          <w:sz w:val="28"/>
+        </w:rPr>
+        <w:t>FD03 - Especificacion de Requerimientos</w:t>
+      </w:r>
+    </w:p>
+    <w:p>
+      <w:pPr>
+        <w:jc w:val="center"/>
+      </w:pPr>
+      <w:r>
+        <w:rPr>
+          <w:rFonts w:ascii="Arial" w:hAnsi="Arial"/>
+          <w:b w:val="0"/>
+          <w:sz w:val="22"/>
+        </w:rPr>
+        <w:t>Curso: SI783 - Proyecto de Sistemas</w:t>
+      </w:r>
+    </w:p>
+    <w:p>
+      <w:pPr>
+        <w:jc w:val="center"/>
+      </w:pPr>
+      <w:r>
+        <w:rPr>
+          <w:rFonts w:ascii="Arial" w:hAnsi="Arial"/>
+          <w:b w:val="0"/>
+          <w:sz w:val="22"/>
+        </w:rPr>
+        <w:t>Docente: Docente del curso</w:t>
+      </w:r>
+    </w:p>
+    <w:p>
+      <w:pPr>
+        <w:jc w:val="center"/>
+      </w:pPr>
+      <w:r>
+        <w:rPr>
+          <w:rFonts w:ascii="Arial" w:hAnsi="Arial"/>
+          <w:b w:val="0"/>
+          <w:sz w:val="22"/>
+        </w:rPr>
+        <w:t>Integrantes: Equipo del proyecto</w:t>
+      </w:r>
+    </w:p>
+    <w:p>
+      <w:pPr>
+        <w:jc w:val="center"/>
+      </w:pPr>
+      <w:r>
+        <w:rPr>
+          <w:rFonts w:ascii="Arial" w:hAnsi="Arial"/>
+          <w:b w:val="0"/>
+          <w:sz w:val="22"/>
+        </w:rPr>
+        <w:t>Version: 2.0</w:t>
+      </w:r>
+    </w:p>
+    <w:p>
+      <w:pPr>
+        <w:jc w:val="center"/>
+      </w:pPr>
+      <w:r>
+        <w:rPr>
+          <w:rFonts w:ascii="Arial" w:hAnsi="Arial"/>
+          <w:b w:val="0"/>
+          <w:sz w:val="22"/>
+        </w:rPr>
+        <w:t>Fecha: 04/07/2026</w:t>
+      </w:r>
+    </w:p>
+    <w:p>
+      <w:pPr>
+        <w:jc w:val="center"/>
+      </w:pPr>
+      <w:r>
+        <w:rPr>
+          <w:rFonts w:ascii="Arial" w:hAnsi="Arial"/>
+          <w:b w:val="0"/>
+          <w:sz w:val="22"/>
+        </w:rPr>
+        <w:t>Ubicacion del aplicativo: web/ del repositorio local</w:t>
+      </w:r>
+    </w:p>
+    <w:p>
+      <w:pPr>
+        <w:jc w:val="center"/>
+      </w:pPr>
+      <w:r>
+        <w:rPr>
+          <w:rFonts w:ascii="Arial" w:hAnsi="Arial"/>
+          <w:b w:val="0"/>
+          <w:sz w:val="22"/>
+        </w:rPr>
+        <w:t>Tacna - Peru 2026</w:t>
+      </w:r>
+    </w:p>
+    <w:p>
+      <w:r>
+        <w:rPr>
+          <w:rFonts w:ascii="Arial" w:hAnsi="Arial"/>
+          <w:sz w:val="20"/>
+        </w:rPr>
+        <w:br w:type="page"/>
+      </w:r>
+    </w:p>
+    <w:p>
+      <w:pPr>
+        <w:pStyle w:val="Heading1"/>
+      </w:pPr>
+      <w:r>
+        <w:rPr>
+          <w:rFonts w:ascii="Arial" w:hAnsi="Arial"/>
+          <w:sz w:val="20"/>
+        </w:rPr>
+        <w:t>Control de versiones</w:t>
+      </w:r>
+    </w:p>
+    <w:tbl>
+      <w:tblPr>
+        <w:tblStyle w:val="TableGrid"/>
+        <w:tblW w:type="auto" w:w="0"/>
+        <w:jc w:val="center"/>
+        <w:tblLook w:firstColumn="1" w:firstRow="1" w:lastColumn="0" w:lastRow="0" w:noHBand="0" w:noVBand="1" w:val="04A0"/>
+      </w:tblPr>
+      <w:tblGrid>
+        <w:gridCol w:w="1680"/>
+        <w:gridCol w:w="1680"/>
+        <w:gridCol w:w="1680"/>
+        <w:gridCol w:w="1680"/>
+        <w:gridCol w:w="1680"/>
+        <w:gridCol w:w="1680"/>
+      </w:tblGrid>
+      <w:tr>
+        <w:tc>
+          <w:tcPr>
+            <w:tcW w:type="dxa" w:w="1680"/>
+            <w:vAlign w:val="center"/>
+            <w:shd w:fill="1F4E79"/>
+          </w:tcPr>
+          <w:p>
+            <w:r/>
+            <w:r>
+              <w:rPr>
+                <w:b/>
+                <w:color w:val="FFFFFF"/>
+                <w:sz w:val="17"/>
+              </w:rPr>
+              <w:t>Version</w:t>
+            </w:r>
+          </w:p>
+        </w:tc>
+        <w:tc>
+          <w:tcPr>
+            <w:tcW w:type="dxa" w:w="1680"/>
+            <w:vAlign w:val="center"/>
+            <w:shd w:fill="1F4E79"/>
+          </w:tcPr>
+          <w:p>
+            <w:r/>
+            <w:r>
+              <w:rPr>
+                <w:b/>
+                <w:color w:val="FFFFFF"/>
+                <w:sz w:val="17"/>
+              </w:rPr>
+              <w:t>Hecha por</w:t>
+            </w:r>
+          </w:p>
+        </w:tc>
+        <w:tc>
+          <w:tcPr>
+            <w:tcW w:type="dxa" w:w="1680"/>
+            <w:vAlign w:val="center"/>
+            <w:shd w:fill="1F4E79"/>
+          </w:tcPr>
+          <w:p>
+            <w:r/>
+            <w:r>
+              <w:rPr>
+                <w:b/>
+                <w:color w:val="FFFFFF"/>
+                <w:sz w:val="17"/>
+              </w:rPr>
+              <w:t>Revisada por</w:t>
+            </w:r>
+          </w:p>
+        </w:tc>
+        <w:tc>
+          <w:tcPr>
+            <w:tcW w:type="dxa" w:w="1680"/>
+            <w:vAlign w:val="center"/>
+            <w:shd w:fill="1F4E79"/>
+          </w:tcPr>
+          <w:p>
+            <w:r/>
+            <w:r>
+              <w:rPr>
+                <w:b/>
+                <w:color w:val="FFFFFF"/>
+                <w:sz w:val="17"/>
+              </w:rPr>
+              <w:t>Aprobada por</w:t>
+            </w:r>
+          </w:p>
+        </w:tc>
+        <w:tc>
+          <w:tcPr>
+            <w:tcW w:type="dxa" w:w="1680"/>
+            <w:vAlign w:val="center"/>
+            <w:shd w:fill="1F4E79"/>
+          </w:tcPr>
+          <w:p>
+            <w:r/>
+            <w:r>
+              <w:rPr>
+                <w:b/>
+                <w:color w:val="FFFFFF"/>
+                <w:sz w:val="17"/>
+              </w:rPr>
+              <w:t>Fecha</w:t>
+            </w:r>
+          </w:p>
+        </w:tc>
+        <w:tc>
+          <w:tcPr>
+            <w:tcW w:type="dxa" w:w="1680"/>
+            <w:vAlign w:val="center"/>
+            <w:shd w:fill="1F4E79"/>
+          </w:tcPr>
+          <w:p>
+            <w:r/>
+            <w:r>
+              <w:rPr>
+                <w:b/>
+                <w:color w:val="FFFFFF"/>
+                <w:sz w:val="17"/>
+              </w:rPr>
+              <w:t>Motivo</w:t>
+            </w:r>
+          </w:p>
+        </w:tc>
+      </w:tr>
+      <w:tr>
+        <w:tc>
+          <w:tcPr>
+            <w:tcW w:type="dxa" w:w="1680"/>
+            <w:vAlign w:val="center"/>
+          </w:tcPr>
+          <w:p>
+            <w:r/>
+            <w:r>
+              <w:rPr>
+                <w:b w:val="0"/>
+                <w:sz w:val="17"/>
+              </w:rPr>
+              <w:t>1.0</w:t>
+            </w:r>
+          </w:p>
+        </w:tc>
+        <w:tc>
+          <w:tcPr>
+            <w:tcW w:type="dxa" w:w="1680"/>
+            <w:vAlign w:val="center"/>
+          </w:tcPr>
+          <w:p>
+            <w:r/>
+            <w:r>
+              <w:rPr>
+                <w:b w:val="0"/>
+                <w:sz w:val="17"/>
+              </w:rPr>
+              <w:t>Equipo del proyecto</w:t>
+            </w:r>
+          </w:p>
+        </w:tc>
+        <w:tc>
+          <w:tcPr>
+            <w:tcW w:type="dxa" w:w="1680"/>
+            <w:vAlign w:val="center"/>
+          </w:tcPr>
+          <w:p>
+            <w:r/>
+            <w:r>
+              <w:rPr>
+                <w:b w:val="0"/>
+                <w:sz w:val="17"/>
+              </w:rPr>
+              <w:t>Pendiente</w:t>
+            </w:r>
+          </w:p>
+        </w:tc>
+        <w:tc>
+          <w:tcPr>
+            <w:tcW w:type="dxa" w:w="1680"/>
+            <w:vAlign w:val="center"/>
+          </w:tcPr>
+          <w:p>
+            <w:r/>
+            <w:r>
+              <w:rPr>
+                <w:b w:val="0"/>
+                <w:sz w:val="17"/>
+              </w:rPr>
+              <w:t>Pendiente</w:t>
+            </w:r>
+          </w:p>
+        </w:tc>
+        <w:tc>
+          <w:tcPr>
+            <w:tcW w:type="dxa" w:w="1680"/>
+            <w:vAlign w:val="center"/>
+          </w:tcPr>
+          <w:p>
+            <w:r/>
+            <w:r>
+              <w:rPr>
+                <w:b w:val="0"/>
+                <w:sz w:val="17"/>
+              </w:rPr>
+              <w:t>04/07/2026</w:t>
+            </w:r>
+          </w:p>
+        </w:tc>
+        <w:tc>
+          <w:tcPr>
+            <w:tcW w:type="dxa" w:w="1680"/>
+            <w:vAlign w:val="center"/>
+          </w:tcPr>
+          <w:p>
+            <w:r/>
+            <w:r>
+              <w:rPr>
+                <w:b w:val="0"/>
+                <w:sz w:val="17"/>
+              </w:rPr>
+              <w:t>Adaptacion inicial al sistema implementado</w:t>
+            </w:r>
+          </w:p>
+        </w:tc>
+      </w:tr>
+      <w:tr>
+        <w:tc>
+          <w:tcPr>
+            <w:tcW w:type="dxa" w:w="1680"/>
+            <w:vAlign w:val="center"/>
+          </w:tcPr>
+          <w:p>
+            <w:r/>
+            <w:r>
+              <w:rPr>
+                <w:b w:val="0"/>
+                <w:sz w:val="17"/>
+              </w:rPr>
+              <w:t>2.0</w:t>
+            </w:r>
+          </w:p>
+        </w:tc>
+        <w:tc>
+          <w:tcPr>
+            <w:tcW w:type="dxa" w:w="1680"/>
+            <w:vAlign w:val="center"/>
+          </w:tcPr>
+          <w:p>
+            <w:r/>
+            <w:r>
+              <w:rPr>
+                <w:b w:val="0"/>
+                <w:sz w:val="17"/>
+              </w:rPr>
+              <w:t>Equipo del proyecto</w:t>
+            </w:r>
+          </w:p>
+        </w:tc>
+        <w:tc>
+          <w:tcPr>
+            <w:tcW w:type="dxa" w:w="1680"/>
+            <w:vAlign w:val="center"/>
+          </w:tcPr>
+          <w:p>
+            <w:r/>
+            <w:r>
+              <w:rPr>
+                <w:b w:val="0"/>
+                <w:sz w:val="17"/>
+              </w:rPr>
+              <w:t>Pendiente</w:t>
+            </w:r>
+          </w:p>
+        </w:tc>
+        <w:tc>
+          <w:tcPr>
+            <w:tcW w:type="dxa" w:w="1680"/>
+            <w:vAlign w:val="center"/>
+          </w:tcPr>
+          <w:p>
+            <w:r/>
+            <w:r>
+              <w:rPr>
+                <w:b w:val="0"/>
+                <w:sz w:val="17"/>
+              </w:rPr>
+              <w:t>Pendiente</w:t>
+            </w:r>
+          </w:p>
+        </w:tc>
+        <w:tc>
+          <w:tcPr>
+            <w:tcW w:type="dxa" w:w="1680"/>
+            <w:vAlign w:val="center"/>
+          </w:tcPr>
+          <w:p>
+            <w:r/>
+            <w:r>
+              <w:rPr>
+                <w:b w:val="0"/>
+                <w:sz w:val="17"/>
+              </w:rPr>
+              <w:t>04/07/2026</w:t>
+            </w:r>
+          </w:p>
+        </w:tc>
+        <w:tc>
+          <w:tcPr>
+            <w:tcW w:type="dxa" w:w="1680"/>
+            <w:vAlign w:val="center"/>
+          </w:tcPr>
+          <w:p>
+            <w:r/>
+            <w:r>
+              <w:rPr>
+                <w:b w:val="0"/>
+                <w:sz w:val="17"/>
+              </w:rPr>
+              <w:t>Ampliacion con funcionalidades, tablas y diagramas de la carpeta web</w:t>
+            </w:r>
+          </w:p>
+        </w:tc>
+      </w:tr>
+    </w:tbl>
+    <w:p/>
+    <w:p>
+      <w:pPr>
+        <w:pStyle w:val="Heading1"/>
+      </w:pPr>
+      <w:r>
+        <w:rPr>
+          <w:rFonts w:ascii="Arial" w:hAnsi="Arial"/>
+          <w:sz w:val="20"/>
+        </w:rPr>
+        <w:t>1. Alcance</w:t>
+      </w:r>
+    </w:p>
+    <w:p>
+      <w:r>
+        <w:rPr>
+          <w:rFonts w:ascii="Arial" w:hAnsi="Arial"/>
+          <w:sz w:val="20"/>
+        </w:rPr>
+        <w:t>El sistema cubre autenticacion, gestion de usuarios, importacion de bases por archivo, configuracion de origen/destino, extraccion de esquemas, replicacion por lotes, monitoreo, reportes y exportacion de catalogos modificados.</w:t>
+      </w:r>
+    </w:p>
+    <w:p>
+      <w:r>
+        <w:rPr>
+          <w:rFonts w:ascii="Arial" w:hAnsi="Arial"/>
+          <w:b/>
+          <w:sz w:val="20"/>
+        </w:rPr>
+        <w:t>Casos de uso principales</w:t>
+      </w:r>
+    </w:p>
+    <w:p>
+      <w:pPr>
+        <w:pStyle w:val="NoSpacing"/>
+      </w:pPr>
+      <w:r>
+        <w:rPr>
+          <w:rFonts w:ascii="Consolas" w:hAnsi="Consolas" w:eastAsia="Consolas"/>
+          <w:sz w:val="16"/>
+        </w:rPr>
+        <w:t>```mermaid</w:t>
+        <w:br/>
+        <w:t>graph LR</w:t>
+        <w:br/>
+        <w:t xml:space="preserve">  Usuario --&gt; UC1[Registrar/Iniciar sesion]</w:t>
+        <w:br/>
+        <w:t xml:space="preserve">  Usuario --&gt; UC2[Importar base]</w:t>
+        <w:br/>
+        <w:t xml:space="preserve">  Usuario --&gt; UC3[Configurar origen y destino]</w:t>
+        <w:br/>
+        <w:t xml:space="preserve">  Usuario --&gt; UC4[Mapear tablas y columnas]</w:t>
+        <w:br/>
+        <w:t xml:space="preserve">  Usuario --&gt; UC5[Ejecutar replicacion]</w:t>
+        <w:br/>
+        <w:t xml:space="preserve">  Usuario --&gt; UC6[Detener/Reanudar/Reintentar]</w:t>
+        <w:br/>
+        <w:t xml:space="preserve">  Usuario --&gt; UC7[Descargar reporte/base]</w:t>
+        <w:br/>
+        <w:t xml:space="preserve">  Admin --&gt; UC8[Gestionar usuarios]</w:t>
+        <w:br/>
+        <w:t xml:space="preserve">  Backend --&gt; UC9[Cifrar credenciales]</w:t>
+        <w:br/>
+        <w:t xml:space="preserve">  Backend --&gt; UC10[Persistir progreso]</w:t>
+        <w:br/>
+        <w:t>```</w:t>
+      </w:r>
+    </w:p>
+    <w:p/>
+    <w:p>
+      <w:pPr>
+        <w:pStyle w:val="Heading1"/>
+      </w:pPr>
+      <w:r>
+        <w:rPr>
+          <w:rFonts w:ascii="Arial" w:hAnsi="Arial"/>
+          <w:sz w:val="20"/>
+        </w:rPr>
+        <w:t>2. Actores</w:t>
+      </w:r>
+    </w:p>
+    <w:tbl>
+      <w:tblPr>
+        <w:tblStyle w:val="TableGrid"/>
+        <w:tblW w:type="auto" w:w="0"/>
+        <w:jc w:val="center"/>
+        <w:tblLook w:firstColumn="1" w:firstRow="1" w:lastColumn="0" w:lastRow="0" w:noHBand="0" w:noVBand="1" w:val="04A0"/>
+      </w:tblPr>
+      <w:tblGrid>
+        <w:gridCol w:w="3360"/>
+        <w:gridCol w:w="3360"/>
+        <w:gridCol w:w="3360"/>
+      </w:tblGrid>
+      <w:tr>
+        <w:tc>
+          <w:tcPr>
+            <w:tcW w:type="dxa" w:w="3360"/>
+            <w:vAlign w:val="center"/>
+            <w:shd w:fill="1F4E79"/>
+          </w:tcPr>
+          <w:p>
+            <w:r/>
+            <w:r>
+              <w:rPr>
+                <w:b/>
+                <w:color w:val="FFFFFF"/>
+                <w:sz w:val="17"/>
+              </w:rPr>
+              <w:t>Actor</w:t>
+            </w:r>
+          </w:p>
+        </w:tc>
+        <w:tc>
+          <w:tcPr>
+            <w:tcW w:type="dxa" w:w="3360"/>
+            <w:vAlign w:val="center"/>
+            <w:shd w:fill="1F4E79"/>
+          </w:tcPr>
+          <w:p>
+            <w:r/>
+            <w:r>
+              <w:rPr>
+                <w:b/>
+                <w:color w:val="FFFFFF"/>
+                <w:sz w:val="17"/>
+              </w:rPr>
+              <w:t>Descripcion</w:t>
+            </w:r>
+          </w:p>
+        </w:tc>
+        <w:tc>
+          <w:tcPr>
+            <w:tcW w:type="dxa" w:w="3360"/>
+            <w:vAlign w:val="center"/>
+            <w:shd w:fill="1F4E79"/>
+          </w:tcPr>
+          <w:p>
+            <w:r/>
+            <w:r>
+              <w:rPr>
+                <w:b/>
+                <w:color w:val="FFFFFF"/>
+                <w:sz w:val="17"/>
+              </w:rPr>
+              <w:t>Permisos principales</w:t>
+            </w:r>
+          </w:p>
+        </w:tc>
+      </w:tr>
+      <w:tr>
+        <w:tc>
+          <w:tcPr>
+            <w:tcW w:type="dxa" w:w="3360"/>
+            <w:vAlign w:val="center"/>
+          </w:tcPr>
+          <w:p>
+            <w:r/>
+            <w:r>
+              <w:rPr>
+                <w:b w:val="0"/>
+                <w:sz w:val="17"/>
+              </w:rPr>
+              <w:t>Visitante</w:t>
+            </w:r>
+          </w:p>
+        </w:tc>
+        <w:tc>
+          <w:tcPr>
+            <w:tcW w:type="dxa" w:w="3360"/>
+            <w:vAlign w:val="center"/>
+          </w:tcPr>
+          <w:p>
+            <w:r/>
+            <w:r>
+              <w:rPr>
+                <w:b w:val="0"/>
+                <w:sz w:val="17"/>
+              </w:rPr>
+              <w:t>Persona sin sesion.</w:t>
+            </w:r>
+          </w:p>
+        </w:tc>
+        <w:tc>
+          <w:tcPr>
+            <w:tcW w:type="dxa" w:w="3360"/>
+            <w:vAlign w:val="center"/>
+          </w:tcPr>
+          <w:p>
+            <w:r/>
+            <w:r>
+              <w:rPr>
+                <w:b w:val="0"/>
+                <w:sz w:val="17"/>
+              </w:rPr>
+              <w:t>Ver landing, registrarse e iniciar sesion.</w:t>
+            </w:r>
+          </w:p>
+        </w:tc>
+      </w:tr>
+      <w:tr>
+        <w:tc>
+          <w:tcPr>
+            <w:tcW w:type="dxa" w:w="3360"/>
+            <w:vAlign w:val="center"/>
+          </w:tcPr>
+          <w:p>
+            <w:r/>
+            <w:r>
+              <w:rPr>
+                <w:b w:val="0"/>
+                <w:sz w:val="17"/>
+              </w:rPr>
+              <w:t>Usuario autenticado</w:t>
+            </w:r>
+          </w:p>
+        </w:tc>
+        <w:tc>
+          <w:tcPr>
+            <w:tcW w:type="dxa" w:w="3360"/>
+            <w:vAlign w:val="center"/>
+          </w:tcPr>
+          <w:p>
+            <w:r/>
+            <w:r>
+              <w:rPr>
+                <w:b w:val="0"/>
+                <w:sz w:val="17"/>
+              </w:rPr>
+              <w:t>Usuario regular del sistema.</w:t>
+            </w:r>
+          </w:p>
+        </w:tc>
+        <w:tc>
+          <w:tcPr>
+            <w:tcW w:type="dxa" w:w="3360"/>
+            <w:vAlign w:val="center"/>
+          </w:tcPr>
+          <w:p>
+            <w:r/>
+            <w:r>
+              <w:rPr>
+                <w:b w:val="0"/>
+                <w:sz w:val="17"/>
+              </w:rPr>
+              <w:t>Gestionar sus bases, ejecutar replicas y descargar resultados.</w:t>
+            </w:r>
+          </w:p>
+        </w:tc>
+      </w:tr>
+      <w:tr>
+        <w:tc>
+          <w:tcPr>
+            <w:tcW w:type="dxa" w:w="3360"/>
+            <w:vAlign w:val="center"/>
+          </w:tcPr>
+          <w:p>
+            <w:r/>
+            <w:r>
+              <w:rPr>
+                <w:b w:val="0"/>
+                <w:sz w:val="17"/>
+              </w:rPr>
+              <w:t>Administrador</w:t>
+            </w:r>
+          </w:p>
+        </w:tc>
+        <w:tc>
+          <w:tcPr>
+            <w:tcW w:type="dxa" w:w="3360"/>
+            <w:vAlign w:val="center"/>
+          </w:tcPr>
+          <w:p>
+            <w:r/>
+            <w:r>
+              <w:rPr>
+                <w:b w:val="0"/>
+                <w:sz w:val="17"/>
+              </w:rPr>
+              <w:t>Usuario con rol admin.</w:t>
+            </w:r>
+          </w:p>
+        </w:tc>
+        <w:tc>
+          <w:tcPr>
+            <w:tcW w:type="dxa" w:w="3360"/>
+            <w:vAlign w:val="center"/>
+          </w:tcPr>
+          <w:p>
+            <w:r/>
+            <w:r>
+              <w:rPr>
+                <w:b w:val="0"/>
+                <w:sz w:val="17"/>
+              </w:rPr>
+              <w:t>Gestionar usuarios y revisar metricas administrativas.</w:t>
+            </w:r>
+          </w:p>
+        </w:tc>
+      </w:tr>
+      <w:tr>
+        <w:tc>
+          <w:tcPr>
+            <w:tcW w:type="dxa" w:w="3360"/>
+            <w:vAlign w:val="center"/>
+          </w:tcPr>
+          <w:p>
+            <w:r/>
+            <w:r>
+              <w:rPr>
+                <w:b w:val="0"/>
+                <w:sz w:val="17"/>
+              </w:rPr>
+              <w:t>Backend</w:t>
+            </w:r>
+          </w:p>
+        </w:tc>
+        <w:tc>
+          <w:tcPr>
+            <w:tcW w:type="dxa" w:w="3360"/>
+            <w:vAlign w:val="center"/>
+          </w:tcPr>
+          <w:p>
+            <w:r/>
+            <w:r>
+              <w:rPr>
+                <w:b w:val="0"/>
+                <w:sz w:val="17"/>
+              </w:rPr>
+              <w:t>Servicio Fastify.</w:t>
+            </w:r>
+          </w:p>
+        </w:tc>
+        <w:tc>
+          <w:tcPr>
+            <w:tcW w:type="dxa" w:w="3360"/>
+            <w:vAlign w:val="center"/>
+          </w:tcPr>
+          <w:p>
+            <w:r/>
+            <w:r>
+              <w:rPr>
+                <w:b w:val="0"/>
+                <w:sz w:val="17"/>
+              </w:rPr>
+              <w:t>Validar, cifrar, importar, replicar y persistir estado.</w:t>
+            </w:r>
+          </w:p>
+        </w:tc>
+      </w:tr>
+      <w:tr>
+        <w:tc>
+          <w:tcPr>
+            <w:tcW w:type="dxa" w:w="3360"/>
+            <w:vAlign w:val="center"/>
+          </w:tcPr>
+          <w:p>
+            <w:r/>
+            <w:r>
+              <w:rPr>
+                <w:b w:val="0"/>
+                <w:sz w:val="17"/>
+              </w:rPr>
+              <w:t>Motor externo/catalogo</w:t>
+            </w:r>
+          </w:p>
+        </w:tc>
+        <w:tc>
+          <w:tcPr>
+            <w:tcW w:type="dxa" w:w="3360"/>
+            <w:vAlign w:val="center"/>
+          </w:tcPr>
+          <w:p>
+            <w:r/>
+            <w:r>
+              <w:rPr>
+                <w:b w:val="0"/>
+                <w:sz w:val="17"/>
+              </w:rPr>
+              <w:t>Origen o destino de datos.</w:t>
+            </w:r>
+          </w:p>
+        </w:tc>
+        <w:tc>
+          <w:tcPr>
+            <w:tcW w:type="dxa" w:w="3360"/>
+            <w:vAlign w:val="center"/>
+          </w:tcPr>
+          <w:p>
+            <w:r/>
+            <w:r>
+              <w:rPr>
+                <w:b w:val="0"/>
+                <w:sz w:val="17"/>
+              </w:rPr>
+              <w:t>Leer, escribir, crear tabla y exportar segun adaptador.</w:t>
+            </w:r>
+          </w:p>
+        </w:tc>
+      </w:tr>
+    </w:tbl>
+    <w:p/>
+    <w:p>
+      <w:pPr>
+        <w:pStyle w:val="Heading1"/>
+      </w:pPr>
+      <w:r>
+        <w:rPr>
+          <w:rFonts w:ascii="Arial" w:hAnsi="Arial"/>
+          <w:sz w:val="20"/>
+        </w:rPr>
+        <w:t>3. Requerimientos funcionales</w:t>
+      </w:r>
+    </w:p>
+    <w:tbl>
+      <w:tblPr>
+        <w:tblStyle w:val="TableGrid"/>
+        <w:tblW w:type="auto" w:w="0"/>
+        <w:jc w:val="center"/>
+        <w:tblLook w:firstColumn="1" w:firstRow="1" w:lastColumn="0" w:lastRow="0" w:noHBand="0" w:noVBand="1" w:val="04A0"/>
+      </w:tblPr>
+      <w:tblGrid>
+        <w:gridCol w:w="2520"/>
+        <w:gridCol w:w="2520"/>
+        <w:gridCol w:w="2520"/>
+        <w:gridCol w:w="2520"/>
+      </w:tblGrid>
+      <w:tr>
+        <w:tc>
+          <w:tcPr>
+            <w:tcW w:type="dxa" w:w="2520"/>
+            <w:vAlign w:val="center"/>
+            <w:shd w:fill="1F4E79"/>
+          </w:tcPr>
+          <w:p>
+            <w:r/>
+            <w:r>
+              <w:rPr>
+                <w:b/>
+                <w:color w:val="FFFFFF"/>
+                <w:sz w:val="17"/>
+              </w:rPr>
+              <w:t>ID</w:t>
+            </w:r>
+          </w:p>
+        </w:tc>
+        <w:tc>
+          <w:tcPr>
+            <w:tcW w:type="dxa" w:w="2520"/>
+            <w:vAlign w:val="center"/>
+            <w:shd w:fill="1F4E79"/>
+          </w:tcPr>
+          <w:p>
+            <w:r/>
+            <w:r>
+              <w:rPr>
+                <w:b/>
+                <w:color w:val="FFFFFF"/>
+                <w:sz w:val="17"/>
+              </w:rPr>
+              <w:t>Requerimiento</w:t>
+            </w:r>
+          </w:p>
+        </w:tc>
+        <w:tc>
+          <w:tcPr>
+            <w:tcW w:type="dxa" w:w="2520"/>
+            <w:vAlign w:val="center"/>
+            <w:shd w:fill="1F4E79"/>
+          </w:tcPr>
+          <w:p>
+            <w:r/>
+            <w:r>
+              <w:rPr>
+                <w:b/>
+                <w:color w:val="FFFFFF"/>
+                <w:sz w:val="17"/>
+              </w:rPr>
+              <w:t>Prioridad</w:t>
+            </w:r>
+          </w:p>
+        </w:tc>
+        <w:tc>
+          <w:tcPr>
+            <w:tcW w:type="dxa" w:w="2520"/>
+            <w:vAlign w:val="center"/>
+            <w:shd w:fill="1F4E79"/>
+          </w:tcPr>
+          <w:p>
+            <w:r/>
+            <w:r>
+              <w:rPr>
+                <w:b/>
+                <w:color w:val="FFFFFF"/>
+                <w:sz w:val="17"/>
+              </w:rPr>
+              <w:t>Evidencia</w:t>
+            </w:r>
+          </w:p>
+        </w:tc>
+      </w:tr>
+      <w:tr>
+        <w:tc>
+          <w:tcPr>
+            <w:tcW w:type="dxa" w:w="2520"/>
+            <w:vAlign w:val="center"/>
+          </w:tcPr>
+          <w:p>
+            <w:r/>
+            <w:r>
+              <w:rPr>
+                <w:b w:val="0"/>
+                <w:sz w:val="17"/>
+              </w:rPr>
+              <w:t>RF-01</w:t>
+            </w:r>
+          </w:p>
+        </w:tc>
+        <w:tc>
+          <w:tcPr>
+            <w:tcW w:type="dxa" w:w="2520"/>
+            <w:vAlign w:val="center"/>
+          </w:tcPr>
+          <w:p>
+            <w:r/>
+            <w:r>
+              <w:rPr>
+                <w:b w:val="0"/>
+                <w:sz w:val="17"/>
+              </w:rPr>
+              <w:t>Registrar usuarios con nombre, email y contrasena segura.</w:t>
+            </w:r>
+          </w:p>
+        </w:tc>
+        <w:tc>
+          <w:tcPr>
+            <w:tcW w:type="dxa" w:w="2520"/>
+            <w:vAlign w:val="center"/>
+          </w:tcPr>
+          <w:p>
+            <w:r/>
+            <w:r>
+              <w:rPr>
+                <w:b w:val="0"/>
+                <w:sz w:val="17"/>
+              </w:rPr>
+              <w:t>Alta</w:t>
+            </w:r>
+          </w:p>
+        </w:tc>
+        <w:tc>
+          <w:tcPr>
+            <w:tcW w:type="dxa" w:w="2520"/>
+            <w:vAlign w:val="center"/>
+          </w:tcPr>
+          <w:p>
+            <w:r/>
+            <w:r>
+              <w:rPr>
+                <w:b w:val="0"/>
+                <w:sz w:val="17"/>
+              </w:rPr>
+              <w:t>routes/auth.ts</w:t>
+            </w:r>
+          </w:p>
+        </w:tc>
+      </w:tr>
+      <w:tr>
+        <w:tc>
+          <w:tcPr>
+            <w:tcW w:type="dxa" w:w="2520"/>
+            <w:vAlign w:val="center"/>
+          </w:tcPr>
+          <w:p>
+            <w:r/>
+            <w:r>
+              <w:rPr>
+                <w:b w:val="0"/>
+                <w:sz w:val="17"/>
+              </w:rPr>
+              <w:t>RF-02</w:t>
+            </w:r>
+          </w:p>
+        </w:tc>
+        <w:tc>
+          <w:tcPr>
+            <w:tcW w:type="dxa" w:w="2520"/>
+            <w:vAlign w:val="center"/>
+          </w:tcPr>
+          <w:p>
+            <w:r/>
+            <w:r>
+              <w:rPr>
+                <w:b w:val="0"/>
+                <w:sz w:val="17"/>
+              </w:rPr>
+              <w:t>Iniciar sesion y emitir JWT para rutas privadas.</w:t>
+            </w:r>
+          </w:p>
+        </w:tc>
+        <w:tc>
+          <w:tcPr>
+            <w:tcW w:type="dxa" w:w="2520"/>
+            <w:vAlign w:val="center"/>
+          </w:tcPr>
+          <w:p>
+            <w:r/>
+            <w:r>
+              <w:rPr>
+                <w:b w:val="0"/>
+                <w:sz w:val="17"/>
+              </w:rPr>
+              <w:t>Alta</w:t>
+            </w:r>
+          </w:p>
+        </w:tc>
+        <w:tc>
+          <w:tcPr>
+            <w:tcW w:type="dxa" w:w="2520"/>
+            <w:vAlign w:val="center"/>
+          </w:tcPr>
+          <w:p>
+            <w:r/>
+            <w:r>
+              <w:rPr>
+                <w:b w:val="0"/>
+                <w:sz w:val="17"/>
+              </w:rPr>
+              <w:t>middleware/auth.ts</w:t>
+            </w:r>
+          </w:p>
+        </w:tc>
+      </w:tr>
+      <w:tr>
+        <w:tc>
+          <w:tcPr>
+            <w:tcW w:type="dxa" w:w="2520"/>
+            <w:vAlign w:val="center"/>
+          </w:tcPr>
+          <w:p>
+            <w:r/>
+            <w:r>
+              <w:rPr>
+                <w:b w:val="0"/>
+                <w:sz w:val="17"/>
+              </w:rPr>
+              <w:t>RF-03</w:t>
+            </w:r>
+          </w:p>
+        </w:tc>
+        <w:tc>
+          <w:tcPr>
+            <w:tcW w:type="dxa" w:w="2520"/>
+            <w:vAlign w:val="center"/>
+          </w:tcPr>
+          <w:p>
+            <w:r/>
+            <w:r>
+              <w:rPr>
+                <w:b w:val="0"/>
+                <w:sz w:val="17"/>
+              </w:rPr>
+              <w:t>Restringir funciones administrativas por rol.</w:t>
+            </w:r>
+          </w:p>
+        </w:tc>
+        <w:tc>
+          <w:tcPr>
+            <w:tcW w:type="dxa" w:w="2520"/>
+            <w:vAlign w:val="center"/>
+          </w:tcPr>
+          <w:p>
+            <w:r/>
+            <w:r>
+              <w:rPr>
+                <w:b w:val="0"/>
+                <w:sz w:val="17"/>
+              </w:rPr>
+              <w:t>Alta</w:t>
+            </w:r>
+          </w:p>
+        </w:tc>
+        <w:tc>
+          <w:tcPr>
+            <w:tcW w:type="dxa" w:w="2520"/>
+            <w:vAlign w:val="center"/>
+          </w:tcPr>
+          <w:p>
+            <w:r/>
+            <w:r>
+              <w:rPr>
+                <w:b w:val="0"/>
+                <w:sz w:val="17"/>
+              </w:rPr>
+              <w:t>middleware/role.ts; pages/UserManagement.tsx</w:t>
+            </w:r>
+          </w:p>
+        </w:tc>
+      </w:tr>
+      <w:tr>
+        <w:tc>
+          <w:tcPr>
+            <w:tcW w:type="dxa" w:w="2520"/>
+            <w:vAlign w:val="center"/>
+          </w:tcPr>
+          <w:p>
+            <w:r/>
+            <w:r>
+              <w:rPr>
+                <w:b w:val="0"/>
+                <w:sz w:val="17"/>
+              </w:rPr>
+              <w:t>RF-04</w:t>
+            </w:r>
+          </w:p>
+        </w:tc>
+        <w:tc>
+          <w:tcPr>
+            <w:tcW w:type="dxa" w:w="2520"/>
+            <w:vAlign w:val="center"/>
+          </w:tcPr>
+          <w:p>
+            <w:r/>
+            <w:r>
+              <w:rPr>
+                <w:b w:val="0"/>
+                <w:sz w:val="17"/>
+              </w:rPr>
+              <w:t>Importar archivos SQL, SQLite, MongoDB JSON/NDJSON, Excel/CSV y .bak configurado.</w:t>
+            </w:r>
+          </w:p>
+        </w:tc>
+        <w:tc>
+          <w:tcPr>
+            <w:tcW w:type="dxa" w:w="2520"/>
+            <w:vAlign w:val="center"/>
+          </w:tcPr>
+          <w:p>
+            <w:r/>
+            <w:r>
+              <w:rPr>
+                <w:b w:val="0"/>
+                <w:sz w:val="17"/>
+              </w:rPr>
+              <w:t>Alta</w:t>
+            </w:r>
+          </w:p>
+        </w:tc>
+        <w:tc>
+          <w:tcPr>
+            <w:tcW w:type="dxa" w:w="2520"/>
+            <w:vAlign w:val="center"/>
+          </w:tcPr>
+          <w:p>
+            <w:r/>
+            <w:r>
+              <w:rPr>
+                <w:b w:val="0"/>
+                <w:sz w:val="17"/>
+              </w:rPr>
+              <w:t>services/fileCatalog.ts</w:t>
+            </w:r>
+          </w:p>
+        </w:tc>
+      </w:tr>
+      <w:tr>
+        <w:tc>
+          <w:tcPr>
+            <w:tcW w:type="dxa" w:w="2520"/>
+            <w:vAlign w:val="center"/>
+          </w:tcPr>
+          <w:p>
+            <w:r/>
+            <w:r>
+              <w:rPr>
+                <w:b w:val="0"/>
+                <w:sz w:val="17"/>
+              </w:rPr>
+              <w:t>RF-05</w:t>
+            </w:r>
+          </w:p>
+        </w:tc>
+        <w:tc>
+          <w:tcPr>
+            <w:tcW w:type="dxa" w:w="2520"/>
+            <w:vAlign w:val="center"/>
+          </w:tcPr>
+          <w:p>
+            <w:r/>
+            <w:r>
+              <w:rPr>
+                <w:b w:val="0"/>
+                <w:sz w:val="17"/>
+              </w:rPr>
+              <w:t>Validar tamano, extension, pertenencia del archivo y motor seleccionado.</w:t>
+            </w:r>
+          </w:p>
+        </w:tc>
+        <w:tc>
+          <w:tcPr>
+            <w:tcW w:type="dxa" w:w="2520"/>
+            <w:vAlign w:val="center"/>
+          </w:tcPr>
+          <w:p>
+            <w:r/>
+            <w:r>
+              <w:rPr>
+                <w:b w:val="0"/>
+                <w:sz w:val="17"/>
+              </w:rPr>
+              <w:t>Alta</w:t>
+            </w:r>
+          </w:p>
+        </w:tc>
+        <w:tc>
+          <w:tcPr>
+            <w:tcW w:type="dxa" w:w="2520"/>
+            <w:vAlign w:val="center"/>
+          </w:tcPr>
+          <w:p>
+            <w:r/>
+            <w:r>
+              <w:rPr>
+                <w:b w:val="0"/>
+                <w:sz w:val="17"/>
+              </w:rPr>
+              <w:t>routes/configurations.ts; uploadLimits.ts</w:t>
+            </w:r>
+          </w:p>
+        </w:tc>
+      </w:tr>
+      <w:tr>
+        <w:tc>
+          <w:tcPr>
+            <w:tcW w:type="dxa" w:w="2520"/>
+            <w:vAlign w:val="center"/>
+          </w:tcPr>
+          <w:p>
+            <w:r/>
+            <w:r>
+              <w:rPr>
+                <w:b w:val="0"/>
+                <w:sz w:val="17"/>
+              </w:rPr>
+              <w:t>RF-06</w:t>
+            </w:r>
+          </w:p>
+        </w:tc>
+        <w:tc>
+          <w:tcPr>
+            <w:tcW w:type="dxa" w:w="2520"/>
+            <w:vAlign w:val="center"/>
+          </w:tcPr>
+          <w:p>
+            <w:r/>
+            <w:r>
+              <w:rPr>
+                <w:b w:val="0"/>
+                <w:sz w:val="17"/>
+              </w:rPr>
+              <w:t>Crear, listar, editar, probar, exportar y eliminar configuraciones del usuario.</w:t>
+            </w:r>
+          </w:p>
+        </w:tc>
+        <w:tc>
+          <w:tcPr>
+            <w:tcW w:type="dxa" w:w="2520"/>
+            <w:vAlign w:val="center"/>
+          </w:tcPr>
+          <w:p>
+            <w:r/>
+            <w:r>
+              <w:rPr>
+                <w:b w:val="0"/>
+                <w:sz w:val="17"/>
+              </w:rPr>
+              <w:t>Alta</w:t>
+            </w:r>
+          </w:p>
+        </w:tc>
+        <w:tc>
+          <w:tcPr>
+            <w:tcW w:type="dxa" w:w="2520"/>
+            <w:vAlign w:val="center"/>
+          </w:tcPr>
+          <w:p>
+            <w:r/>
+            <w:r>
+              <w:rPr>
+                <w:b w:val="0"/>
+                <w:sz w:val="17"/>
+              </w:rPr>
+              <w:t>routes/configurations.ts</w:t>
+            </w:r>
+          </w:p>
+        </w:tc>
+      </w:tr>
+      <w:tr>
+        <w:tc>
+          <w:tcPr>
+            <w:tcW w:type="dxa" w:w="2520"/>
+            <w:vAlign w:val="center"/>
+          </w:tcPr>
+          <w:p>
+            <w:r/>
+            <w:r>
+              <w:rPr>
+                <w:b w:val="0"/>
+                <w:sz w:val="17"/>
+              </w:rPr>
+              <w:t>RF-07</w:t>
+            </w:r>
+          </w:p>
+        </w:tc>
+        <w:tc>
+          <w:tcPr>
+            <w:tcW w:type="dxa" w:w="2520"/>
+            <w:vAlign w:val="center"/>
+          </w:tcPr>
+          <w:p>
+            <w:r/>
+            <w:r>
+              <w:rPr>
+                <w:b w:val="0"/>
+                <w:sz w:val="17"/>
+              </w:rPr>
+              <w:t>Listar tablas y columnas del origen/destino.</w:t>
+            </w:r>
+          </w:p>
+        </w:tc>
+        <w:tc>
+          <w:tcPr>
+            <w:tcW w:type="dxa" w:w="2520"/>
+            <w:vAlign w:val="center"/>
+          </w:tcPr>
+          <w:p>
+            <w:r/>
+            <w:r>
+              <w:rPr>
+                <w:b w:val="0"/>
+                <w:sz w:val="17"/>
+              </w:rPr>
+              <w:t>Alta</w:t>
+            </w:r>
+          </w:p>
+        </w:tc>
+        <w:tc>
+          <w:tcPr>
+            <w:tcW w:type="dxa" w:w="2520"/>
+            <w:vAlign w:val="center"/>
+          </w:tcPr>
+          <w:p>
+            <w:r/>
+            <w:r>
+              <w:rPr>
+                <w:b w:val="0"/>
+                <w:sz w:val="17"/>
+              </w:rPr>
+              <w:t>routes/schema.ts; schemaExtractor.ts</w:t>
+            </w:r>
+          </w:p>
+        </w:tc>
+      </w:tr>
+      <w:tr>
+        <w:tc>
+          <w:tcPr>
+            <w:tcW w:type="dxa" w:w="2520"/>
+            <w:vAlign w:val="center"/>
+          </w:tcPr>
+          <w:p>
+            <w:r/>
+            <w:r>
+              <w:rPr>
+                <w:b w:val="0"/>
+                <w:sz w:val="17"/>
+              </w:rPr>
+              <w:t>RF-08</w:t>
+            </w:r>
+          </w:p>
+        </w:tc>
+        <w:tc>
+          <w:tcPr>
+            <w:tcW w:type="dxa" w:w="2520"/>
+            <w:vAlign w:val="center"/>
+          </w:tcPr>
+          <w:p>
+            <w:r/>
+            <w:r>
+              <w:rPr>
+                <w:b w:val="0"/>
+                <w:sz w:val="17"/>
+              </w:rPr>
+              <w:t>Seleccionar multiples tablas y definir nombres destino.</w:t>
+            </w:r>
+          </w:p>
+        </w:tc>
+        <w:tc>
+          <w:tcPr>
+            <w:tcW w:type="dxa" w:w="2520"/>
+            <w:vAlign w:val="center"/>
+          </w:tcPr>
+          <w:p>
+            <w:r/>
+            <w:r>
+              <w:rPr>
+                <w:b w:val="0"/>
+                <w:sz w:val="17"/>
+              </w:rPr>
+              <w:t>Alta</w:t>
+            </w:r>
+          </w:p>
+        </w:tc>
+        <w:tc>
+          <w:tcPr>
+            <w:tcW w:type="dxa" w:w="2520"/>
+            <w:vAlign w:val="center"/>
+          </w:tcPr>
+          <w:p>
+            <w:r/>
+            <w:r>
+              <w:rPr>
+                <w:b w:val="0"/>
+                <w:sz w:val="17"/>
+              </w:rPr>
+              <w:t>ReplicationPanel.tsx</w:t>
+            </w:r>
+          </w:p>
+        </w:tc>
+      </w:tr>
+      <w:tr>
+        <w:tc>
+          <w:tcPr>
+            <w:tcW w:type="dxa" w:w="2520"/>
+            <w:vAlign w:val="center"/>
+          </w:tcPr>
+          <w:p>
+            <w:r/>
+            <w:r>
+              <w:rPr>
+                <w:b w:val="0"/>
+                <w:sz w:val="17"/>
+              </w:rPr>
+              <w:t>RF-09</w:t>
+            </w:r>
+          </w:p>
+        </w:tc>
+        <w:tc>
+          <w:tcPr>
+            <w:tcW w:type="dxa" w:w="2520"/>
+            <w:vAlign w:val="center"/>
+          </w:tcPr>
+          <w:p>
+            <w:r/>
+            <w:r>
+              <w:rPr>
+                <w:b w:val="0"/>
+                <w:sz w:val="17"/>
+              </w:rPr>
+              <w:t>Mapear columnas y aplicar transformaciones: none, string, number, boolean, date y json.</w:t>
+            </w:r>
+          </w:p>
+        </w:tc>
+        <w:tc>
+          <w:tcPr>
+            <w:tcW w:type="dxa" w:w="2520"/>
+            <w:vAlign w:val="center"/>
+          </w:tcPr>
+          <w:p>
+            <w:r/>
+            <w:r>
+              <w:rPr>
+                <w:b w:val="0"/>
+                <w:sz w:val="17"/>
+              </w:rPr>
+              <w:t>Alta</w:t>
+            </w:r>
+          </w:p>
+        </w:tc>
+        <w:tc>
+          <w:tcPr>
+            <w:tcW w:type="dxa" w:w="2520"/>
+            <w:vAlign w:val="center"/>
+          </w:tcPr>
+          <w:p>
+            <w:r/>
+            <w:r>
+              <w:rPr>
+                <w:b w:val="0"/>
+                <w:sz w:val="17"/>
+              </w:rPr>
+              <w:t>replicationValidation.ts; replicationService.ts</w:t>
+            </w:r>
+          </w:p>
+        </w:tc>
+      </w:tr>
+      <w:tr>
+        <w:tc>
+          <w:tcPr>
+            <w:tcW w:type="dxa" w:w="2520"/>
+            <w:vAlign w:val="center"/>
+          </w:tcPr>
+          <w:p>
+            <w:r/>
+            <w:r>
+              <w:rPr>
+                <w:b w:val="0"/>
+                <w:sz w:val="17"/>
+              </w:rPr>
+              <w:t>RF-10</w:t>
+            </w:r>
+          </w:p>
+        </w:tc>
+        <w:tc>
+          <w:tcPr>
+            <w:tcW w:type="dxa" w:w="2520"/>
+            <w:vAlign w:val="center"/>
+          </w:tcPr>
+          <w:p>
+            <w:r/>
+            <w:r>
+              <w:rPr>
+                <w:b w:val="0"/>
+                <w:sz w:val="17"/>
+              </w:rPr>
+              <w:t>Previsualizar replica, advertencias y sentencia CREATE TABLE cuando el destino no existe.</w:t>
+            </w:r>
+          </w:p>
+        </w:tc>
+        <w:tc>
+          <w:tcPr>
+            <w:tcW w:type="dxa" w:w="2520"/>
+            <w:vAlign w:val="center"/>
+          </w:tcPr>
+          <w:p>
+            <w:r/>
+            <w:r>
+              <w:rPr>
+                <w:b w:val="0"/>
+                <w:sz w:val="17"/>
+              </w:rPr>
+              <w:t>Alta</w:t>
+            </w:r>
+          </w:p>
+        </w:tc>
+        <w:tc>
+          <w:tcPr>
+            <w:tcW w:type="dxa" w:w="2520"/>
+            <w:vAlign w:val="center"/>
+          </w:tcPr>
+          <w:p>
+            <w:r/>
+            <w:r>
+              <w:rPr>
+                <w:b w:val="0"/>
+                <w:sz w:val="17"/>
+              </w:rPr>
+              <w:t>previewReplication</w:t>
+            </w:r>
+          </w:p>
+        </w:tc>
+      </w:tr>
+      <w:tr>
+        <w:tc>
+          <w:tcPr>
+            <w:tcW w:type="dxa" w:w="2520"/>
+            <w:vAlign w:val="center"/>
+          </w:tcPr>
+          <w:p>
+            <w:r/>
+            <w:r>
+              <w:rPr>
+                <w:b w:val="0"/>
+                <w:sz w:val="17"/>
+              </w:rPr>
+              <w:t>RF-11</w:t>
+            </w:r>
+          </w:p>
+        </w:tc>
+        <w:tc>
+          <w:tcPr>
+            <w:tcW w:type="dxa" w:w="2520"/>
+            <w:vAlign w:val="center"/>
+          </w:tcPr>
+          <w:p>
+            <w:r/>
+            <w:r>
+              <w:rPr>
+                <w:b w:val="0"/>
+                <w:sz w:val="17"/>
+              </w:rPr>
+              <w:t>Ejecutar replicas en modos insert, upsert, replace y truncate.</w:t>
+            </w:r>
+          </w:p>
+        </w:tc>
+        <w:tc>
+          <w:tcPr>
+            <w:tcW w:type="dxa" w:w="2520"/>
+            <w:vAlign w:val="center"/>
+          </w:tcPr>
+          <w:p>
+            <w:r/>
+            <w:r>
+              <w:rPr>
+                <w:b w:val="0"/>
+                <w:sz w:val="17"/>
+              </w:rPr>
+              <w:t>Alta</w:t>
+            </w:r>
+          </w:p>
+        </w:tc>
+        <w:tc>
+          <w:tcPr>
+            <w:tcW w:type="dxa" w:w="2520"/>
+            <w:vAlign w:val="center"/>
+          </w:tcPr>
+          <w:p>
+            <w:r/>
+            <w:r>
+              <w:rPr>
+                <w:b w:val="0"/>
+                <w:sz w:val="17"/>
+              </w:rPr>
+              <w:t>replicationService.ts</w:t>
+            </w:r>
+          </w:p>
+        </w:tc>
+      </w:tr>
+      <w:tr>
+        <w:tc>
+          <w:tcPr>
+            <w:tcW w:type="dxa" w:w="2520"/>
+            <w:vAlign w:val="center"/>
+          </w:tcPr>
+          <w:p>
+            <w:r/>
+            <w:r>
+              <w:rPr>
+                <w:b w:val="0"/>
+                <w:sz w:val="17"/>
+              </w:rPr>
+              <w:t>RF-12</w:t>
+            </w:r>
+          </w:p>
+        </w:tc>
+        <w:tc>
+          <w:tcPr>
+            <w:tcW w:type="dxa" w:w="2520"/>
+            <w:vAlign w:val="center"/>
+          </w:tcPr>
+          <w:p>
+            <w:r/>
+            <w:r>
+              <w:rPr>
+                <w:b w:val="0"/>
+                <w:sz w:val="17"/>
+              </w:rPr>
+              <w:t>Procesar por lotes entre 100 y 10000 filas con reintentos configurables.</w:t>
+            </w:r>
+          </w:p>
+        </w:tc>
+        <w:tc>
+          <w:tcPr>
+            <w:tcW w:type="dxa" w:w="2520"/>
+            <w:vAlign w:val="center"/>
+          </w:tcPr>
+          <w:p>
+            <w:r/>
+            <w:r>
+              <w:rPr>
+                <w:b w:val="0"/>
+                <w:sz w:val="17"/>
+              </w:rPr>
+              <w:t>Alta</w:t>
+            </w:r>
+          </w:p>
+        </w:tc>
+        <w:tc>
+          <w:tcPr>
+            <w:tcW w:type="dxa" w:w="2520"/>
+            <w:vAlign w:val="center"/>
+          </w:tcPr>
+          <w:p>
+            <w:r/>
+            <w:r>
+              <w:rPr>
+                <w:b w:val="0"/>
+                <w:sz w:val="17"/>
+              </w:rPr>
+              <w:t>replicationValidation.ts</w:t>
+            </w:r>
+          </w:p>
+        </w:tc>
+      </w:tr>
+      <w:tr>
+        <w:tc>
+          <w:tcPr>
+            <w:tcW w:type="dxa" w:w="2520"/>
+            <w:vAlign w:val="center"/>
+          </w:tcPr>
+          <w:p>
+            <w:r/>
+            <w:r>
+              <w:rPr>
+                <w:b w:val="0"/>
+                <w:sz w:val="17"/>
+              </w:rPr>
+              <w:t>RF-13</w:t>
+            </w:r>
+          </w:p>
+        </w:tc>
+        <w:tc>
+          <w:tcPr>
+            <w:tcW w:type="dxa" w:w="2520"/>
+            <w:vAlign w:val="center"/>
+          </w:tcPr>
+          <w:p>
+            <w:r/>
+            <w:r>
+              <w:rPr>
+                <w:b w:val="0"/>
+                <w:sz w:val="17"/>
+              </w:rPr>
+              <w:t>Detener, reanudar y reintentar replicas.</w:t>
+            </w:r>
+          </w:p>
+        </w:tc>
+        <w:tc>
+          <w:tcPr>
+            <w:tcW w:type="dxa" w:w="2520"/>
+            <w:vAlign w:val="center"/>
+          </w:tcPr>
+          <w:p>
+            <w:r/>
+            <w:r>
+              <w:rPr>
+                <w:b w:val="0"/>
+                <w:sz w:val="17"/>
+              </w:rPr>
+              <w:t>Alta</w:t>
+            </w:r>
+          </w:p>
+        </w:tc>
+        <w:tc>
+          <w:tcPr>
+            <w:tcW w:type="dxa" w:w="2520"/>
+            <w:vAlign w:val="center"/>
+          </w:tcPr>
+          <w:p>
+            <w:r/>
+            <w:r>
+              <w:rPr>
+                <w:b w:val="0"/>
+                <w:sz w:val="17"/>
+              </w:rPr>
+              <w:t>routes/replication.ts</w:t>
+            </w:r>
+          </w:p>
+        </w:tc>
+      </w:tr>
+      <w:tr>
+        <w:tc>
+          <w:tcPr>
+            <w:tcW w:type="dxa" w:w="2520"/>
+            <w:vAlign w:val="center"/>
+          </w:tcPr>
+          <w:p>
+            <w:r/>
+            <w:r>
+              <w:rPr>
+                <w:b w:val="0"/>
+                <w:sz w:val="17"/>
+              </w:rPr>
+              <w:t>RF-14</w:t>
+            </w:r>
+          </w:p>
+        </w:tc>
+        <w:tc>
+          <w:tcPr>
+            <w:tcW w:type="dxa" w:w="2520"/>
+            <w:vAlign w:val="center"/>
+          </w:tcPr>
+          <w:p>
+            <w:r/>
+            <w:r>
+              <w:rPr>
+                <w:b w:val="0"/>
+                <w:sz w:val="17"/>
+              </w:rPr>
+              <w:t>Programar ejecuciones cada 5 a 43200 minutos y usar avance incremental por offset.</w:t>
+            </w:r>
+          </w:p>
+        </w:tc>
+        <w:tc>
+          <w:tcPr>
+            <w:tcW w:type="dxa" w:w="2520"/>
+            <w:vAlign w:val="center"/>
+          </w:tcPr>
+          <w:p>
+            <w:r/>
+            <w:r>
+              <w:rPr>
+                <w:b w:val="0"/>
+                <w:sz w:val="17"/>
+              </w:rPr>
+              <w:t>Media</w:t>
+            </w:r>
+          </w:p>
+        </w:tc>
+        <w:tc>
+          <w:tcPr>
+            <w:tcW w:type="dxa" w:w="2520"/>
+            <w:vAlign w:val="center"/>
+          </w:tcPr>
+          <w:p>
+            <w:r/>
+            <w:r>
+              <w:rPr>
+                <w:b w:val="0"/>
+                <w:sz w:val="17"/>
+              </w:rPr>
+              <w:t>startReplication; scheduler</w:t>
+            </w:r>
+          </w:p>
+        </w:tc>
+      </w:tr>
+      <w:tr>
+        <w:tc>
+          <w:tcPr>
+            <w:tcW w:type="dxa" w:w="2520"/>
+            <w:vAlign w:val="center"/>
+          </w:tcPr>
+          <w:p>
+            <w:r/>
+            <w:r>
+              <w:rPr>
+                <w:b w:val="0"/>
+                <w:sz w:val="17"/>
+              </w:rPr>
+              <w:t>RF-15</w:t>
+            </w:r>
+          </w:p>
+        </w:tc>
+        <w:tc>
+          <w:tcPr>
+            <w:tcW w:type="dxa" w:w="2520"/>
+            <w:vAlign w:val="center"/>
+          </w:tcPr>
+          <w:p>
+            <w:r/>
+            <w:r>
+              <w:rPr>
+                <w:b w:val="0"/>
+                <w:sz w:val="17"/>
+              </w:rPr>
+              <w:t>Descargar reporte JSON por ejecucion.</w:t>
+            </w:r>
+          </w:p>
+        </w:tc>
+        <w:tc>
+          <w:tcPr>
+            <w:tcW w:type="dxa" w:w="2520"/>
+            <w:vAlign w:val="center"/>
+          </w:tcPr>
+          <w:p>
+            <w:r/>
+            <w:r>
+              <w:rPr>
+                <w:b w:val="0"/>
+                <w:sz w:val="17"/>
+              </w:rPr>
+              <w:t>Alta</w:t>
+            </w:r>
+          </w:p>
+        </w:tc>
+        <w:tc>
+          <w:tcPr>
+            <w:tcW w:type="dxa" w:w="2520"/>
+            <w:vAlign w:val="center"/>
+          </w:tcPr>
+          <w:p>
+            <w:r/>
+            <w:r>
+              <w:rPr>
+                <w:b w:val="0"/>
+                <w:sz w:val="17"/>
+              </w:rPr>
+              <w:t>ReplicationPanel.tsx</w:t>
+            </w:r>
+          </w:p>
+        </w:tc>
+      </w:tr>
+      <w:tr>
+        <w:tc>
+          <w:tcPr>
+            <w:tcW w:type="dxa" w:w="2520"/>
+            <w:vAlign w:val="center"/>
+          </w:tcPr>
+          <w:p>
+            <w:r/>
+            <w:r>
+              <w:rPr>
+                <w:b w:val="0"/>
+                <w:sz w:val="17"/>
+              </w:rPr>
+              <w:t>RF-16</w:t>
+            </w:r>
+          </w:p>
+        </w:tc>
+        <w:tc>
+          <w:tcPr>
+            <w:tcW w:type="dxa" w:w="2520"/>
+            <w:vAlign w:val="center"/>
+          </w:tcPr>
+          <w:p>
+            <w:r/>
+            <w:r>
+              <w:rPr>
+                <w:b w:val="0"/>
+                <w:sz w:val="17"/>
+              </w:rPr>
+              <w:t>Exportar catalogos modificados a JSON, XLSX o SQLite.</w:t>
+            </w:r>
+          </w:p>
+        </w:tc>
+        <w:tc>
+          <w:tcPr>
+            <w:tcW w:type="dxa" w:w="2520"/>
+            <w:vAlign w:val="center"/>
+          </w:tcPr>
+          <w:p>
+            <w:r/>
+            <w:r>
+              <w:rPr>
+                <w:b w:val="0"/>
+                <w:sz w:val="17"/>
+              </w:rPr>
+              <w:t>Alta</w:t>
+            </w:r>
+          </w:p>
+        </w:tc>
+        <w:tc>
+          <w:tcPr>
+            <w:tcW w:type="dxa" w:w="2520"/>
+            <w:vAlign w:val="center"/>
+          </w:tcPr>
+          <w:p>
+            <w:r/>
+            <w:r>
+              <w:rPr>
+                <w:b w:val="0"/>
+                <w:sz w:val="17"/>
+              </w:rPr>
+              <w:t>exportCatalog</w:t>
+            </w:r>
+          </w:p>
+        </w:tc>
+      </w:tr>
+      <w:tr>
+        <w:tc>
+          <w:tcPr>
+            <w:tcW w:type="dxa" w:w="2520"/>
+            <w:vAlign w:val="center"/>
+          </w:tcPr>
+          <w:p>
+            <w:r/>
+            <w:r>
+              <w:rPr>
+                <w:b w:val="0"/>
+                <w:sz w:val="17"/>
+              </w:rPr>
+              <w:t>RF-17</w:t>
+            </w:r>
+          </w:p>
+        </w:tc>
+        <w:tc>
+          <w:tcPr>
+            <w:tcW w:type="dxa" w:w="2520"/>
+            <w:vAlign w:val="center"/>
+          </w:tcPr>
+          <w:p>
+            <w:r/>
+            <w:r>
+              <w:rPr>
+                <w:b w:val="0"/>
+                <w:sz w:val="17"/>
+              </w:rPr>
+              <w:t>Eliminar automaticamente configuraciones vencidas tras 24 horas.</w:t>
+            </w:r>
+          </w:p>
+        </w:tc>
+        <w:tc>
+          <w:tcPr>
+            <w:tcW w:type="dxa" w:w="2520"/>
+            <w:vAlign w:val="center"/>
+          </w:tcPr>
+          <w:p>
+            <w:r/>
+            <w:r>
+              <w:rPr>
+                <w:b w:val="0"/>
+                <w:sz w:val="17"/>
+              </w:rPr>
+              <w:t>Media</w:t>
+            </w:r>
+          </w:p>
+        </w:tc>
+        <w:tc>
+          <w:tcPr>
+            <w:tcW w:type="dxa" w:w="2520"/>
+            <w:vAlign w:val="center"/>
+          </w:tcPr>
+          <w:p>
+            <w:r/>
+            <w:r>
+              <w:rPr>
+                <w:b w:val="0"/>
+                <w:sz w:val="17"/>
+              </w:rPr>
+              <w:t>expirationService.ts</w:t>
+            </w:r>
+          </w:p>
+        </w:tc>
+      </w:tr>
+      <w:tr>
+        <w:tc>
+          <w:tcPr>
+            <w:tcW w:type="dxa" w:w="2520"/>
+            <w:vAlign w:val="center"/>
+          </w:tcPr>
+          <w:p>
+            <w:r/>
+            <w:r>
+              <w:rPr>
+                <w:b w:val="0"/>
+                <w:sz w:val="17"/>
+              </w:rPr>
+              <w:t>RF-18</w:t>
+            </w:r>
+          </w:p>
+        </w:tc>
+        <w:tc>
+          <w:tcPr>
+            <w:tcW w:type="dxa" w:w="2520"/>
+            <w:vAlign w:val="center"/>
+          </w:tcPr>
+          <w:p>
+            <w:r/>
+            <w:r>
+              <w:rPr>
+                <w:b w:val="0"/>
+                <w:sz w:val="17"/>
+              </w:rPr>
+              <w:t>Mostrar asistente contextual Nexus.</w:t>
+            </w:r>
+          </w:p>
+        </w:tc>
+        <w:tc>
+          <w:tcPr>
+            <w:tcW w:type="dxa" w:w="2520"/>
+            <w:vAlign w:val="center"/>
+          </w:tcPr>
+          <w:p>
+            <w:r/>
+            <w:r>
+              <w:rPr>
+                <w:b w:val="0"/>
+                <w:sz w:val="17"/>
+              </w:rPr>
+              <w:t>Media</w:t>
+            </w:r>
+          </w:p>
+        </w:tc>
+        <w:tc>
+          <w:tcPr>
+            <w:tcW w:type="dxa" w:w="2520"/>
+            <w:vAlign w:val="center"/>
+          </w:tcPr>
+          <w:p>
+            <w:r/>
+            <w:r>
+              <w:rPr>
+                <w:b w:val="0"/>
+                <w:sz w:val="17"/>
+              </w:rPr>
+              <w:t>NexusChatbox.tsx</w:t>
+            </w:r>
+          </w:p>
+        </w:tc>
+      </w:tr>
+    </w:tbl>
+    <w:p/>
+    <w:p>
+      <w:pPr>
+        <w:pStyle w:val="Heading1"/>
+      </w:pPr>
+      <w:r>
+        <w:rPr>
+          <w:rFonts w:ascii="Arial" w:hAnsi="Arial"/>
+          <w:sz w:val="20"/>
+        </w:rPr>
+        <w:t>4. Requerimientos no funcionales</w:t>
+      </w:r>
+    </w:p>
+    <w:tbl>
+      <w:tblPr>
+        <w:tblStyle w:val="TableGrid"/>
+        <w:tblW w:type="auto" w:w="0"/>
+        <w:jc w:val="center"/>
+        <w:tblLook w:firstColumn="1" w:firstRow="1" w:lastColumn="0" w:lastRow="0" w:noHBand="0" w:noVBand="1" w:val="04A0"/>
+      </w:tblPr>
+      <w:tblGrid>
+        <w:gridCol w:w="3360"/>
+        <w:gridCol w:w="3360"/>
+        <w:gridCol w:w="3360"/>
+      </w:tblGrid>
+      <w:tr>
+        <w:tc>
+          <w:tcPr>
+            <w:tcW w:type="dxa" w:w="3360"/>
+            <w:vAlign w:val="center"/>
+            <w:shd w:fill="1F4E79"/>
+          </w:tcPr>
+          <w:p>
+            <w:r/>
+            <w:r>
+              <w:rPr>
+                <w:b/>
+                <w:color w:val="FFFFFF"/>
+                <w:sz w:val="17"/>
+              </w:rPr>
+              <w:t>Categoria</w:t>
+            </w:r>
+          </w:p>
+        </w:tc>
+        <w:tc>
+          <w:tcPr>
+            <w:tcW w:type="dxa" w:w="3360"/>
+            <w:vAlign w:val="center"/>
+            <w:shd w:fill="1F4E79"/>
+          </w:tcPr>
+          <w:p>
+            <w:r/>
+            <w:r>
+              <w:rPr>
+                <w:b/>
+                <w:color w:val="FFFFFF"/>
+                <w:sz w:val="17"/>
+              </w:rPr>
+              <w:t>Requerimiento</w:t>
+            </w:r>
+          </w:p>
+        </w:tc>
+        <w:tc>
+          <w:tcPr>
+            <w:tcW w:type="dxa" w:w="3360"/>
+            <w:vAlign w:val="center"/>
+            <w:shd w:fill="1F4E79"/>
+          </w:tcPr>
+          <w:p>
+            <w:r/>
+            <w:r>
+              <w:rPr>
+                <w:b/>
+                <w:color w:val="FFFFFF"/>
+                <w:sz w:val="17"/>
+              </w:rPr>
+              <w:t>Criterio</w:t>
+            </w:r>
+          </w:p>
+        </w:tc>
+      </w:tr>
+      <w:tr>
+        <w:tc>
+          <w:tcPr>
+            <w:tcW w:type="dxa" w:w="3360"/>
+            <w:vAlign w:val="center"/>
+          </w:tcPr>
+          <w:p>
+            <w:r/>
+            <w:r>
+              <w:rPr>
+                <w:b w:val="0"/>
+                <w:sz w:val="17"/>
+              </w:rPr>
+              <w:t>Seguridad</w:t>
+            </w:r>
+          </w:p>
+        </w:tc>
+        <w:tc>
+          <w:tcPr>
+            <w:tcW w:type="dxa" w:w="3360"/>
+            <w:vAlign w:val="center"/>
+          </w:tcPr>
+          <w:p>
+            <w:r/>
+            <w:r>
+              <w:rPr>
+                <w:b w:val="0"/>
+                <w:sz w:val="17"/>
+              </w:rPr>
+              <w:t>Usar JWT, Helmet, CORS, rate limit y cifrado AES-256-GCM.</w:t>
+            </w:r>
+          </w:p>
+        </w:tc>
+        <w:tc>
+          <w:tcPr>
+            <w:tcW w:type="dxa" w:w="3360"/>
+            <w:vAlign w:val="center"/>
+          </w:tcPr>
+          <w:p>
+            <w:r/>
+            <w:r>
+              <w:rPr>
+                <w:b w:val="0"/>
+                <w:sz w:val="17"/>
+              </w:rPr>
+              <w:t>Credenciales no se exponen al frontend.</w:t>
+            </w:r>
+          </w:p>
+        </w:tc>
+      </w:tr>
+      <w:tr>
+        <w:tc>
+          <w:tcPr>
+            <w:tcW w:type="dxa" w:w="3360"/>
+            <w:vAlign w:val="center"/>
+          </w:tcPr>
+          <w:p>
+            <w:r/>
+            <w:r>
+              <w:rPr>
+                <w:b w:val="0"/>
+                <w:sz w:val="17"/>
+              </w:rPr>
+              <w:t>Rendimiento</w:t>
+            </w:r>
+          </w:p>
+        </w:tc>
+        <w:tc>
+          <w:tcPr>
+            <w:tcW w:type="dxa" w:w="3360"/>
+            <w:vAlign w:val="center"/>
+          </w:tcPr>
+          <w:p>
+            <w:r/>
+            <w:r>
+              <w:rPr>
+                <w:b w:val="0"/>
+                <w:sz w:val="17"/>
+              </w:rPr>
+              <w:t>Procesar por lotes y registrar velocidad.</w:t>
+            </w:r>
+          </w:p>
+        </w:tc>
+        <w:tc>
+          <w:tcPr>
+            <w:tcW w:type="dxa" w:w="3360"/>
+            <w:vAlign w:val="center"/>
+          </w:tcPr>
+          <w:p>
+            <w:r/>
+            <w:r>
+              <w:rPr>
+                <w:b w:val="0"/>
+                <w:sz w:val="17"/>
+              </w:rPr>
+              <w:t>Hasta 10000 filas por lote segun validacion.</w:t>
+            </w:r>
+          </w:p>
+        </w:tc>
+      </w:tr>
+      <w:tr>
+        <w:tc>
+          <w:tcPr>
+            <w:tcW w:type="dxa" w:w="3360"/>
+            <w:vAlign w:val="center"/>
+          </w:tcPr>
+          <w:p>
+            <w:r/>
+            <w:r>
+              <w:rPr>
+                <w:b w:val="0"/>
+                <w:sz w:val="17"/>
+              </w:rPr>
+              <w:t>Disponibilidad</w:t>
+            </w:r>
+          </w:p>
+        </w:tc>
+        <w:tc>
+          <w:tcPr>
+            <w:tcW w:type="dxa" w:w="3360"/>
+            <w:vAlign w:val="center"/>
+          </w:tcPr>
+          <w:p>
+            <w:r/>
+            <w:r>
+              <w:rPr>
+                <w:b w:val="0"/>
+                <w:sz w:val="17"/>
+              </w:rPr>
+              <w:t>Exponer health check /api/status.</w:t>
+            </w:r>
+          </w:p>
+        </w:tc>
+        <w:tc>
+          <w:tcPr>
+            <w:tcW w:type="dxa" w:w="3360"/>
+            <w:vAlign w:val="center"/>
+          </w:tcPr>
+          <w:p>
+            <w:r/>
+            <w:r>
+              <w:rPr>
+                <w:b w:val="0"/>
+                <w:sz w:val="17"/>
+              </w:rPr>
+              <w:t>Respuesta status ok con timestamp.</w:t>
+            </w:r>
+          </w:p>
+        </w:tc>
+      </w:tr>
+      <w:tr>
+        <w:tc>
+          <w:tcPr>
+            <w:tcW w:type="dxa" w:w="3360"/>
+            <w:vAlign w:val="center"/>
+          </w:tcPr>
+          <w:p>
+            <w:r/>
+            <w:r>
+              <w:rPr>
+                <w:b w:val="0"/>
+                <w:sz w:val="17"/>
+              </w:rPr>
+              <w:t>Portabilidad</w:t>
+            </w:r>
+          </w:p>
+        </w:tc>
+        <w:tc>
+          <w:tcPr>
+            <w:tcW w:type="dxa" w:w="3360"/>
+            <w:vAlign w:val="center"/>
+          </w:tcPr>
+          <w:p>
+            <w:r/>
+            <w:r>
+              <w:rPr>
+                <w:b w:val="0"/>
+                <w:sz w:val="17"/>
+              </w:rPr>
+              <w:t>Ejecutar con Node.js 20 y npm.</w:t>
+            </w:r>
+          </w:p>
+        </w:tc>
+        <w:tc>
+          <w:tcPr>
+            <w:tcW w:type="dxa" w:w="3360"/>
+            <w:vAlign w:val="center"/>
+          </w:tcPr>
+          <w:p>
+            <w:r/>
+            <w:r>
+              <w:rPr>
+                <w:b w:val="0"/>
+                <w:sz w:val="17"/>
+              </w:rPr>
+              <w:t>Scripts install/dev/build disponibles.</w:t>
+            </w:r>
+          </w:p>
+        </w:tc>
+      </w:tr>
+      <w:tr>
+        <w:tc>
+          <w:tcPr>
+            <w:tcW w:type="dxa" w:w="3360"/>
+            <w:vAlign w:val="center"/>
+          </w:tcPr>
+          <w:p>
+            <w:r/>
+            <w:r>
+              <w:rPr>
+                <w:b w:val="0"/>
+                <w:sz w:val="17"/>
+              </w:rPr>
+              <w:t>Mantenibilidad</w:t>
+            </w:r>
+          </w:p>
+        </w:tc>
+        <w:tc>
+          <w:tcPr>
+            <w:tcW w:type="dxa" w:w="3360"/>
+            <w:vAlign w:val="center"/>
+          </w:tcPr>
+          <w:p>
+            <w:r/>
+            <w:r>
+              <w:rPr>
+                <w:b w:val="0"/>
+                <w:sz w:val="17"/>
+              </w:rPr>
+              <w:t>Separar rutas, servicios, adaptadores y frontend.</w:t>
+            </w:r>
+          </w:p>
+        </w:tc>
+        <w:tc>
+          <w:tcPr>
+            <w:tcW w:type="dxa" w:w="3360"/>
+            <w:vAlign w:val="center"/>
+          </w:tcPr>
+          <w:p>
+            <w:r/>
+            <w:r>
+              <w:rPr>
+                <w:b w:val="0"/>
+                <w:sz w:val="17"/>
+              </w:rPr>
+              <w:t>Estructura por capas en web/.</w:t>
+            </w:r>
+          </w:p>
+        </w:tc>
+      </w:tr>
+      <w:tr>
+        <w:tc>
+          <w:tcPr>
+            <w:tcW w:type="dxa" w:w="3360"/>
+            <w:vAlign w:val="center"/>
+          </w:tcPr>
+          <w:p>
+            <w:r/>
+            <w:r>
+              <w:rPr>
+                <w:b w:val="0"/>
+                <w:sz w:val="17"/>
+              </w:rPr>
+              <w:t>Auditoria</w:t>
+            </w:r>
+          </w:p>
+        </w:tc>
+        <w:tc>
+          <w:tcPr>
+            <w:tcW w:type="dxa" w:w="3360"/>
+            <w:vAlign w:val="center"/>
+          </w:tcPr>
+          <w:p>
+            <w:r/>
+            <w:r>
+              <w:rPr>
+                <w:b w:val="0"/>
+                <w:sz w:val="17"/>
+              </w:rPr>
+              <w:t>Persistir estado, offset, errores, reintentos y reporte.</w:t>
+            </w:r>
+          </w:p>
+        </w:tc>
+        <w:tc>
+          <w:tcPr>
+            <w:tcW w:type="dxa" w:w="3360"/>
+            <w:vAlign w:val="center"/>
+          </w:tcPr>
+          <w:p>
+            <w:r/>
+            <w:r>
+              <w:rPr>
+                <w:b w:val="0"/>
+                <w:sz w:val="17"/>
+              </w:rPr>
+              <w:t>Tabla replications.</w:t>
+            </w:r>
+          </w:p>
+        </w:tc>
+      </w:tr>
+      <w:tr>
+        <w:tc>
+          <w:tcPr>
+            <w:tcW w:type="dxa" w:w="3360"/>
+            <w:vAlign w:val="center"/>
+          </w:tcPr>
+          <w:p>
+            <w:r/>
+            <w:r>
+              <w:rPr>
+                <w:b w:val="0"/>
+                <w:sz w:val="17"/>
+              </w:rPr>
+              <w:t>Compatibilidad</w:t>
+            </w:r>
+          </w:p>
+        </w:tc>
+        <w:tc>
+          <w:tcPr>
+            <w:tcW w:type="dxa" w:w="3360"/>
+            <w:vAlign w:val="center"/>
+          </w:tcPr>
+          <w:p>
+            <w:r/>
+            <w:r>
+              <w:rPr>
+                <w:b w:val="0"/>
+                <w:sz w:val="17"/>
+              </w:rPr>
+              <w:t>Soportar motores y archivos indicados.</w:t>
+            </w:r>
+          </w:p>
+        </w:tc>
+        <w:tc>
+          <w:tcPr>
+            <w:tcW w:type="dxa" w:w="3360"/>
+            <w:vAlign w:val="center"/>
+          </w:tcPr>
+          <w:p>
+            <w:r/>
+            <w:r>
+              <w:rPr>
+                <w:b w:val="0"/>
+                <w:sz w:val="17"/>
+              </w:rPr>
+              <w:t>Adaptadores y fileCatalog.</w:t>
+            </w:r>
+          </w:p>
+        </w:tc>
+      </w:tr>
+    </w:tbl>
+    <w:p/>
+    <w:p>
+      <w:pPr>
+        <w:pStyle w:val="Heading1"/>
+      </w:pPr>
+      <w:r>
+        <w:rPr>
+          <w:rFonts w:ascii="Arial" w:hAnsi="Arial"/>
+          <w:sz w:val="20"/>
+        </w:rPr>
+        <w:t>5. Reglas de negocio</w:t>
+      </w:r>
+    </w:p>
+    <w:tbl>
+      <w:tblPr>
+        <w:tblStyle w:val="TableGrid"/>
+        <w:tblW w:type="auto" w:w="0"/>
+        <w:jc w:val="center"/>
+        <w:tblLook w:firstColumn="1" w:firstRow="1" w:lastColumn="0" w:lastRow="0" w:noHBand="0" w:noVBand="1" w:val="04A0"/>
+      </w:tblPr>
+      <w:tblGrid>
+        <w:gridCol w:w="5040"/>
+        <w:gridCol w:w="5040"/>
+      </w:tblGrid>
+      <w:tr>
+        <w:tc>
+          <w:tcPr>
+            <w:tcW w:type="dxa" w:w="5040"/>
+            <w:vAlign w:val="center"/>
+            <w:shd w:fill="1F4E79"/>
+          </w:tcPr>
+          <w:p>
+            <w:r/>
+            <w:r>
+              <w:rPr>
+                <w:b/>
+                <w:color w:val="FFFFFF"/>
+                <w:sz w:val="17"/>
+              </w:rPr>
+              <w:t>ID</w:t>
+            </w:r>
+          </w:p>
+        </w:tc>
+        <w:tc>
+          <w:tcPr>
+            <w:tcW w:type="dxa" w:w="5040"/>
+            <w:vAlign w:val="center"/>
+            <w:shd w:fill="1F4E79"/>
+          </w:tcPr>
+          <w:p>
+            <w:r/>
+            <w:r>
+              <w:rPr>
+                <w:b/>
+                <w:color w:val="FFFFFF"/>
+                <w:sz w:val="17"/>
+              </w:rPr>
+              <w:t>Regla</w:t>
+            </w:r>
+          </w:p>
+        </w:tc>
+      </w:tr>
+      <w:tr>
+        <w:tc>
+          <w:tcPr>
+            <w:tcW w:type="dxa" w:w="5040"/>
+            <w:vAlign w:val="center"/>
+          </w:tcPr>
+          <w:p>
+            <w:r/>
+            <w:r>
+              <w:rPr>
+                <w:b w:val="0"/>
+                <w:sz w:val="17"/>
+              </w:rPr>
+              <w:t>RN-01</w:t>
+            </w:r>
+          </w:p>
+        </w:tc>
+        <w:tc>
+          <w:tcPr>
+            <w:tcW w:type="dxa" w:w="5040"/>
+            <w:vAlign w:val="center"/>
+          </w:tcPr>
+          <w:p>
+            <w:r/>
+            <w:r>
+              <w:rPr>
+                <w:b w:val="0"/>
+                <w:sz w:val="17"/>
+              </w:rPr>
+              <w:t>Un usuario solo puede acceder a configuraciones y catalogos asociados a su user_id.</w:t>
+            </w:r>
+          </w:p>
+        </w:tc>
+      </w:tr>
+      <w:tr>
+        <w:tc>
+          <w:tcPr>
+            <w:tcW w:type="dxa" w:w="5040"/>
+            <w:vAlign w:val="center"/>
+          </w:tcPr>
+          <w:p>
+            <w:r/>
+            <w:r>
+              <w:rPr>
+                <w:b w:val="0"/>
+                <w:sz w:val="17"/>
+              </w:rPr>
+              <w:t>RN-02</w:t>
+            </w:r>
+          </w:p>
+        </w:tc>
+        <w:tc>
+          <w:tcPr>
+            <w:tcW w:type="dxa" w:w="5040"/>
+            <w:vAlign w:val="center"/>
+          </w:tcPr>
+          <w:p>
+            <w:r/>
+            <w:r>
+              <w:rPr>
+                <w:b w:val="0"/>
+                <w:sz w:val="17"/>
+              </w:rPr>
+              <w:t>No se permite replicar una tabla sobre si misma cuando origen y destino son la misma configuracion.</w:t>
+            </w:r>
+          </w:p>
+        </w:tc>
+      </w:tr>
+      <w:tr>
+        <w:tc>
+          <w:tcPr>
+            <w:tcW w:type="dxa" w:w="5040"/>
+            <w:vAlign w:val="center"/>
+          </w:tcPr>
+          <w:p>
+            <w:r/>
+            <w:r>
+              <w:rPr>
+                <w:b w:val="0"/>
+                <w:sz w:val="17"/>
+              </w:rPr>
+              <w:t>RN-03</w:t>
+            </w:r>
+          </w:p>
+        </w:tc>
+        <w:tc>
+          <w:tcPr>
+            <w:tcW w:type="dxa" w:w="5040"/>
+            <w:vAlign w:val="center"/>
+          </w:tcPr>
+          <w:p>
+            <w:r/>
+            <w:r>
+              <w:rPr>
+                <w:b w:val="0"/>
+                <w:sz w:val="17"/>
+              </w:rPr>
+              <w:t>Upsert requiere clave primaria detectada en el esquema destino.</w:t>
+            </w:r>
+          </w:p>
+        </w:tc>
+      </w:tr>
+      <w:tr>
+        <w:tc>
+          <w:tcPr>
+            <w:tcW w:type="dxa" w:w="5040"/>
+            <w:vAlign w:val="center"/>
+          </w:tcPr>
+          <w:p>
+            <w:r/>
+            <w:r>
+              <w:rPr>
+                <w:b w:val="0"/>
+                <w:sz w:val="17"/>
+              </w:rPr>
+              <w:t>RN-04</w:t>
+            </w:r>
+          </w:p>
+        </w:tc>
+        <w:tc>
+          <w:tcPr>
+            <w:tcW w:type="dxa" w:w="5040"/>
+            <w:vAlign w:val="center"/>
+          </w:tcPr>
+          <w:p>
+            <w:r/>
+            <w:r>
+              <w:rPr>
+                <w:b w:val="0"/>
+                <w:sz w:val="17"/>
+              </w:rPr>
+              <w:t>Los archivos importados deben tener extension compatible con el motor seleccionado.</w:t>
+            </w:r>
+          </w:p>
+        </w:tc>
+      </w:tr>
+      <w:tr>
+        <w:tc>
+          <w:tcPr>
+            <w:tcW w:type="dxa" w:w="5040"/>
+            <w:vAlign w:val="center"/>
+          </w:tcPr>
+          <w:p>
+            <w:r/>
+            <w:r>
+              <w:rPr>
+                <w:b w:val="0"/>
+                <w:sz w:val="17"/>
+              </w:rPr>
+              <w:t>RN-05</w:t>
+            </w:r>
+          </w:p>
+        </w:tc>
+        <w:tc>
+          <w:tcPr>
+            <w:tcW w:type="dxa" w:w="5040"/>
+            <w:vAlign w:val="center"/>
+          </w:tcPr>
+          <w:p>
+            <w:r/>
+            <w:r>
+              <w:rPr>
+                <w:b w:val="0"/>
+                <w:sz w:val="17"/>
+              </w:rPr>
+              <w:t>Los respaldos .bak solo se aceptan si las variables SQLSERVER_RESTORE_* estan configuradas.</w:t>
+            </w:r>
+          </w:p>
+        </w:tc>
+      </w:tr>
+      <w:tr>
+        <w:tc>
+          <w:tcPr>
+            <w:tcW w:type="dxa" w:w="5040"/>
+            <w:vAlign w:val="center"/>
+          </w:tcPr>
+          <w:p>
+            <w:r/>
+            <w:r>
+              <w:rPr>
+                <w:b w:val="0"/>
+                <w:sz w:val="17"/>
+              </w:rPr>
+              <w:t>RN-06</w:t>
+            </w:r>
+          </w:p>
+        </w:tc>
+        <w:tc>
+          <w:tcPr>
+            <w:tcW w:type="dxa" w:w="5040"/>
+            <w:vAlign w:val="center"/>
+          </w:tcPr>
+          <w:p>
+            <w:r/>
+            <w:r>
+              <w:rPr>
+                <w:b w:val="0"/>
+                <w:sz w:val="17"/>
+              </w:rPr>
+              <w:t>Las configuraciones expiran y se limpian automaticamente despues de 24 horas.</w:t>
+            </w:r>
+          </w:p>
+        </w:tc>
+      </w:tr>
+    </w:tbl>
+    <w:p/>
+    <w:p>
+      <w:pPr>
+        <w:pStyle w:val="Heading1"/>
+      </w:pPr>
+      <w:r>
+        <w:rPr>
+          <w:rFonts w:ascii="Arial" w:hAnsi="Arial"/>
+          <w:sz w:val="20"/>
+        </w:rPr>
+        <w:t>6. Matriz de trazabilidad</w:t>
+      </w:r>
+    </w:p>
+    <w:tbl>
+      <w:tblPr>
+        <w:tblStyle w:val="TableGrid"/>
+        <w:tblW w:type="auto" w:w="0"/>
+        <w:jc w:val="center"/>
+        <w:tblLook w:firstColumn="1" w:firstRow="1" w:lastColumn="0" w:lastRow="0" w:noHBand="0" w:noVBand="1" w:val="04A0"/>
+      </w:tblPr>
+      <w:tblGrid>
+        <w:gridCol w:w="3360"/>
+        <w:gridCol w:w="3360"/>
+        <w:gridCol w:w="3360"/>
+      </w:tblGrid>
+      <w:tr>
+        <w:tc>
+          <w:tcPr>
+            <w:tcW w:type="dxa" w:w="3360"/>
+            <w:vAlign w:val="center"/>
+            <w:shd w:fill="1F4E79"/>
+          </w:tcPr>
+          <w:p>
+            <w:r/>
+            <w:r>
+              <w:rPr>
+                <w:b/>
+                <w:color w:val="FFFFFF"/>
+                <w:sz w:val="17"/>
+              </w:rPr>
+              <w:t>Objetivo</w:t>
+            </w:r>
+          </w:p>
+        </w:tc>
+        <w:tc>
+          <w:tcPr>
+            <w:tcW w:type="dxa" w:w="3360"/>
+            <w:vAlign w:val="center"/>
+            <w:shd w:fill="1F4E79"/>
+          </w:tcPr>
+          <w:p>
+            <w:r/>
+            <w:r>
+              <w:rPr>
+                <w:b/>
+                <w:color w:val="FFFFFF"/>
+                <w:sz w:val="17"/>
+              </w:rPr>
+              <w:t>Requerimientos relacionados</w:t>
+            </w:r>
+          </w:p>
+        </w:tc>
+        <w:tc>
+          <w:tcPr>
+            <w:tcW w:type="dxa" w:w="3360"/>
+            <w:vAlign w:val="center"/>
+            <w:shd w:fill="1F4E79"/>
+          </w:tcPr>
+          <w:p>
+            <w:r/>
+            <w:r>
+              <w:rPr>
+                <w:b/>
+                <w:color w:val="FFFFFF"/>
+                <w:sz w:val="17"/>
+              </w:rPr>
+              <w:t>Modulo</w:t>
+            </w:r>
+          </w:p>
+        </w:tc>
+      </w:tr>
+      <w:tr>
+        <w:tc>
+          <w:tcPr>
+            <w:tcW w:type="dxa" w:w="3360"/>
+            <w:vAlign w:val="center"/>
+          </w:tcPr>
+          <w:p>
+            <w:r/>
+            <w:r>
+              <w:rPr>
+                <w:b w:val="0"/>
+                <w:sz w:val="17"/>
+              </w:rPr>
+              <w:t>Importar bases heterogeneas</w:t>
+            </w:r>
+          </w:p>
+        </w:tc>
+        <w:tc>
+          <w:tcPr>
+            <w:tcW w:type="dxa" w:w="3360"/>
+            <w:vAlign w:val="center"/>
+          </w:tcPr>
+          <w:p>
+            <w:r/>
+            <w:r>
+              <w:rPr>
+                <w:b w:val="0"/>
+                <w:sz w:val="17"/>
+              </w:rPr>
+              <w:t>RF-04, RF-05, RF-16</w:t>
+            </w:r>
+          </w:p>
+        </w:tc>
+        <w:tc>
+          <w:tcPr>
+            <w:tcW w:type="dxa" w:w="3360"/>
+            <w:vAlign w:val="center"/>
+          </w:tcPr>
+          <w:p>
+            <w:r/>
+            <w:r>
+              <w:rPr>
+                <w:b w:val="0"/>
+                <w:sz w:val="17"/>
+              </w:rPr>
+              <w:t>fileCatalog, configurations</w:t>
+            </w:r>
+          </w:p>
+        </w:tc>
+      </w:tr>
+      <w:tr>
+        <w:tc>
+          <w:tcPr>
+            <w:tcW w:type="dxa" w:w="3360"/>
+            <w:vAlign w:val="center"/>
+          </w:tcPr>
+          <w:p>
+            <w:r/>
+            <w:r>
+              <w:rPr>
+                <w:b w:val="0"/>
+                <w:sz w:val="17"/>
+              </w:rPr>
+              <w:t>Replicar datos con control</w:t>
+            </w:r>
+          </w:p>
+        </w:tc>
+        <w:tc>
+          <w:tcPr>
+            <w:tcW w:type="dxa" w:w="3360"/>
+            <w:vAlign w:val="center"/>
+          </w:tcPr>
+          <w:p>
+            <w:r/>
+            <w:r>
+              <w:rPr>
+                <w:b w:val="0"/>
+                <w:sz w:val="17"/>
+              </w:rPr>
+              <w:t>RF-08 a RF-14</w:t>
+            </w:r>
+          </w:p>
+        </w:tc>
+        <w:tc>
+          <w:tcPr>
+            <w:tcW w:type="dxa" w:w="3360"/>
+            <w:vAlign w:val="center"/>
+          </w:tcPr>
+          <w:p>
+            <w:r/>
+            <w:r>
+              <w:rPr>
+                <w:b w:val="0"/>
+                <w:sz w:val="17"/>
+              </w:rPr>
+              <w:t>ReplicationPanel, replicationService</w:t>
+            </w:r>
+          </w:p>
+        </w:tc>
+      </w:tr>
+      <w:tr>
+        <w:tc>
+          <w:tcPr>
+            <w:tcW w:type="dxa" w:w="3360"/>
+            <w:vAlign w:val="center"/>
+          </w:tcPr>
+          <w:p>
+            <w:r/>
+            <w:r>
+              <w:rPr>
+                <w:b w:val="0"/>
+                <w:sz w:val="17"/>
+              </w:rPr>
+              <w:t>Asegurar trazabilidad</w:t>
+            </w:r>
+          </w:p>
+        </w:tc>
+        <w:tc>
+          <w:tcPr>
+            <w:tcW w:type="dxa" w:w="3360"/>
+            <w:vAlign w:val="center"/>
+          </w:tcPr>
+          <w:p>
+            <w:r/>
+            <w:r>
+              <w:rPr>
+                <w:b w:val="0"/>
+                <w:sz w:val="17"/>
+              </w:rPr>
+              <w:t>RF-13, RF-15, RN-01</w:t>
+            </w:r>
+          </w:p>
+        </w:tc>
+        <w:tc>
+          <w:tcPr>
+            <w:tcW w:type="dxa" w:w="3360"/>
+            <w:vAlign w:val="center"/>
+          </w:tcPr>
+          <w:p>
+            <w:r/>
+            <w:r>
+              <w:rPr>
+                <w:b w:val="0"/>
+                <w:sz w:val="17"/>
+              </w:rPr>
+              <w:t>replications table</w:t>
+            </w:r>
+          </w:p>
+        </w:tc>
+      </w:tr>
+      <w:tr>
+        <w:tc>
+          <w:tcPr>
+            <w:tcW w:type="dxa" w:w="3360"/>
+            <w:vAlign w:val="center"/>
+          </w:tcPr>
+          <w:p>
+            <w:r/>
+            <w:r>
+              <w:rPr>
+                <w:b w:val="0"/>
+                <w:sz w:val="17"/>
+              </w:rPr>
+              <w:t>Proteger informacion</w:t>
+            </w:r>
+          </w:p>
+        </w:tc>
+        <w:tc>
+          <w:tcPr>
+            <w:tcW w:type="dxa" w:w="3360"/>
+            <w:vAlign w:val="center"/>
+          </w:tcPr>
+          <w:p>
+            <w:r/>
+            <w:r>
+              <w:rPr>
+                <w:b w:val="0"/>
+                <w:sz w:val="17"/>
+              </w:rPr>
+              <w:t>RF-02, RF-03, RN-01</w:t>
+            </w:r>
+          </w:p>
+        </w:tc>
+        <w:tc>
+          <w:tcPr>
+            <w:tcW w:type="dxa" w:w="3360"/>
+            <w:vAlign w:val="center"/>
+          </w:tcPr>
+          <w:p>
+            <w:r/>
+            <w:r>
+              <w:rPr>
+                <w:b w:val="0"/>
+                <w:sz w:val="17"/>
+              </w:rPr>
+              <w:t>auth, role, encryption</w:t>
+            </w:r>
+          </w:p>
+        </w:tc>
+      </w:tr>
+      <w:tr>
+        <w:tc>
+          <w:tcPr>
+            <w:tcW w:type="dxa" w:w="3360"/>
+            <w:vAlign w:val="center"/>
+          </w:tcPr>
+          <w:p>
+            <w:r/>
+            <w:r>
+              <w:rPr>
+                <w:b w:val="0"/>
+                <w:sz w:val="17"/>
+              </w:rPr>
+              <w:t>Facilitar evaluacion</w:t>
+            </w:r>
+          </w:p>
+        </w:tc>
+        <w:tc>
+          <w:tcPr>
+            <w:tcW w:type="dxa" w:w="3360"/>
+            <w:vAlign w:val="center"/>
+          </w:tcPr>
+          <w:p>
+            <w:r/>
+            <w:r>
+              <w:rPr>
+                <w:b w:val="0"/>
+                <w:sz w:val="17"/>
+              </w:rPr>
+              <w:t>RF-18 y documentos FD</w:t>
+            </w:r>
+          </w:p>
+        </w:tc>
+        <w:tc>
+          <w:tcPr>
+            <w:tcW w:type="dxa" w:w="3360"/>
+            <w:vAlign w:val="center"/>
+          </w:tcPr>
+          <w:p>
+            <w:r/>
+            <w:r>
+              <w:rPr>
+                <w:b w:val="0"/>
+                <w:sz w:val="17"/>
+              </w:rPr>
+              <w:t>chatbox, vscode-extension, docs</w:t>
+            </w:r>
+          </w:p>
+        </w:tc>
+      </w:tr>
+    </w:tbl>
+    <w:p/>
+    <w:p>
+      <w:pPr>
+        <w:pStyle w:val="Heading1"/>
+      </w:pPr>
+      <w:r>
+        <w:t>Anexo de diagramas visuales</w:t>
+      </w:r>
+    </w:p>
+    <w:p>
+      <w:r>
         <w:drawing>
           <wp:inline xmlns:a="http://schemas.openxmlformats.org/drawingml/2006/main" xmlns:pic="http://schemas.openxmlformats.org/drawingml/2006/picture">
-            <wp:extent cx="914400" cy="1167319"/>
+            <wp:extent cx="6126480" cy="3471672"/>
             <wp:docPr id="1" name="Picture 1"/>
             <wp:cNvGraphicFramePr>
               <a:graphicFrameLocks noChangeAspect="1"/>
@@ -18,7 +3243,7 @@
               <a:graphicData uri="http://schemas.openxmlformats.org/drawingml/2006/picture">
                 <pic:pic>
                   <pic:nvPicPr>
-                    <pic:cNvPr id="0" name="logo-upt.png"/>
+                    <pic:cNvPr id="0" name="image.png"/>
                     <pic:cNvPicPr/>
                   </pic:nvPicPr>
                   <pic:blipFill>
@@ -30,7 +3255,7 @@
                   <pic:spPr>
                     <a:xfrm>
                       <a:off x="0" y="0"/>
-                      <a:ext cx="914400" cy="1167319"/>
+                      <a:ext cx="6126480" cy="3471672"/>
                     </a:xfrm>
                     <a:prstGeom prst="rect"/>
                   </pic:spPr>
@@ -41,1448 +3266,14 @@
         </w:drawing>
       </w:r>
     </w:p>
-    <w:p>
-      <w:pPr>
-        <w:jc w:val="center"/>
-      </w:pPr>
-      <w:r>
-        <w:rPr>
-          <w:b/>
-          <w:sz w:val="26"/>
-        </w:rPr>
-        <w:t>UNIVERSIDAD PRIVADA DE TACNA</w:t>
-      </w:r>
-    </w:p>
-    <w:p>
-      <w:pPr>
-        <w:jc w:val="center"/>
-      </w:pPr>
-      <w:r>
-        <w:rPr>
-          <w:b/>
-          <w:sz w:val="24"/>
-        </w:rPr>
-        <w:t>FACULTAD DE INGENIERIA</w:t>
-      </w:r>
-    </w:p>
-    <w:p>
-      <w:pPr>
-        <w:jc w:val="center"/>
-      </w:pPr>
-      <w:r>
-        <w:rPr>
-          <w:b/>
-          <w:sz w:val="22"/>
-        </w:rPr>
-        <w:t>Escuela Profesional de Ingenieria de Sistemas</w:t>
-      </w:r>
-    </w:p>
-    <w:p/>
-    <w:p>
-      <w:pPr>
-        <w:jc w:val="center"/>
-      </w:pPr>
-      <w:r>
-        <w:rPr>
-          <w:b/>
-          <w:color w:val="1F4E79"/>
-          <w:sz w:val="36"/>
-        </w:rPr>
-        <w:t>Drop Nexus - Replicador de Datos entre Bases de Datos</w:t>
-      </w:r>
-    </w:p>
-    <w:p>
-      <w:pPr>
-        <w:jc w:val="center"/>
-      </w:pPr>
-      <w:r>
-        <w:rPr>
-          <w:b/>
-          <w:sz w:val="30"/>
-        </w:rPr>
-        <w:t>FD03 - Especificacion de Requerimientos</w:t>
-      </w:r>
-    </w:p>
-    <w:p/>
-    <w:p>
-      <w:pPr>
-        <w:jc w:val="center"/>
-      </w:pPr>
-      <w:r>
-        <w:rPr>
-          <w:b/>
-        </w:rPr>
-        <w:t xml:space="preserve">Curso: </w:t>
-      </w:r>
-      <w:r>
-        <w:t>SI783 - Proyecto de Sistemas</w:t>
-      </w:r>
-    </w:p>
-    <w:p>
-      <w:pPr>
-        <w:jc w:val="center"/>
-      </w:pPr>
-      <w:r>
-        <w:rPr>
-          <w:b/>
-        </w:rPr>
-        <w:t xml:space="preserve">Integrantes: </w:t>
-      </w:r>
-      <w:r>
-        <w:t>Equipo del proyecto</w:t>
-      </w:r>
-    </w:p>
-    <w:p>
-      <w:pPr>
-        <w:jc w:val="center"/>
-      </w:pPr>
-      <w:r>
-        <w:rPr>
-          <w:b/>
-        </w:rPr>
-        <w:t xml:space="preserve">Version: </w:t>
-      </w:r>
-      <w:r>
-        <w:t>1.0</w:t>
-      </w:r>
-    </w:p>
-    <w:p>
-      <w:pPr>
-        <w:jc w:val="center"/>
-      </w:pPr>
-      <w:r>
-        <w:rPr>
-          <w:b/>
-        </w:rPr>
-        <w:t xml:space="preserve">Fecha: </w:t>
-      </w:r>
-      <w:r>
-        <w:t>04/07/2026</w:t>
-      </w:r>
-    </w:p>
-    <w:p>
-      <w:pPr>
-        <w:jc w:val="center"/>
-      </w:pPr>
-      <w:r>
-        <w:rPr>
-          <w:b/>
-        </w:rPr>
-        <w:t xml:space="preserve">Ubicacion del aplicativo: </w:t>
-      </w:r>
-      <w:r>
-        <w:t>Carpeta web/ del repositorio local</w:t>
-      </w:r>
-    </w:p>
-    <w:p>
-      <w:pPr>
-        <w:jc w:val="center"/>
-      </w:pPr>
-      <w:r>
-        <w:rPr>
-          <w:b/>
-        </w:rPr>
-        <w:t>Tacna - Peru</w:t>
-      </w:r>
-    </w:p>
-    <w:p>
-      <w:r>
-        <w:br w:type="page"/>
-      </w:r>
-    </w:p>
-    <w:p>
-      <w:pPr>
-        <w:pStyle w:val="Heading1"/>
-      </w:pPr>
-      <w:r>
-        <w:t>Control de versiones</w:t>
-      </w:r>
-    </w:p>
-    <w:tbl>
-      <w:tblPr>
-        <w:tblStyle w:val="TableGrid"/>
-        <w:tblW w:type="auto" w:w="0"/>
-        <w:jc w:val="center"/>
-        <w:tblLayout w:type="fixed"/>
-        <w:tblLook w:firstColumn="1" w:firstRow="1" w:lastColumn="0" w:lastRow="0" w:noHBand="0" w:noVBand="1" w:val="04A0"/>
-      </w:tblPr>
-      <w:tblGrid>
-        <w:gridCol w:w="1632"/>
-        <w:gridCol w:w="1632"/>
-        <w:gridCol w:w="1632"/>
-        <w:gridCol w:w="1632"/>
-        <w:gridCol w:w="1632"/>
-        <w:gridCol w:w="1632"/>
-      </w:tblGrid>
-      <w:tr>
-        <w:tc>
-          <w:tcPr>
-            <w:tcW w:type="dxa" w:w="1080"/>
-            <w:shd w:fill="E8EEF5"/>
-            <w:vAlign w:val="center"/>
-          </w:tcPr>
-          <w:p>
-            <w:pPr>
-              <w:spacing w:after="40"/>
-            </w:pPr>
-            <w:r>
-              <w:rPr>
-                <w:b/>
-              </w:rPr>
-              <w:t>Version</w:t>
-            </w:r>
-          </w:p>
-        </w:tc>
-        <w:tc>
-          <w:tcPr>
-            <w:tcW w:type="dxa" w:w="1800"/>
-            <w:shd w:fill="E8EEF5"/>
-            <w:vAlign w:val="center"/>
-          </w:tcPr>
-          <w:p>
-            <w:pPr>
-              <w:spacing w:after="40"/>
-            </w:pPr>
-            <w:r>
-              <w:rPr>
-                <w:b/>
-              </w:rPr>
-              <w:t>Hecha por</w:t>
-            </w:r>
-          </w:p>
-        </w:tc>
-        <w:tc>
-          <w:tcPr>
-            <w:tcW w:type="dxa" w:w="1800"/>
-            <w:shd w:fill="E8EEF5"/>
-            <w:vAlign w:val="center"/>
-          </w:tcPr>
-          <w:p>
-            <w:pPr>
-              <w:spacing w:after="40"/>
-            </w:pPr>
-            <w:r>
-              <w:rPr>
-                <w:b/>
-              </w:rPr>
-              <w:t>Revisada por</w:t>
-            </w:r>
-          </w:p>
-        </w:tc>
-        <w:tc>
-          <w:tcPr>
-            <w:tcW w:type="dxa" w:w="1800"/>
-            <w:shd w:fill="E8EEF5"/>
-            <w:vAlign w:val="center"/>
-          </w:tcPr>
-          <w:p>
-            <w:pPr>
-              <w:spacing w:after="40"/>
-            </w:pPr>
-            <w:r>
-              <w:rPr>
-                <w:b/>
-              </w:rPr>
-              <w:t>Aprobada por</w:t>
-            </w:r>
-          </w:p>
-        </w:tc>
-        <w:tc>
-          <w:tcPr>
-            <w:tcW w:type="dxa" w:w="1296"/>
-            <w:shd w:fill="E8EEF5"/>
-            <w:vAlign w:val="center"/>
-          </w:tcPr>
-          <w:p>
-            <w:pPr>
-              <w:spacing w:after="40"/>
-            </w:pPr>
-            <w:r>
-              <w:rPr>
-                <w:b/>
-              </w:rPr>
-              <w:t>Fecha</w:t>
-            </w:r>
-          </w:p>
-        </w:tc>
-        <w:tc>
-          <w:tcPr>
-            <w:tcW w:type="dxa" w:w="2951"/>
-            <w:shd w:fill="E8EEF5"/>
-            <w:vAlign w:val="center"/>
-          </w:tcPr>
-          <w:p>
-            <w:pPr>
-              <w:spacing w:after="40"/>
-            </w:pPr>
-            <w:r>
-              <w:rPr>
-                <w:b/>
-              </w:rPr>
-              <w:t>Motivo</w:t>
-            </w:r>
-          </w:p>
-        </w:tc>
-      </w:tr>
-      <w:tr>
-        <w:tc>
-          <w:tcPr>
-            <w:tcW w:type="dxa" w:w="1080"/>
-            <w:vAlign w:val="center"/>
-          </w:tcPr>
-          <w:p>
-            <w:pPr>
-              <w:spacing w:after="40"/>
-            </w:pPr>
-            <w:r>
-              <w:t>1.0</w:t>
-            </w:r>
-          </w:p>
-        </w:tc>
-        <w:tc>
-          <w:tcPr>
-            <w:tcW w:type="dxa" w:w="1800"/>
-            <w:vAlign w:val="center"/>
-          </w:tcPr>
-          <w:p>
-            <w:pPr>
-              <w:spacing w:after="40"/>
-            </w:pPr>
-            <w:r>
-              <w:t>Equipo del proyecto</w:t>
-            </w:r>
-          </w:p>
-        </w:tc>
-        <w:tc>
-          <w:tcPr>
-            <w:tcW w:type="dxa" w:w="1800"/>
-            <w:vAlign w:val="center"/>
-          </w:tcPr>
-          <w:p>
-            <w:pPr>
-              <w:spacing w:after="40"/>
-            </w:pPr>
-            <w:r>
-              <w:t>Pendiente</w:t>
-            </w:r>
-          </w:p>
-        </w:tc>
-        <w:tc>
-          <w:tcPr>
-            <w:tcW w:type="dxa" w:w="1800"/>
-            <w:vAlign w:val="center"/>
-          </w:tcPr>
-          <w:p>
-            <w:pPr>
-              <w:spacing w:after="40"/>
-            </w:pPr>
-            <w:r>
-              <w:t>Pendiente</w:t>
-            </w:r>
-          </w:p>
-        </w:tc>
-        <w:tc>
-          <w:tcPr>
-            <w:tcW w:type="dxa" w:w="1296"/>
-            <w:vAlign w:val="center"/>
-          </w:tcPr>
-          <w:p>
-            <w:pPr>
-              <w:spacing w:after="40"/>
-            </w:pPr>
-            <w:r>
-              <w:t>04/07/2026</w:t>
-            </w:r>
-          </w:p>
-        </w:tc>
-        <w:tc>
-          <w:tcPr>
-            <w:tcW w:type="dxa" w:w="2951"/>
-            <w:vAlign w:val="center"/>
-          </w:tcPr>
-          <w:p>
-            <w:pPr>
-              <w:spacing w:after="40"/>
-            </w:pPr>
-            <w:r>
-              <w:t>Adaptacion del documento FD03 - Especificacion de Requerimientos a la app implementada</w:t>
-            </w:r>
-          </w:p>
-        </w:tc>
-      </w:tr>
-    </w:tbl>
-    <w:p>
-      <w:pPr>
-        <w:pStyle w:val="Heading1"/>
-      </w:pPr>
-      <w:r>
-        <w:t>1. Alcance del sistema</w:t>
-      </w:r>
-    </w:p>
-    <w:p>
-      <w:r>
-        <w:t>El sistema cubre la gestion de usuarios, configuracion de bases, importacion de archivos, replicacion de datos, monitoreo de ejecuciones y descarga de bases modificadas.</w:t>
-      </w:r>
-    </w:p>
-    <w:p>
-      <w:pPr>
-        <w:pStyle w:val="Heading1"/>
-      </w:pPr>
-      <w:r>
-        <w:t>2. Actores</w:t>
-      </w:r>
-    </w:p>
-    <w:tbl>
-      <w:tblPr>
-        <w:tblStyle w:val="TableGrid"/>
-        <w:tblW w:type="auto" w:w="0"/>
-        <w:jc w:val="center"/>
-        <w:tblLayout w:type="fixed"/>
-        <w:tblLook w:firstColumn="1" w:firstRow="1" w:lastColumn="0" w:lastRow="0" w:noHBand="0" w:noVBand="1" w:val="04A0"/>
-      </w:tblPr>
-      <w:tblGrid>
-        <w:gridCol w:w="4896"/>
-        <w:gridCol w:w="4896"/>
-      </w:tblGrid>
-      <w:tr>
-        <w:tc>
-          <w:tcPr>
-            <w:tcW w:type="dxa" w:w="2592"/>
-            <w:shd w:fill="E8EEF5"/>
-            <w:vAlign w:val="center"/>
-          </w:tcPr>
-          <w:p>
-            <w:pPr>
-              <w:spacing w:after="40"/>
-            </w:pPr>
-            <w:r>
-              <w:rPr>
-                <w:b/>
-              </w:rPr>
-              <w:t>Actor</w:t>
-            </w:r>
-          </w:p>
-        </w:tc>
-        <w:tc>
-          <w:tcPr>
-            <w:tcW w:type="dxa" w:w="6768"/>
-            <w:shd w:fill="E8EEF5"/>
-            <w:vAlign w:val="center"/>
-          </w:tcPr>
-          <w:p>
-            <w:pPr>
-              <w:spacing w:after="40"/>
-            </w:pPr>
-            <w:r>
-              <w:rPr>
-                <w:b/>
-              </w:rPr>
-              <w:t>Responsabilidad</w:t>
-            </w:r>
-          </w:p>
-        </w:tc>
-      </w:tr>
-      <w:tr>
-        <w:tc>
-          <w:tcPr>
-            <w:tcW w:type="dxa" w:w="2592"/>
-            <w:vAlign w:val="center"/>
-          </w:tcPr>
-          <w:p>
-            <w:pPr>
-              <w:spacing w:after="40"/>
-            </w:pPr>
-            <w:r>
-              <w:t>Usuario autenticado</w:t>
-            </w:r>
-          </w:p>
-        </w:tc>
-        <w:tc>
-          <w:tcPr>
-            <w:tcW w:type="dxa" w:w="6768"/>
-            <w:vAlign w:val="center"/>
-          </w:tcPr>
-          <w:p>
-            <w:pPr>
-              <w:spacing w:after="40"/>
-            </w:pPr>
-            <w:r>
-              <w:t>Crear configuraciones, subir archivos, mapear datos, ejecutar replicas y descargar resultados.</w:t>
-            </w:r>
-          </w:p>
-        </w:tc>
-      </w:tr>
-      <w:tr>
-        <w:tc>
-          <w:tcPr>
-            <w:tcW w:type="dxa" w:w="2592"/>
-            <w:vAlign w:val="center"/>
-          </w:tcPr>
-          <w:p>
-            <w:pPr>
-              <w:spacing w:after="40"/>
-            </w:pPr>
-            <w:r>
-              <w:t>Administrador</w:t>
-            </w:r>
-          </w:p>
-        </w:tc>
-        <w:tc>
-          <w:tcPr>
-            <w:tcW w:type="dxa" w:w="6768"/>
-            <w:vAlign w:val="center"/>
-          </w:tcPr>
-          <w:p>
-            <w:pPr>
-              <w:spacing w:after="40"/>
-            </w:pPr>
-            <w:r>
-              <w:t>Gestionar usuarios y revisar informacion general sin acceder a contrasenas externas.</w:t>
-            </w:r>
-          </w:p>
-        </w:tc>
-      </w:tr>
-      <w:tr>
-        <w:tc>
-          <w:tcPr>
-            <w:tcW w:type="dxa" w:w="2592"/>
-            <w:vAlign w:val="center"/>
-          </w:tcPr>
-          <w:p>
-            <w:pPr>
-              <w:spacing w:after="40"/>
-            </w:pPr>
-            <w:r>
-              <w:t>Servicio backend</w:t>
-            </w:r>
-          </w:p>
-        </w:tc>
-        <w:tc>
-          <w:tcPr>
-            <w:tcW w:type="dxa" w:w="6768"/>
-            <w:vAlign w:val="center"/>
-          </w:tcPr>
-          <w:p>
-            <w:pPr>
-              <w:spacing w:after="40"/>
-            </w:pPr>
-            <w:r>
-              <w:t>Validar, importar, cifrar, replicar, persistir progreso y exponer API segura.</w:t>
-            </w:r>
-          </w:p>
-        </w:tc>
-      </w:tr>
-      <w:tr>
-        <w:tc>
-          <w:tcPr>
-            <w:tcW w:type="dxa" w:w="2592"/>
-            <w:vAlign w:val="center"/>
-          </w:tcPr>
-          <w:p>
-            <w:pPr>
-              <w:spacing w:after="40"/>
-            </w:pPr>
-            <w:r>
-              <w:t>Motor externo</w:t>
-            </w:r>
-          </w:p>
-        </w:tc>
-        <w:tc>
-          <w:tcPr>
-            <w:tcW w:type="dxa" w:w="6768"/>
-            <w:vAlign w:val="center"/>
-          </w:tcPr>
-          <w:p>
-            <w:pPr>
-              <w:spacing w:after="40"/>
-            </w:pPr>
-            <w:r>
-              <w:t>Actuar como origen o destino de datos segun la configuracion del usuario.</w:t>
-            </w:r>
-          </w:p>
-        </w:tc>
-      </w:tr>
-    </w:tbl>
-    <w:p>
-      <w:pPr>
-        <w:pStyle w:val="Heading1"/>
-      </w:pPr>
-      <w:r>
-        <w:t>3. Requerimientos funcionales</w:t>
-      </w:r>
-    </w:p>
-    <w:tbl>
-      <w:tblPr>
-        <w:tblStyle w:val="TableGrid"/>
-        <w:tblW w:type="auto" w:w="0"/>
-        <w:jc w:val="center"/>
-        <w:tblLayout w:type="fixed"/>
-        <w:tblLook w:firstColumn="1" w:firstRow="1" w:lastColumn="0" w:lastRow="0" w:noHBand="0" w:noVBand="1" w:val="04A0"/>
-      </w:tblPr>
-      <w:tblGrid>
-        <w:gridCol w:w="3264"/>
-        <w:gridCol w:w="3264"/>
-        <w:gridCol w:w="3264"/>
-      </w:tblGrid>
-      <w:tr>
-        <w:tc>
-          <w:tcPr>
-            <w:tcW w:type="dxa" w:w="864"/>
-            <w:shd w:fill="E8EEF5"/>
-            <w:vAlign w:val="center"/>
-          </w:tcPr>
-          <w:p>
-            <w:pPr>
-              <w:spacing w:after="40"/>
-            </w:pPr>
-            <w:r>
-              <w:rPr>
-                <w:b/>
-              </w:rPr>
-              <w:t>ID</w:t>
-            </w:r>
-          </w:p>
-        </w:tc>
-        <w:tc>
-          <w:tcPr>
-            <w:tcW w:type="dxa" w:w="7128"/>
-            <w:shd w:fill="E8EEF5"/>
-            <w:vAlign w:val="center"/>
-          </w:tcPr>
-          <w:p>
-            <w:pPr>
-              <w:spacing w:after="40"/>
-            </w:pPr>
-            <w:r>
-              <w:rPr>
-                <w:b/>
-              </w:rPr>
-              <w:t>Requerimiento</w:t>
-            </w:r>
-          </w:p>
-        </w:tc>
-        <w:tc>
-          <w:tcPr>
-            <w:tcW w:type="dxa" w:w="1368"/>
-            <w:shd w:fill="E8EEF5"/>
-            <w:vAlign w:val="center"/>
-          </w:tcPr>
-          <w:p>
-            <w:pPr>
-              <w:spacing w:after="40"/>
-            </w:pPr>
-            <w:r>
-              <w:rPr>
-                <w:b/>
-              </w:rPr>
-              <w:t>Prioridad</w:t>
-            </w:r>
-          </w:p>
-        </w:tc>
-      </w:tr>
-      <w:tr>
-        <w:tc>
-          <w:tcPr>
-            <w:tcW w:type="dxa" w:w="864"/>
-            <w:vAlign w:val="center"/>
-          </w:tcPr>
-          <w:p>
-            <w:pPr>
-              <w:spacing w:after="40"/>
-            </w:pPr>
-            <w:r>
-              <w:t>RF-01</w:t>
-            </w:r>
-          </w:p>
-        </w:tc>
-        <w:tc>
-          <w:tcPr>
-            <w:tcW w:type="dxa" w:w="7128"/>
-            <w:vAlign w:val="center"/>
-          </w:tcPr>
-          <w:p>
-            <w:pPr>
-              <w:spacing w:after="40"/>
-            </w:pPr>
-            <w:r>
-              <w:t>Registrar e iniciar sesion de usuarios mediante credenciales seguras.</w:t>
-            </w:r>
-          </w:p>
-        </w:tc>
-        <w:tc>
-          <w:tcPr>
-            <w:tcW w:type="dxa" w:w="1368"/>
-            <w:vAlign w:val="center"/>
-          </w:tcPr>
-          <w:p>
-            <w:pPr>
-              <w:spacing w:after="40"/>
-            </w:pPr>
-            <w:r>
-              <w:t>Alta</w:t>
-            </w:r>
-          </w:p>
-        </w:tc>
-      </w:tr>
-      <w:tr>
-        <w:tc>
-          <w:tcPr>
-            <w:tcW w:type="dxa" w:w="864"/>
-            <w:vAlign w:val="center"/>
-          </w:tcPr>
-          <w:p>
-            <w:pPr>
-              <w:spacing w:after="40"/>
-            </w:pPr>
-            <w:r>
-              <w:t>RF-02</w:t>
-            </w:r>
-          </w:p>
-        </w:tc>
-        <w:tc>
-          <w:tcPr>
-            <w:tcW w:type="dxa" w:w="7128"/>
-            <w:vAlign w:val="center"/>
-          </w:tcPr>
-          <w:p>
-            <w:pPr>
-              <w:spacing w:after="40"/>
-            </w:pPr>
-            <w:r>
-              <w:t>Permitir crear configuraciones de bases por conexion o por archivo importado.</w:t>
-            </w:r>
-          </w:p>
-        </w:tc>
-        <w:tc>
-          <w:tcPr>
-            <w:tcW w:type="dxa" w:w="1368"/>
-            <w:vAlign w:val="center"/>
-          </w:tcPr>
-          <w:p>
-            <w:pPr>
-              <w:spacing w:after="40"/>
-            </w:pPr>
-            <w:r>
-              <w:t>Alta</w:t>
-            </w:r>
-          </w:p>
-        </w:tc>
-      </w:tr>
-      <w:tr>
-        <w:tc>
-          <w:tcPr>
-            <w:tcW w:type="dxa" w:w="864"/>
-            <w:vAlign w:val="center"/>
-          </w:tcPr>
-          <w:p>
-            <w:pPr>
-              <w:spacing w:after="40"/>
-            </w:pPr>
-            <w:r>
-              <w:t>RF-03</w:t>
-            </w:r>
-          </w:p>
-        </w:tc>
-        <w:tc>
-          <w:tcPr>
-            <w:tcW w:type="dxa" w:w="7128"/>
-            <w:vAlign w:val="center"/>
-          </w:tcPr>
-          <w:p>
-            <w:pPr>
-              <w:spacing w:after="40"/>
-            </w:pPr>
-            <w:r>
-              <w:t>Detectar y validar archivos .sql, .db, .sqlite, .json, .ndjson, .xlsx, .xls, .csv y .bak.</w:t>
-            </w:r>
-          </w:p>
-        </w:tc>
-        <w:tc>
-          <w:tcPr>
-            <w:tcW w:type="dxa" w:w="1368"/>
-            <w:vAlign w:val="center"/>
-          </w:tcPr>
-          <w:p>
-            <w:pPr>
-              <w:spacing w:after="40"/>
-            </w:pPr>
-            <w:r>
-              <w:t>Alta</w:t>
-            </w:r>
-          </w:p>
-        </w:tc>
-      </w:tr>
-      <w:tr>
-        <w:tc>
-          <w:tcPr>
-            <w:tcW w:type="dxa" w:w="864"/>
-            <w:vAlign w:val="center"/>
-          </w:tcPr>
-          <w:p>
-            <w:pPr>
-              <w:spacing w:after="40"/>
-            </w:pPr>
-            <w:r>
-              <w:t>RF-04</w:t>
-            </w:r>
-          </w:p>
-        </w:tc>
-        <w:tc>
-          <w:tcPr>
-            <w:tcW w:type="dxa" w:w="7128"/>
-            <w:vAlign w:val="center"/>
-          </w:tcPr>
-          <w:p>
-            <w:pPr>
-              <w:spacing w:after="40"/>
-            </w:pPr>
-            <w:r>
-              <w:t>Restaurar .bak de SQL Server cuando existan variables SQLSERVER_RESTORE_* configuradas.</w:t>
-            </w:r>
-          </w:p>
-        </w:tc>
-        <w:tc>
-          <w:tcPr>
-            <w:tcW w:type="dxa" w:w="1368"/>
-            <w:vAlign w:val="center"/>
-          </w:tcPr>
-          <w:p>
-            <w:pPr>
-              <w:spacing w:after="40"/>
-            </w:pPr>
-            <w:r>
-              <w:t>Media</w:t>
-            </w:r>
-          </w:p>
-        </w:tc>
-      </w:tr>
-      <w:tr>
-        <w:tc>
-          <w:tcPr>
-            <w:tcW w:type="dxa" w:w="864"/>
-            <w:vAlign w:val="center"/>
-          </w:tcPr>
-          <w:p>
-            <w:pPr>
-              <w:spacing w:after="40"/>
-            </w:pPr>
-            <w:r>
-              <w:t>RF-05</w:t>
-            </w:r>
-          </w:p>
-        </w:tc>
-        <w:tc>
-          <w:tcPr>
-            <w:tcW w:type="dxa" w:w="7128"/>
-            <w:vAlign w:val="center"/>
-          </w:tcPr>
-          <w:p>
-            <w:pPr>
-              <w:spacing w:after="40"/>
-            </w:pPr>
-            <w:r>
-              <w:t>Listar tablas, columnas y muestras de datos del origen.</w:t>
-            </w:r>
-          </w:p>
-        </w:tc>
-        <w:tc>
-          <w:tcPr>
-            <w:tcW w:type="dxa" w:w="1368"/>
-            <w:vAlign w:val="center"/>
-          </w:tcPr>
-          <w:p>
-            <w:pPr>
-              <w:spacing w:after="40"/>
-            </w:pPr>
-            <w:r>
-              <w:t>Alta</w:t>
-            </w:r>
-          </w:p>
-        </w:tc>
-      </w:tr>
-      <w:tr>
-        <w:tc>
-          <w:tcPr>
-            <w:tcW w:type="dxa" w:w="864"/>
-            <w:vAlign w:val="center"/>
-          </w:tcPr>
-          <w:p>
-            <w:pPr>
-              <w:spacing w:after="40"/>
-            </w:pPr>
-            <w:r>
-              <w:t>RF-06</w:t>
-            </w:r>
-          </w:p>
-        </w:tc>
-        <w:tc>
-          <w:tcPr>
-            <w:tcW w:type="dxa" w:w="7128"/>
-            <w:vAlign w:val="center"/>
-          </w:tcPr>
-          <w:p>
-            <w:pPr>
-              <w:spacing w:after="40"/>
-            </w:pPr>
-            <w:r>
-              <w:t>Permitir seleccionar tablas y mapear columnas hacia el destino.</w:t>
-            </w:r>
-          </w:p>
-        </w:tc>
-        <w:tc>
-          <w:tcPr>
-            <w:tcW w:type="dxa" w:w="1368"/>
-            <w:vAlign w:val="center"/>
-          </w:tcPr>
-          <w:p>
-            <w:pPr>
-              <w:spacing w:after="40"/>
-            </w:pPr>
-            <w:r>
-              <w:t>Alta</w:t>
-            </w:r>
-          </w:p>
-        </w:tc>
-      </w:tr>
-      <w:tr>
-        <w:tc>
-          <w:tcPr>
-            <w:tcW w:type="dxa" w:w="864"/>
-            <w:vAlign w:val="center"/>
-          </w:tcPr>
-          <w:p>
-            <w:pPr>
-              <w:spacing w:after="40"/>
-            </w:pPr>
-            <w:r>
-              <w:t>RF-07</w:t>
-            </w:r>
-          </w:p>
-        </w:tc>
-        <w:tc>
-          <w:tcPr>
-            <w:tcW w:type="dxa" w:w="7128"/>
-            <w:vAlign w:val="center"/>
-          </w:tcPr>
-          <w:p>
-            <w:pPr>
-              <w:spacing w:after="40"/>
-            </w:pPr>
-            <w:r>
-              <w:t>Ejecutar replicas por lotes con modos insertar, upsert, reemplazar y recargar.</w:t>
-            </w:r>
-          </w:p>
-        </w:tc>
-        <w:tc>
-          <w:tcPr>
-            <w:tcW w:type="dxa" w:w="1368"/>
-            <w:vAlign w:val="center"/>
-          </w:tcPr>
-          <w:p>
-            <w:pPr>
-              <w:spacing w:after="40"/>
-            </w:pPr>
-            <w:r>
-              <w:t>Alta</w:t>
-            </w:r>
-          </w:p>
-        </w:tc>
-      </w:tr>
-      <w:tr>
-        <w:tc>
-          <w:tcPr>
-            <w:tcW w:type="dxa" w:w="864"/>
-            <w:vAlign w:val="center"/>
-          </w:tcPr>
-          <w:p>
-            <w:pPr>
-              <w:spacing w:after="40"/>
-            </w:pPr>
-            <w:r>
-              <w:t>RF-08</w:t>
-            </w:r>
-          </w:p>
-        </w:tc>
-        <w:tc>
-          <w:tcPr>
-            <w:tcW w:type="dxa" w:w="7128"/>
-            <w:vAlign w:val="center"/>
-          </w:tcPr>
-          <w:p>
-            <w:pPr>
-              <w:spacing w:after="40"/>
-            </w:pPr>
-            <w:r>
-              <w:t>Registrar historial, progreso, errores y reintentos.</w:t>
-            </w:r>
-          </w:p>
-        </w:tc>
-        <w:tc>
-          <w:tcPr>
-            <w:tcW w:type="dxa" w:w="1368"/>
-            <w:vAlign w:val="center"/>
-          </w:tcPr>
-          <w:p>
-            <w:pPr>
-              <w:spacing w:after="40"/>
-            </w:pPr>
-            <w:r>
-              <w:t>Alta</w:t>
-            </w:r>
-          </w:p>
-        </w:tc>
-      </w:tr>
-      <w:tr>
-        <w:tc>
-          <w:tcPr>
-            <w:tcW w:type="dxa" w:w="864"/>
-            <w:vAlign w:val="center"/>
-          </w:tcPr>
-          <w:p>
-            <w:pPr>
-              <w:spacing w:after="40"/>
-            </w:pPr>
-            <w:r>
-              <w:t>RF-09</w:t>
-            </w:r>
-          </w:p>
-        </w:tc>
-        <w:tc>
-          <w:tcPr>
-            <w:tcW w:type="dxa" w:w="7128"/>
-            <w:vAlign w:val="center"/>
-          </w:tcPr>
-          <w:p>
-            <w:pPr>
-              <w:spacing w:after="40"/>
-            </w:pPr>
-            <w:r>
-              <w:t>Descargar la base modificada en JSON, Excel .xlsx o SQLite.</w:t>
-            </w:r>
-          </w:p>
-        </w:tc>
-        <w:tc>
-          <w:tcPr>
-            <w:tcW w:type="dxa" w:w="1368"/>
-            <w:vAlign w:val="center"/>
-          </w:tcPr>
-          <w:p>
-            <w:pPr>
-              <w:spacing w:after="40"/>
-            </w:pPr>
-            <w:r>
-              <w:t>Alta</w:t>
-            </w:r>
-          </w:p>
-        </w:tc>
-      </w:tr>
-      <w:tr>
-        <w:tc>
-          <w:tcPr>
-            <w:tcW w:type="dxa" w:w="864"/>
-            <w:vAlign w:val="center"/>
-          </w:tcPr>
-          <w:p>
-            <w:pPr>
-              <w:spacing w:after="40"/>
-            </w:pPr>
-            <w:r>
-              <w:t>RF-10</w:t>
-            </w:r>
-          </w:p>
-        </w:tc>
-        <w:tc>
-          <w:tcPr>
-            <w:tcW w:type="dxa" w:w="7128"/>
-            <w:vAlign w:val="center"/>
-          </w:tcPr>
-          <w:p>
-            <w:pPr>
-              <w:spacing w:after="40"/>
-            </w:pPr>
-            <w:r>
-              <w:t>Mostrar asistencia contextual mediante chatbox, skill .md y extension de VS Code.</w:t>
-            </w:r>
-          </w:p>
-        </w:tc>
-        <w:tc>
-          <w:tcPr>
-            <w:tcW w:type="dxa" w:w="1368"/>
-            <w:vAlign w:val="center"/>
-          </w:tcPr>
-          <w:p>
-            <w:pPr>
-              <w:spacing w:after="40"/>
-            </w:pPr>
-            <w:r>
-              <w:t>Media</w:t>
-            </w:r>
-          </w:p>
-        </w:tc>
-      </w:tr>
-    </w:tbl>
-    <w:p>
-      <w:pPr>
-        <w:pStyle w:val="Heading1"/>
-      </w:pPr>
-      <w:r>
-        <w:t>4. Requerimientos no funcionales</w:t>
-      </w:r>
-    </w:p>
-    <w:tbl>
-      <w:tblPr>
-        <w:tblStyle w:val="TableGrid"/>
-        <w:tblW w:type="auto" w:w="0"/>
-        <w:jc w:val="center"/>
-        <w:tblLayout w:type="fixed"/>
-        <w:tblLook w:firstColumn="1" w:firstRow="1" w:lastColumn="0" w:lastRow="0" w:noHBand="0" w:noVBand="1" w:val="04A0"/>
-      </w:tblPr>
-      <w:tblGrid>
-        <w:gridCol w:w="4896"/>
-        <w:gridCol w:w="4896"/>
-      </w:tblGrid>
-      <w:tr>
-        <w:tc>
-          <w:tcPr>
-            <w:tcW w:type="dxa" w:w="2088"/>
-            <w:shd w:fill="E8EEF5"/>
-            <w:vAlign w:val="center"/>
-          </w:tcPr>
-          <w:p>
-            <w:pPr>
-              <w:spacing w:after="40"/>
-            </w:pPr>
-            <w:r>
-              <w:rPr>
-                <w:b/>
-              </w:rPr>
-              <w:t>Categoria</w:t>
-            </w:r>
-          </w:p>
-        </w:tc>
-        <w:tc>
-          <w:tcPr>
-            <w:tcW w:type="dxa" w:w="7272"/>
-            <w:shd w:fill="E8EEF5"/>
-            <w:vAlign w:val="center"/>
-          </w:tcPr>
-          <w:p>
-            <w:pPr>
-              <w:spacing w:after="40"/>
-            </w:pPr>
-            <w:r>
-              <w:rPr>
-                <w:b/>
-              </w:rPr>
-              <w:t>Requerimiento</w:t>
-            </w:r>
-          </w:p>
-        </w:tc>
-      </w:tr>
-      <w:tr>
-        <w:tc>
-          <w:tcPr>
-            <w:tcW w:type="dxa" w:w="2088"/>
-            <w:vAlign w:val="center"/>
-          </w:tcPr>
-          <w:p>
-            <w:pPr>
-              <w:spacing w:after="40"/>
-            </w:pPr>
-            <w:r>
-              <w:t>Seguridad</w:t>
-            </w:r>
-          </w:p>
-        </w:tc>
-        <w:tc>
-          <w:tcPr>
-            <w:tcW w:type="dxa" w:w="7272"/>
-            <w:vAlign w:val="center"/>
-          </w:tcPr>
-          <w:p>
-            <w:pPr>
-              <w:spacing w:after="40"/>
-            </w:pPr>
-            <w:r>
-              <w:t>JWT, rate limit, cifrado AES-256-GCM, credenciales no expuestas al frontend.</w:t>
-            </w:r>
-          </w:p>
-        </w:tc>
-      </w:tr>
-      <w:tr>
-        <w:tc>
-          <w:tcPr>
-            <w:tcW w:type="dxa" w:w="2088"/>
-            <w:vAlign w:val="center"/>
-          </w:tcPr>
-          <w:p>
-            <w:pPr>
-              <w:spacing w:after="40"/>
-            </w:pPr>
-            <w:r>
-              <w:t>Disponibilidad</w:t>
-            </w:r>
-          </w:p>
-        </w:tc>
-        <w:tc>
-          <w:tcPr>
-            <w:tcW w:type="dxa" w:w="7272"/>
-            <w:vAlign w:val="center"/>
-          </w:tcPr>
-          <w:p>
-            <w:pPr>
-              <w:spacing w:after="40"/>
-            </w:pPr>
-            <w:r>
-              <w:t>Despliegue compatible con Render y health check en /api/status.</w:t>
-            </w:r>
-          </w:p>
-        </w:tc>
-      </w:tr>
-      <w:tr>
-        <w:tc>
-          <w:tcPr>
-            <w:tcW w:type="dxa" w:w="2088"/>
-            <w:vAlign w:val="center"/>
-          </w:tcPr>
-          <w:p>
-            <w:pPr>
-              <w:spacing w:after="40"/>
-            </w:pPr>
-            <w:r>
-              <w:t>Portabilidad</w:t>
-            </w:r>
-          </w:p>
-        </w:tc>
-        <w:tc>
-          <w:tcPr>
-            <w:tcW w:type="dxa" w:w="7272"/>
-            <w:vAlign w:val="center"/>
-          </w:tcPr>
-          <w:p>
-            <w:pPr>
-              <w:spacing w:after="40"/>
-            </w:pPr>
-            <w:r>
-              <w:t>Frontend y backend instalables con npm; configuracion portable de VS Code.</w:t>
-            </w:r>
-          </w:p>
-        </w:tc>
-      </w:tr>
-      <w:tr>
-        <w:tc>
-          <w:tcPr>
-            <w:tcW w:type="dxa" w:w="2088"/>
-            <w:vAlign w:val="center"/>
-          </w:tcPr>
-          <w:p>
-            <w:pPr>
-              <w:spacing w:after="40"/>
-            </w:pPr>
-            <w:r>
-              <w:t>Rendimiento</w:t>
-            </w:r>
-          </w:p>
-        </w:tc>
-        <w:tc>
-          <w:tcPr>
-            <w:tcW w:type="dxa" w:w="7272"/>
-            <w:vAlign w:val="center"/>
-          </w:tcPr>
-          <w:p>
-            <w:pPr>
-              <w:spacing w:after="40"/>
-            </w:pPr>
-            <w:r>
-              <w:t>Replicacion por lotes de hasta 5000 filas y timeout de conexion controlado.</w:t>
-            </w:r>
-          </w:p>
-        </w:tc>
-      </w:tr>
-      <w:tr>
-        <w:tc>
-          <w:tcPr>
-            <w:tcW w:type="dxa" w:w="2088"/>
-            <w:vAlign w:val="center"/>
-          </w:tcPr>
-          <w:p>
-            <w:pPr>
-              <w:spacing w:after="40"/>
-            </w:pPr>
-            <w:r>
-              <w:t>Usabilidad</w:t>
-            </w:r>
-          </w:p>
-        </w:tc>
-        <w:tc>
-          <w:tcPr>
-            <w:tcW w:type="dxa" w:w="7272"/>
-            <w:vAlign w:val="center"/>
-          </w:tcPr>
-          <w:p>
-            <w:pPr>
-              <w:spacing w:after="40"/>
-            </w:pPr>
-            <w:r>
-              <w:t>Mensajes claros para formatos invalidos, archivos grandes, .bak no configurado y catalogos no autorizados.</w:t>
-            </w:r>
-          </w:p>
-        </w:tc>
-      </w:tr>
-      <w:tr>
-        <w:tc>
-          <w:tcPr>
-            <w:tcW w:type="dxa" w:w="2088"/>
-            <w:vAlign w:val="center"/>
-          </w:tcPr>
-          <w:p>
-            <w:pPr>
-              <w:spacing w:after="40"/>
-            </w:pPr>
-            <w:r>
-              <w:t>Mantenibilidad</w:t>
-            </w:r>
-          </w:p>
-        </w:tc>
-        <w:tc>
-          <w:tcPr>
-            <w:tcW w:type="dxa" w:w="7272"/>
-            <w:vAlign w:val="center"/>
-          </w:tcPr>
-          <w:p>
-            <w:pPr>
-              <w:spacing w:after="40"/>
-            </w:pPr>
-            <w:r>
-              <w:t>Codigo TypeScript organizado en rutas, servicios, adaptadores y utilidades por dominio.</w:t>
-            </w:r>
-          </w:p>
-        </w:tc>
-      </w:tr>
-    </w:tbl>
-    <w:p>
-      <w:pPr>
-        <w:pStyle w:val="Heading1"/>
-      </w:pPr>
-      <w:r>
-        <w:t>5. Casos de uso principales</w:t>
-      </w:r>
-    </w:p>
-    <w:p>
-      <w:pPr>
-        <w:pStyle w:val="ListNumber"/>
-      </w:pPr>
-      <w:r>
-        <w:t>El usuario inicia sesion y crea una base origen importando un archivo Excel o SQL.</w:t>
-      </w:r>
-    </w:p>
-    <w:p>
-      <w:pPr>
-        <w:pStyle w:val="ListNumber"/>
-      </w:pPr>
-      <w:r>
-        <w:t>El sistema valida el archivo, normaliza el catalogo y muestra tablas disponibles.</w:t>
-      </w:r>
-    </w:p>
-    <w:p>
-      <w:pPr>
-        <w:pStyle w:val="ListNumber"/>
-      </w:pPr>
-      <w:r>
-        <w:t>El usuario configura destino, selecciona tablas y define el modo de replica.</w:t>
-      </w:r>
-    </w:p>
-    <w:p>
-      <w:pPr>
-        <w:pStyle w:val="ListNumber"/>
-      </w:pPr>
-      <w:r>
-        <w:t>El backend ejecuta el trabajo por lotes, registra progreso y reporta errores recuperables.</w:t>
-      </w:r>
-    </w:p>
-    <w:p>
-      <w:pPr>
-        <w:pStyle w:val="ListNumber"/>
-      </w:pPr>
-      <w:r>
-        <w:t>El usuario descarga la base modificada en el formato solicitado.</w:t>
-      </w:r>
-    </w:p>
-    <w:p>
-      <w:pPr>
-        <w:pStyle w:val="Heading1"/>
-      </w:pPr>
-      <w:r>
-        <w:t>6. Criterios de aceptacion</w:t>
-      </w:r>
-    </w:p>
-    <w:p>
-      <w:pPr>
-        <w:pStyle w:val="ListBullet"/>
-      </w:pPr>
-      <w:r>
-        <w:t>La app compila frontend y backend sin errores TypeScript.</w:t>
-      </w:r>
-    </w:p>
-    <w:p>
-      <w:pPr>
-        <w:pStyle w:val="ListBullet"/>
-      </w:pPr>
-      <w:r>
-        <w:t>La importacion Excel genera al menos una tabla con columnas inferidas.</w:t>
-      </w:r>
-    </w:p>
-    <w:p>
-      <w:pPr>
-        <w:pStyle w:val="ListBullet"/>
-      </w:pPr>
-      <w:r>
-        <w:t>La descarga Excel produce un archivo .xlsx reutilizable.</w:t>
-      </w:r>
-    </w:p>
-    <w:p>
-      <w:pPr>
-        <w:pStyle w:val="ListBullet"/>
-      </w:pPr>
-      <w:r>
-        <w:t>La descarga JSON contiene el catalogo actualizado.</w:t>
-      </w:r>
-    </w:p>
-    <w:p>
-      <w:pPr>
-        <w:pStyle w:val="ListBullet"/>
-      </w:pPr>
-      <w:r>
-        <w:t>Un .bak sin configuracion produce mensaje claro y no bloquea otros formatos.</w:t>
-      </w:r>
-    </w:p>
     <w:sectPr>
-      <w:footerReference w:type="default" r:id="rId10"/>
       <w:pgSz w:w="12240" w:h="15840"/>
-      <w:pgMar w:top="1152" w:right="1224" w:bottom="1152" w:left="1224" w:header="648" w:footer="648" w:gutter="0"/>
+      <w:pgMar w:top="1008" w:right="1080" w:bottom="1008" w:left="1080" w:header="720" w:footer="720" w:gutter="0"/>
       <w:cols w:space="720"/>
       <w:docGrid w:linePitch="360"/>
     </w:sectPr>
   </w:body>
 </w:document>
-</file>
-
-<file path=word/footer1.xml><?xml version="1.0" encoding="utf-8"?>
-<w:ftr xmlns:m="http://schemas.openxmlformats.org/officeDocument/2006/math" xmlns:mc="http://schemas.openxmlformats.org/markup-compatibility/2006" xmlns:mo="http://schemas.microsoft.com/office/mac/office/2008/main" xmlns:mv="urn:schemas-microsoft-com:mac:vml" xmlns:o="urn:schemas-microsoft-com:office:office" xmlns:r="http://schemas.openxmlformats.org/officeDocument/2006/relationships" xmlns:v="urn:schemas-microsoft-com:vml" xmlns:w10="urn:schemas-microsoft-com:office:word" xmlns:w14="http://schemas.microsoft.com/office/word/2010/wordml" xmlns:w="http://schemas.openxmlformats.org/wordprocessingml/2006/main" xmlns:wne="http://schemas.microsoft.com/office/word/2006/wordml" xmlns:wp14="http://schemas.microsoft.com/office/word/2010/wordprocessingDrawing" xmlns:wp="http://schemas.openxmlformats.org/drawingml/2006/wordprocessingDrawing" xmlns:wpc="http://schemas.microsoft.com/office/word/2010/wordprocessingCanvas" xmlns:wpg="http://schemas.microsoft.com/office/word/2010/wordprocessingGroup" xmlns:wpi="http://schemas.microsoft.com/office/word/2010/wordprocessingInk" xmlns:wps="http://schemas.microsoft.com/office/word/2010/wordprocessingShape" mc:Ignorable="w14 wp14">
-  <w:p>
-    <w:pPr>
-      <w:pStyle w:val="Footer"/>
-      <w:jc w:val="center"/>
-    </w:pPr>
-    <w:r>
-      <w:rPr>
-        <w:color w:val="595959"/>
-        <w:sz w:val="16"/>
-      </w:rPr>
-      <w:t>Drop Nexus - Replicador de Datos entre Bases de Datos | FD03 - Especificacion de Requerimientos</w:t>
-    </w:r>
-  </w:p>
-</w:ftr>
 </file>
 
 <file path=word/numbering.xml><?xml version="1.0" encoding="utf-8"?>
@@ -1848,13 +3639,6 @@
     <w:name w:val="Normal"/>
     <w:qFormat/>
     <w:rsid w:val="00FC693F"/>
-    <w:pPr>
-      <w:spacing w:after="120" w:line="264" w:lineRule="auto"/>
-    </w:pPr>
-    <w:rPr>
-      <w:rFonts w:ascii="Calibri" w:hAnsi="Calibri"/>
-      <w:sz w:val="21"/>
-    </w:rPr>
   </w:style>
   <w:style w:type="paragraph" w:styleId="Header">
     <w:name w:val="header"/>
@@ -1911,15 +3695,15 @@
     <w:pPr>
       <w:keepNext/>
       <w:keepLines/>
-      <w:spacing w:before="280" w:after="160"/>
+      <w:spacing w:before="480" w:after="0"/>
       <w:outlineLvl w:val="0"/>
     </w:pPr>
     <w:rPr>
-      <w:rFonts w:asciiTheme="majorHAnsi" w:eastAsiaTheme="majorEastAsia" w:hAnsiTheme="majorHAnsi" w:cstheme="majorBidi" w:ascii="Calibri" w:hAnsi="Calibri"/>
+      <w:rFonts w:asciiTheme="majorHAnsi" w:eastAsiaTheme="majorEastAsia" w:hAnsiTheme="majorHAnsi" w:cstheme="majorBidi"/>
       <w:b/>
       <w:bCs/>
-      <w:color w:val="1F4E79"/>
-      <w:sz w:val="32"/>
+      <w:color w:val="365F91" w:themeColor="accent1" w:themeShade="BF"/>
+      <w:sz w:val="28"/>
       <w:szCs w:val="28"/>
     </w:rPr>
   </w:style>
@@ -1935,14 +3719,14 @@
     <w:pPr>
       <w:keepNext/>
       <w:keepLines/>
-      <w:spacing w:before="200" w:after="100"/>
+      <w:spacing w:before="200" w:after="0"/>
       <w:outlineLvl w:val="1"/>
     </w:pPr>
     <w:rPr>
-      <w:rFonts w:asciiTheme="majorHAnsi" w:eastAsiaTheme="majorEastAsia" w:hAnsiTheme="majorHAnsi" w:cstheme="majorBidi" w:ascii="Calibri" w:hAnsi="Calibri"/>
+      <w:rFonts w:asciiTheme="majorHAnsi" w:eastAsiaTheme="majorEastAsia" w:hAnsiTheme="majorHAnsi" w:cstheme="majorBidi"/>
       <w:b/>
       <w:bCs/>
-      <w:color w:val="2E74B5"/>
+      <w:color w:val="4F81BD" w:themeColor="accent1"/>
       <w:sz w:val="26"/>
       <w:szCs w:val="26"/>
     </w:rPr>
@@ -1959,15 +3743,14 @@
     <w:pPr>
       <w:keepNext/>
       <w:keepLines/>
-      <w:spacing w:before="160" w:after="80"/>
+      <w:spacing w:before="200" w:after="0"/>
       <w:outlineLvl w:val="2"/>
     </w:pPr>
     <w:rPr>
-      <w:rFonts w:asciiTheme="majorHAnsi" w:eastAsiaTheme="majorEastAsia" w:hAnsiTheme="majorHAnsi" w:cstheme="majorBidi" w:ascii="Calibri" w:hAnsi="Calibri"/>
+      <w:rFonts w:asciiTheme="majorHAnsi" w:eastAsiaTheme="majorEastAsia" w:hAnsiTheme="majorHAnsi" w:cstheme="majorBidi"/>
       <w:b/>
       <w:bCs/>
-      <w:color w:val="1F4D78"/>
-      <w:sz w:val="23"/>
+      <w:color w:val="4F81BD" w:themeColor="accent1"/>
     </w:rPr>
   </w:style>
   <w:style w:type="paragraph" w:styleId="Heading4">

--- a/FD03-EPIS-Informe Especificación Requerimientos.docx
+++ b/FD03-EPIS-Informe Especificación Requerimientos.docx
@@ -7,12 +7,38 @@
         <w:jc w:val="center"/>
       </w:pPr>
       <w:r>
-        <w:rPr>
-          <w:rFonts w:ascii="Arial" w:hAnsi="Arial"/>
-          <w:b/>
-          <w:sz w:val="28"/>
-        </w:rPr>
-        <w:t>UNIVERSIDAD PRIVADA DE TACNA</w:t>
+        <w:drawing>
+          <wp:inline xmlns:a="http://schemas.openxmlformats.org/drawingml/2006/main" xmlns:pic="http://schemas.openxmlformats.org/drawingml/2006/picture">
+            <wp:extent cx="960120" cy="1225685"/>
+            <wp:docPr id="1" name="Picture 1"/>
+            <wp:cNvGraphicFramePr>
+              <a:graphicFrameLocks noChangeAspect="1"/>
+            </wp:cNvGraphicFramePr>
+            <a:graphic>
+              <a:graphicData uri="http://schemas.openxmlformats.org/drawingml/2006/picture">
+                <pic:pic>
+                  <pic:nvPicPr>
+                    <pic:cNvPr id="0" name="logo-upt.png"/>
+                    <pic:cNvPicPr/>
+                  </pic:nvPicPr>
+                  <pic:blipFill>
+                    <a:blip r:embed="rId9"/>
+                    <a:stretch>
+                      <a:fillRect/>
+                    </a:stretch>
+                  </pic:blipFill>
+                  <pic:spPr>
+                    <a:xfrm>
+                      <a:off x="0" y="0"/>
+                      <a:ext cx="960120" cy="1225685"/>
+                    </a:xfrm>
+                    <a:prstGeom prst="rect"/>
+                  </pic:spPr>
+                </pic:pic>
+              </a:graphicData>
+            </a:graphic>
+          </wp:inline>
+        </w:drawing>
       </w:r>
     </w:p>
     <w:p>
@@ -21,11 +47,14 @@
       </w:pPr>
       <w:r>
         <w:rPr>
-          <w:rFonts w:ascii="Arial" w:hAnsi="Arial"/>
           <w:b/>
-          <w:sz w:val="28"/>
+          <w:sz w:val="24"/>
         </w:rPr>
-        <w:t>FACULTAD DE INGENIERIA</w:t>
+        <w:t>UNIVERSIDAD PRIVADA DE TACNA</w:t>
+        <w:br/>
+        <w:t>FACULTAD DE INGENIERÍA</w:t>
+        <w:br/>
+        <w:t>Escuela Profesional de Ingeniería de Sistemas</w:t>
       </w:r>
     </w:p>
     <w:p>
@@ -34,11 +63,10 @@
       </w:pPr>
       <w:r>
         <w:rPr>
-          <w:rFonts w:ascii="Arial" w:hAnsi="Arial"/>
-          <w:b w:val="0"/>
-          <w:sz w:val="28"/>
+          <w:b/>
+          <w:sz w:val="32"/>
         </w:rPr>
-        <w:t>Escuela Profesional de Ingenieria de Sistemas</w:t>
+        <w:t>FD03</w:t>
       </w:r>
     </w:p>
     <w:p>
@@ -47,11 +75,10 @@
       </w:pPr>
       <w:r>
         <w:rPr>
-          <w:rFonts w:ascii="Arial" w:hAnsi="Arial"/>
           <w:b/>
-          <w:sz w:val="28"/>
+          <w:sz w:val="36"/>
         </w:rPr>
-        <w:t>Drop Nexus - Replicador de Datos entre Bases de Datos</w:t>
+        <w:t>Especificación de Requerimientos de Software</w:t>
       </w:r>
     </w:p>
     <w:p>
@@ -60,11 +87,10 @@
       </w:pPr>
       <w:r>
         <w:rPr>
-          <w:rFonts w:ascii="Arial" w:hAnsi="Arial"/>
-          <w:b/>
-          <w:sz w:val="28"/>
+          <w:b w:val="0"/>
+          <w:sz w:val="22"/>
         </w:rPr>
-        <w:t>FD03 - Especificacion de Requerimientos</w:t>
+        <w:t>SRS alineado a la implementación de Drop Nexus</w:t>
       </w:r>
     </w:p>
     <w:p>
@@ -72,12 +98,7 @@
         <w:jc w:val="center"/>
       </w:pPr>
       <w:r>
-        <w:rPr>
-          <w:rFonts w:ascii="Arial" w:hAnsi="Arial"/>
-          <w:b w:val="0"/>
-          <w:sz w:val="22"/>
-        </w:rPr>
-        <w:t>Curso: SI783 - Proyecto de Sistemas</w:t>
+        <w:t>Proyecto: Drop Nexus - Replicador de Datos entre Bases de Datos</w:t>
       </w:r>
     </w:p>
     <w:p>
@@ -85,12 +106,7 @@
         <w:jc w:val="center"/>
       </w:pPr>
       <w:r>
-        <w:rPr>
-          <w:rFonts w:ascii="Arial" w:hAnsi="Arial"/>
-          <w:b w:val="0"/>
-          <w:sz w:val="22"/>
-        </w:rPr>
-        <w:t>Docente: Docente del curso</w:t>
+        <w:t>Equipo: CARBAJAL - LLANOS - YUPA - ZAPANA</w:t>
       </w:r>
     </w:p>
     <w:p>
@@ -98,12 +114,7 @@
         <w:jc w:val="center"/>
       </w:pPr>
       <w:r>
-        <w:rPr>
-          <w:rFonts w:ascii="Arial" w:hAnsi="Arial"/>
-          <w:b w:val="0"/>
-          <w:sz w:val="22"/>
-        </w:rPr>
-        <w:t>Integrantes: Equipo del proyecto</w:t>
+        <w:t>Versión: 2.0</w:t>
       </w:r>
     </w:p>
     <w:p>
@@ -111,59 +122,11 @@
         <w:jc w:val="center"/>
       </w:pPr>
       <w:r>
-        <w:rPr>
-          <w:rFonts w:ascii="Arial" w:hAnsi="Arial"/>
-          <w:b w:val="0"/>
-          <w:sz w:val="22"/>
-        </w:rPr>
-        <w:t>Version: 2.0</w:t>
-      </w:r>
-    </w:p>
-    <w:p>
-      <w:pPr>
-        <w:jc w:val="center"/>
-      </w:pPr>
-      <w:r>
-        <w:rPr>
-          <w:rFonts w:ascii="Arial" w:hAnsi="Arial"/>
-          <w:b w:val="0"/>
-          <w:sz w:val="22"/>
-        </w:rPr>
-        <w:t>Fecha: 04/07/2026</w:t>
-      </w:r>
-    </w:p>
-    <w:p>
-      <w:pPr>
-        <w:jc w:val="center"/>
-      </w:pPr>
-      <w:r>
-        <w:rPr>
-          <w:rFonts w:ascii="Arial" w:hAnsi="Arial"/>
-          <w:b w:val="0"/>
-          <w:sz w:val="22"/>
-        </w:rPr>
-        <w:t>Ubicacion del aplicativo: web/ del repositorio local</w:t>
-      </w:r>
-    </w:p>
-    <w:p>
-      <w:pPr>
-        <w:jc w:val="center"/>
-      </w:pPr>
-      <w:r>
-        <w:rPr>
-          <w:rFonts w:ascii="Arial" w:hAnsi="Arial"/>
-          <w:b w:val="0"/>
-          <w:sz w:val="22"/>
-        </w:rPr>
-        <w:t>Tacna - Peru 2026</w:t>
+        <w:t>Julio 2026</w:t>
       </w:r>
     </w:p>
     <w:p>
       <w:r>
-        <w:rPr>
-          <w:rFonts w:ascii="Arial" w:hAnsi="Arial"/>
-          <w:sz w:val="20"/>
-        </w:rPr>
         <w:br w:type="page"/>
       </w:r>
     </w:p>
@@ -172,746 +135,7 @@
         <w:pStyle w:val="Heading1"/>
       </w:pPr>
       <w:r>
-        <w:rPr>
-          <w:rFonts w:ascii="Arial" w:hAnsi="Arial"/>
-          <w:sz w:val="20"/>
-        </w:rPr>
         <w:t>Control de versiones</w:t>
-      </w:r>
-    </w:p>
-    <w:tbl>
-      <w:tblPr>
-        <w:tblStyle w:val="TableGrid"/>
-        <w:tblW w:type="auto" w:w="0"/>
-        <w:jc w:val="center"/>
-        <w:tblLook w:firstColumn="1" w:firstRow="1" w:lastColumn="0" w:lastRow="0" w:noHBand="0" w:noVBand="1" w:val="04A0"/>
-      </w:tblPr>
-      <w:tblGrid>
-        <w:gridCol w:w="1680"/>
-        <w:gridCol w:w="1680"/>
-        <w:gridCol w:w="1680"/>
-        <w:gridCol w:w="1680"/>
-        <w:gridCol w:w="1680"/>
-        <w:gridCol w:w="1680"/>
-      </w:tblGrid>
-      <w:tr>
-        <w:tc>
-          <w:tcPr>
-            <w:tcW w:type="dxa" w:w="1680"/>
-            <w:vAlign w:val="center"/>
-            <w:shd w:fill="1F4E79"/>
-          </w:tcPr>
-          <w:p>
-            <w:r/>
-            <w:r>
-              <w:rPr>
-                <w:b/>
-                <w:color w:val="FFFFFF"/>
-                <w:sz w:val="17"/>
-              </w:rPr>
-              <w:t>Version</w:t>
-            </w:r>
-          </w:p>
-        </w:tc>
-        <w:tc>
-          <w:tcPr>
-            <w:tcW w:type="dxa" w:w="1680"/>
-            <w:vAlign w:val="center"/>
-            <w:shd w:fill="1F4E79"/>
-          </w:tcPr>
-          <w:p>
-            <w:r/>
-            <w:r>
-              <w:rPr>
-                <w:b/>
-                <w:color w:val="FFFFFF"/>
-                <w:sz w:val="17"/>
-              </w:rPr>
-              <w:t>Hecha por</w:t>
-            </w:r>
-          </w:p>
-        </w:tc>
-        <w:tc>
-          <w:tcPr>
-            <w:tcW w:type="dxa" w:w="1680"/>
-            <w:vAlign w:val="center"/>
-            <w:shd w:fill="1F4E79"/>
-          </w:tcPr>
-          <w:p>
-            <w:r/>
-            <w:r>
-              <w:rPr>
-                <w:b/>
-                <w:color w:val="FFFFFF"/>
-                <w:sz w:val="17"/>
-              </w:rPr>
-              <w:t>Revisada por</w:t>
-            </w:r>
-          </w:p>
-        </w:tc>
-        <w:tc>
-          <w:tcPr>
-            <w:tcW w:type="dxa" w:w="1680"/>
-            <w:vAlign w:val="center"/>
-            <w:shd w:fill="1F4E79"/>
-          </w:tcPr>
-          <w:p>
-            <w:r/>
-            <w:r>
-              <w:rPr>
-                <w:b/>
-                <w:color w:val="FFFFFF"/>
-                <w:sz w:val="17"/>
-              </w:rPr>
-              <w:t>Aprobada por</w:t>
-            </w:r>
-          </w:p>
-        </w:tc>
-        <w:tc>
-          <w:tcPr>
-            <w:tcW w:type="dxa" w:w="1680"/>
-            <w:vAlign w:val="center"/>
-            <w:shd w:fill="1F4E79"/>
-          </w:tcPr>
-          <w:p>
-            <w:r/>
-            <w:r>
-              <w:rPr>
-                <w:b/>
-                <w:color w:val="FFFFFF"/>
-                <w:sz w:val="17"/>
-              </w:rPr>
-              <w:t>Fecha</w:t>
-            </w:r>
-          </w:p>
-        </w:tc>
-        <w:tc>
-          <w:tcPr>
-            <w:tcW w:type="dxa" w:w="1680"/>
-            <w:vAlign w:val="center"/>
-            <w:shd w:fill="1F4E79"/>
-          </w:tcPr>
-          <w:p>
-            <w:r/>
-            <w:r>
-              <w:rPr>
-                <w:b/>
-                <w:color w:val="FFFFFF"/>
-                <w:sz w:val="17"/>
-              </w:rPr>
-              <w:t>Motivo</w:t>
-            </w:r>
-          </w:p>
-        </w:tc>
-      </w:tr>
-      <w:tr>
-        <w:tc>
-          <w:tcPr>
-            <w:tcW w:type="dxa" w:w="1680"/>
-            <w:vAlign w:val="center"/>
-          </w:tcPr>
-          <w:p>
-            <w:r/>
-            <w:r>
-              <w:rPr>
-                <w:b w:val="0"/>
-                <w:sz w:val="17"/>
-              </w:rPr>
-              <w:t>1.0</w:t>
-            </w:r>
-          </w:p>
-        </w:tc>
-        <w:tc>
-          <w:tcPr>
-            <w:tcW w:type="dxa" w:w="1680"/>
-            <w:vAlign w:val="center"/>
-          </w:tcPr>
-          <w:p>
-            <w:r/>
-            <w:r>
-              <w:rPr>
-                <w:b w:val="0"/>
-                <w:sz w:val="17"/>
-              </w:rPr>
-              <w:t>Equipo del proyecto</w:t>
-            </w:r>
-          </w:p>
-        </w:tc>
-        <w:tc>
-          <w:tcPr>
-            <w:tcW w:type="dxa" w:w="1680"/>
-            <w:vAlign w:val="center"/>
-          </w:tcPr>
-          <w:p>
-            <w:r/>
-            <w:r>
-              <w:rPr>
-                <w:b w:val="0"/>
-                <w:sz w:val="17"/>
-              </w:rPr>
-              <w:t>Pendiente</w:t>
-            </w:r>
-          </w:p>
-        </w:tc>
-        <w:tc>
-          <w:tcPr>
-            <w:tcW w:type="dxa" w:w="1680"/>
-            <w:vAlign w:val="center"/>
-          </w:tcPr>
-          <w:p>
-            <w:r/>
-            <w:r>
-              <w:rPr>
-                <w:b w:val="0"/>
-                <w:sz w:val="17"/>
-              </w:rPr>
-              <w:t>Pendiente</w:t>
-            </w:r>
-          </w:p>
-        </w:tc>
-        <w:tc>
-          <w:tcPr>
-            <w:tcW w:type="dxa" w:w="1680"/>
-            <w:vAlign w:val="center"/>
-          </w:tcPr>
-          <w:p>
-            <w:r/>
-            <w:r>
-              <w:rPr>
-                <w:b w:val="0"/>
-                <w:sz w:val="17"/>
-              </w:rPr>
-              <w:t>04/07/2026</w:t>
-            </w:r>
-          </w:p>
-        </w:tc>
-        <w:tc>
-          <w:tcPr>
-            <w:tcW w:type="dxa" w:w="1680"/>
-            <w:vAlign w:val="center"/>
-          </w:tcPr>
-          <w:p>
-            <w:r/>
-            <w:r>
-              <w:rPr>
-                <w:b w:val="0"/>
-                <w:sz w:val="17"/>
-              </w:rPr>
-              <w:t>Adaptacion inicial al sistema implementado</w:t>
-            </w:r>
-          </w:p>
-        </w:tc>
-      </w:tr>
-      <w:tr>
-        <w:tc>
-          <w:tcPr>
-            <w:tcW w:type="dxa" w:w="1680"/>
-            <w:vAlign w:val="center"/>
-          </w:tcPr>
-          <w:p>
-            <w:r/>
-            <w:r>
-              <w:rPr>
-                <w:b w:val="0"/>
-                <w:sz w:val="17"/>
-              </w:rPr>
-              <w:t>2.0</w:t>
-            </w:r>
-          </w:p>
-        </w:tc>
-        <w:tc>
-          <w:tcPr>
-            <w:tcW w:type="dxa" w:w="1680"/>
-            <w:vAlign w:val="center"/>
-          </w:tcPr>
-          <w:p>
-            <w:r/>
-            <w:r>
-              <w:rPr>
-                <w:b w:val="0"/>
-                <w:sz w:val="17"/>
-              </w:rPr>
-              <w:t>Equipo del proyecto</w:t>
-            </w:r>
-          </w:p>
-        </w:tc>
-        <w:tc>
-          <w:tcPr>
-            <w:tcW w:type="dxa" w:w="1680"/>
-            <w:vAlign w:val="center"/>
-          </w:tcPr>
-          <w:p>
-            <w:r/>
-            <w:r>
-              <w:rPr>
-                <w:b w:val="0"/>
-                <w:sz w:val="17"/>
-              </w:rPr>
-              <w:t>Pendiente</w:t>
-            </w:r>
-          </w:p>
-        </w:tc>
-        <w:tc>
-          <w:tcPr>
-            <w:tcW w:type="dxa" w:w="1680"/>
-            <w:vAlign w:val="center"/>
-          </w:tcPr>
-          <w:p>
-            <w:r/>
-            <w:r>
-              <w:rPr>
-                <w:b w:val="0"/>
-                <w:sz w:val="17"/>
-              </w:rPr>
-              <w:t>Pendiente</w:t>
-            </w:r>
-          </w:p>
-        </w:tc>
-        <w:tc>
-          <w:tcPr>
-            <w:tcW w:type="dxa" w:w="1680"/>
-            <w:vAlign w:val="center"/>
-          </w:tcPr>
-          <w:p>
-            <w:r/>
-            <w:r>
-              <w:rPr>
-                <w:b w:val="0"/>
-                <w:sz w:val="17"/>
-              </w:rPr>
-              <w:t>04/07/2026</w:t>
-            </w:r>
-          </w:p>
-        </w:tc>
-        <w:tc>
-          <w:tcPr>
-            <w:tcW w:type="dxa" w:w="1680"/>
-            <w:vAlign w:val="center"/>
-          </w:tcPr>
-          <w:p>
-            <w:r/>
-            <w:r>
-              <w:rPr>
-                <w:b w:val="0"/>
-                <w:sz w:val="17"/>
-              </w:rPr>
-              <w:t>Ampliacion con funcionalidades, tablas y diagramas de la carpeta web</w:t>
-            </w:r>
-          </w:p>
-        </w:tc>
-      </w:tr>
-    </w:tbl>
-    <w:p/>
-    <w:p>
-      <w:pPr>
-        <w:pStyle w:val="Heading1"/>
-      </w:pPr>
-      <w:r>
-        <w:rPr>
-          <w:rFonts w:ascii="Arial" w:hAnsi="Arial"/>
-          <w:sz w:val="20"/>
-        </w:rPr>
-        <w:t>1. Alcance</w:t>
-      </w:r>
-    </w:p>
-    <w:p>
-      <w:r>
-        <w:rPr>
-          <w:rFonts w:ascii="Arial" w:hAnsi="Arial"/>
-          <w:sz w:val="20"/>
-        </w:rPr>
-        <w:t>El sistema cubre autenticacion, gestion de usuarios, importacion de bases por archivo, configuracion de origen/destino, extraccion de esquemas, replicacion por lotes, monitoreo, reportes y exportacion de catalogos modificados.</w:t>
-      </w:r>
-    </w:p>
-    <w:p>
-      <w:r>
-        <w:rPr>
-          <w:rFonts w:ascii="Arial" w:hAnsi="Arial"/>
-          <w:b/>
-          <w:sz w:val="20"/>
-        </w:rPr>
-        <w:t>Casos de uso principales</w:t>
-      </w:r>
-    </w:p>
-    <w:p>
-      <w:pPr>
-        <w:pStyle w:val="NoSpacing"/>
-      </w:pPr>
-      <w:r>
-        <w:rPr>
-          <w:rFonts w:ascii="Consolas" w:hAnsi="Consolas" w:eastAsia="Consolas"/>
-          <w:sz w:val="16"/>
-        </w:rPr>
-        <w:t>```mermaid</w:t>
-        <w:br/>
-        <w:t>graph LR</w:t>
-        <w:br/>
-        <w:t xml:space="preserve">  Usuario --&gt; UC1[Registrar/Iniciar sesion]</w:t>
-        <w:br/>
-        <w:t xml:space="preserve">  Usuario --&gt; UC2[Importar base]</w:t>
-        <w:br/>
-        <w:t xml:space="preserve">  Usuario --&gt; UC3[Configurar origen y destino]</w:t>
-        <w:br/>
-        <w:t xml:space="preserve">  Usuario --&gt; UC4[Mapear tablas y columnas]</w:t>
-        <w:br/>
-        <w:t xml:space="preserve">  Usuario --&gt; UC5[Ejecutar replicacion]</w:t>
-        <w:br/>
-        <w:t xml:space="preserve">  Usuario --&gt; UC6[Detener/Reanudar/Reintentar]</w:t>
-        <w:br/>
-        <w:t xml:space="preserve">  Usuario --&gt; UC7[Descargar reporte/base]</w:t>
-        <w:br/>
-        <w:t xml:space="preserve">  Admin --&gt; UC8[Gestionar usuarios]</w:t>
-        <w:br/>
-        <w:t xml:space="preserve">  Backend --&gt; UC9[Cifrar credenciales]</w:t>
-        <w:br/>
-        <w:t xml:space="preserve">  Backend --&gt; UC10[Persistir progreso]</w:t>
-        <w:br/>
-        <w:t>```</w:t>
-      </w:r>
-    </w:p>
-    <w:p/>
-    <w:p>
-      <w:pPr>
-        <w:pStyle w:val="Heading1"/>
-      </w:pPr>
-      <w:r>
-        <w:rPr>
-          <w:rFonts w:ascii="Arial" w:hAnsi="Arial"/>
-          <w:sz w:val="20"/>
-        </w:rPr>
-        <w:t>2. Actores</w:t>
-      </w:r>
-    </w:p>
-    <w:tbl>
-      <w:tblPr>
-        <w:tblStyle w:val="TableGrid"/>
-        <w:tblW w:type="auto" w:w="0"/>
-        <w:jc w:val="center"/>
-        <w:tblLook w:firstColumn="1" w:firstRow="1" w:lastColumn="0" w:lastRow="0" w:noHBand="0" w:noVBand="1" w:val="04A0"/>
-      </w:tblPr>
-      <w:tblGrid>
-        <w:gridCol w:w="3360"/>
-        <w:gridCol w:w="3360"/>
-        <w:gridCol w:w="3360"/>
-      </w:tblGrid>
-      <w:tr>
-        <w:tc>
-          <w:tcPr>
-            <w:tcW w:type="dxa" w:w="3360"/>
-            <w:vAlign w:val="center"/>
-            <w:shd w:fill="1F4E79"/>
-          </w:tcPr>
-          <w:p>
-            <w:r/>
-            <w:r>
-              <w:rPr>
-                <w:b/>
-                <w:color w:val="FFFFFF"/>
-                <w:sz w:val="17"/>
-              </w:rPr>
-              <w:t>Actor</w:t>
-            </w:r>
-          </w:p>
-        </w:tc>
-        <w:tc>
-          <w:tcPr>
-            <w:tcW w:type="dxa" w:w="3360"/>
-            <w:vAlign w:val="center"/>
-            <w:shd w:fill="1F4E79"/>
-          </w:tcPr>
-          <w:p>
-            <w:r/>
-            <w:r>
-              <w:rPr>
-                <w:b/>
-                <w:color w:val="FFFFFF"/>
-                <w:sz w:val="17"/>
-              </w:rPr>
-              <w:t>Descripcion</w:t>
-            </w:r>
-          </w:p>
-        </w:tc>
-        <w:tc>
-          <w:tcPr>
-            <w:tcW w:type="dxa" w:w="3360"/>
-            <w:vAlign w:val="center"/>
-            <w:shd w:fill="1F4E79"/>
-          </w:tcPr>
-          <w:p>
-            <w:r/>
-            <w:r>
-              <w:rPr>
-                <w:b/>
-                <w:color w:val="FFFFFF"/>
-                <w:sz w:val="17"/>
-              </w:rPr>
-              <w:t>Permisos principales</w:t>
-            </w:r>
-          </w:p>
-        </w:tc>
-      </w:tr>
-      <w:tr>
-        <w:tc>
-          <w:tcPr>
-            <w:tcW w:type="dxa" w:w="3360"/>
-            <w:vAlign w:val="center"/>
-          </w:tcPr>
-          <w:p>
-            <w:r/>
-            <w:r>
-              <w:rPr>
-                <w:b w:val="0"/>
-                <w:sz w:val="17"/>
-              </w:rPr>
-              <w:t>Visitante</w:t>
-            </w:r>
-          </w:p>
-        </w:tc>
-        <w:tc>
-          <w:tcPr>
-            <w:tcW w:type="dxa" w:w="3360"/>
-            <w:vAlign w:val="center"/>
-          </w:tcPr>
-          <w:p>
-            <w:r/>
-            <w:r>
-              <w:rPr>
-                <w:b w:val="0"/>
-                <w:sz w:val="17"/>
-              </w:rPr>
-              <w:t>Persona sin sesion.</w:t>
-            </w:r>
-          </w:p>
-        </w:tc>
-        <w:tc>
-          <w:tcPr>
-            <w:tcW w:type="dxa" w:w="3360"/>
-            <w:vAlign w:val="center"/>
-          </w:tcPr>
-          <w:p>
-            <w:r/>
-            <w:r>
-              <w:rPr>
-                <w:b w:val="0"/>
-                <w:sz w:val="17"/>
-              </w:rPr>
-              <w:t>Ver landing, registrarse e iniciar sesion.</w:t>
-            </w:r>
-          </w:p>
-        </w:tc>
-      </w:tr>
-      <w:tr>
-        <w:tc>
-          <w:tcPr>
-            <w:tcW w:type="dxa" w:w="3360"/>
-            <w:vAlign w:val="center"/>
-          </w:tcPr>
-          <w:p>
-            <w:r/>
-            <w:r>
-              <w:rPr>
-                <w:b w:val="0"/>
-                <w:sz w:val="17"/>
-              </w:rPr>
-              <w:t>Usuario autenticado</w:t>
-            </w:r>
-          </w:p>
-        </w:tc>
-        <w:tc>
-          <w:tcPr>
-            <w:tcW w:type="dxa" w:w="3360"/>
-            <w:vAlign w:val="center"/>
-          </w:tcPr>
-          <w:p>
-            <w:r/>
-            <w:r>
-              <w:rPr>
-                <w:b w:val="0"/>
-                <w:sz w:val="17"/>
-              </w:rPr>
-              <w:t>Usuario regular del sistema.</w:t>
-            </w:r>
-          </w:p>
-        </w:tc>
-        <w:tc>
-          <w:tcPr>
-            <w:tcW w:type="dxa" w:w="3360"/>
-            <w:vAlign w:val="center"/>
-          </w:tcPr>
-          <w:p>
-            <w:r/>
-            <w:r>
-              <w:rPr>
-                <w:b w:val="0"/>
-                <w:sz w:val="17"/>
-              </w:rPr>
-              <w:t>Gestionar sus bases, ejecutar replicas y descargar resultados.</w:t>
-            </w:r>
-          </w:p>
-        </w:tc>
-      </w:tr>
-      <w:tr>
-        <w:tc>
-          <w:tcPr>
-            <w:tcW w:type="dxa" w:w="3360"/>
-            <w:vAlign w:val="center"/>
-          </w:tcPr>
-          <w:p>
-            <w:r/>
-            <w:r>
-              <w:rPr>
-                <w:b w:val="0"/>
-                <w:sz w:val="17"/>
-              </w:rPr>
-              <w:t>Administrador</w:t>
-            </w:r>
-          </w:p>
-        </w:tc>
-        <w:tc>
-          <w:tcPr>
-            <w:tcW w:type="dxa" w:w="3360"/>
-            <w:vAlign w:val="center"/>
-          </w:tcPr>
-          <w:p>
-            <w:r/>
-            <w:r>
-              <w:rPr>
-                <w:b w:val="0"/>
-                <w:sz w:val="17"/>
-              </w:rPr>
-              <w:t>Usuario con rol admin.</w:t>
-            </w:r>
-          </w:p>
-        </w:tc>
-        <w:tc>
-          <w:tcPr>
-            <w:tcW w:type="dxa" w:w="3360"/>
-            <w:vAlign w:val="center"/>
-          </w:tcPr>
-          <w:p>
-            <w:r/>
-            <w:r>
-              <w:rPr>
-                <w:b w:val="0"/>
-                <w:sz w:val="17"/>
-              </w:rPr>
-              <w:t>Gestionar usuarios y revisar metricas administrativas.</w:t>
-            </w:r>
-          </w:p>
-        </w:tc>
-      </w:tr>
-      <w:tr>
-        <w:tc>
-          <w:tcPr>
-            <w:tcW w:type="dxa" w:w="3360"/>
-            <w:vAlign w:val="center"/>
-          </w:tcPr>
-          <w:p>
-            <w:r/>
-            <w:r>
-              <w:rPr>
-                <w:b w:val="0"/>
-                <w:sz w:val="17"/>
-              </w:rPr>
-              <w:t>Backend</w:t>
-            </w:r>
-          </w:p>
-        </w:tc>
-        <w:tc>
-          <w:tcPr>
-            <w:tcW w:type="dxa" w:w="3360"/>
-            <w:vAlign w:val="center"/>
-          </w:tcPr>
-          <w:p>
-            <w:r/>
-            <w:r>
-              <w:rPr>
-                <w:b w:val="0"/>
-                <w:sz w:val="17"/>
-              </w:rPr>
-              <w:t>Servicio Fastify.</w:t>
-            </w:r>
-          </w:p>
-        </w:tc>
-        <w:tc>
-          <w:tcPr>
-            <w:tcW w:type="dxa" w:w="3360"/>
-            <w:vAlign w:val="center"/>
-          </w:tcPr>
-          <w:p>
-            <w:r/>
-            <w:r>
-              <w:rPr>
-                <w:b w:val="0"/>
-                <w:sz w:val="17"/>
-              </w:rPr>
-              <w:t>Validar, cifrar, importar, replicar y persistir estado.</w:t>
-            </w:r>
-          </w:p>
-        </w:tc>
-      </w:tr>
-      <w:tr>
-        <w:tc>
-          <w:tcPr>
-            <w:tcW w:type="dxa" w:w="3360"/>
-            <w:vAlign w:val="center"/>
-          </w:tcPr>
-          <w:p>
-            <w:r/>
-            <w:r>
-              <w:rPr>
-                <w:b w:val="0"/>
-                <w:sz w:val="17"/>
-              </w:rPr>
-              <w:t>Motor externo/catalogo</w:t>
-            </w:r>
-          </w:p>
-        </w:tc>
-        <w:tc>
-          <w:tcPr>
-            <w:tcW w:type="dxa" w:w="3360"/>
-            <w:vAlign w:val="center"/>
-          </w:tcPr>
-          <w:p>
-            <w:r/>
-            <w:r>
-              <w:rPr>
-                <w:b w:val="0"/>
-                <w:sz w:val="17"/>
-              </w:rPr>
-              <w:t>Origen o destino de datos.</w:t>
-            </w:r>
-          </w:p>
-        </w:tc>
-        <w:tc>
-          <w:tcPr>
-            <w:tcW w:type="dxa" w:w="3360"/>
-            <w:vAlign w:val="center"/>
-          </w:tcPr>
-          <w:p>
-            <w:r/>
-            <w:r>
-              <w:rPr>
-                <w:b w:val="0"/>
-                <w:sz w:val="17"/>
-              </w:rPr>
-              <w:t>Leer, escribir, crear tabla y exportar segun adaptador.</w:t>
-            </w:r>
-          </w:p>
-        </w:tc>
-      </w:tr>
-    </w:tbl>
-    <w:p/>
-    <w:p>
-      <w:pPr>
-        <w:pStyle w:val="Heading1"/>
-      </w:pPr>
-      <w:r>
-        <w:rPr>
-          <w:rFonts w:ascii="Arial" w:hAnsi="Arial"/>
-          <w:sz w:val="20"/>
-        </w:rPr>
-        <w:t>3. Requerimientos funcionales</w:t>
       </w:r>
     </w:p>
     <w:tbl>
@@ -932,17 +156,15 @@
           <w:tcPr>
             <w:tcW w:type="dxa" w:w="2520"/>
             <w:vAlign w:val="center"/>
-            <w:shd w:fill="1F4E79"/>
           </w:tcPr>
           <w:p>
             <w:r/>
             <w:r>
               <w:rPr>
                 <w:b/>
-                <w:color w:val="FFFFFF"/>
-                <w:sz w:val="17"/>
+                <w:sz w:val="18"/>
               </w:rPr>
-              <w:t>ID</w:t>
+              <w:t>Versión</w:t>
             </w:r>
           </w:p>
         </w:tc>
@@ -950,17 +172,15 @@
           <w:tcPr>
             <w:tcW w:type="dxa" w:w="2520"/>
             <w:vAlign w:val="center"/>
-            <w:shd w:fill="1F4E79"/>
           </w:tcPr>
           <w:p>
             <w:r/>
             <w:r>
               <w:rPr>
                 <w:b/>
-                <w:color w:val="FFFFFF"/>
-                <w:sz w:val="17"/>
+                <w:sz w:val="18"/>
               </w:rPr>
-              <w:t>Requerimiento</w:t>
+              <w:t>Fecha</w:t>
             </w:r>
           </w:p>
         </w:tc>
@@ -968,17 +188,15 @@
           <w:tcPr>
             <w:tcW w:type="dxa" w:w="2520"/>
             <w:vAlign w:val="center"/>
-            <w:shd w:fill="1F4E79"/>
           </w:tcPr>
           <w:p>
             <w:r/>
             <w:r>
               <w:rPr>
                 <w:b/>
-                <w:color w:val="FFFFFF"/>
-                <w:sz w:val="17"/>
+                <w:sz w:val="18"/>
               </w:rPr>
-              <w:t>Prioridad</w:t>
+              <w:t>Responsable</w:t>
             </w:r>
           </w:p>
         </w:tc>
@@ -986,17 +204,15 @@
           <w:tcPr>
             <w:tcW w:type="dxa" w:w="2520"/>
             <w:vAlign w:val="center"/>
-            <w:shd w:fill="1F4E79"/>
           </w:tcPr>
           <w:p>
             <w:r/>
             <w:r>
               <w:rPr>
                 <w:b/>
-                <w:color w:val="FFFFFF"/>
-                <w:sz w:val="17"/>
+                <w:sz w:val="18"/>
               </w:rPr>
-              <w:t>Evidencia</w:t>
+              <w:t>Descripción</w:t>
             </w:r>
           </w:p>
         </w:tc>
@@ -1012,9 +228,9 @@
             <w:r>
               <w:rPr>
                 <w:b w:val="0"/>
-                <w:sz w:val="17"/>
+                <w:sz w:val="18"/>
               </w:rPr>
-              <w:t>RF-01</w:t>
+              <w:t>1.0</w:t>
             </w:r>
           </w:p>
         </w:tc>
@@ -1028,9 +244,9 @@
             <w:r>
               <w:rPr>
                 <w:b w:val="0"/>
-                <w:sz w:val="17"/>
+                <w:sz w:val="18"/>
               </w:rPr>
-              <w:t>Registrar usuarios con nombre, email y contrasena segura.</w:t>
+              <w:t>Julio 2026</w:t>
             </w:r>
           </w:p>
         </w:tc>
@@ -1044,9 +260,9 @@
             <w:r>
               <w:rPr>
                 <w:b w:val="0"/>
-                <w:sz w:val="17"/>
+                <w:sz w:val="18"/>
               </w:rPr>
-              <w:t>Alta</w:t>
+              <w:t>CARBAJAL - LLANOS - YUPA - ZAPANA</w:t>
             </w:r>
           </w:p>
         </w:tc>
@@ -1060,9 +276,9 @@
             <w:r>
               <w:rPr>
                 <w:b w:val="0"/>
-                <w:sz w:val="17"/>
+                <w:sz w:val="18"/>
               </w:rPr>
-              <w:t>routes/auth.ts</w:t>
+              <w:t>Documento base del proyecto.</w:t>
             </w:r>
           </w:p>
         </w:tc>
@@ -1078,9 +294,9 @@
             <w:r>
               <w:rPr>
                 <w:b w:val="0"/>
-                <w:sz w:val="17"/>
+                <w:sz w:val="18"/>
               </w:rPr>
-              <w:t>RF-02</w:t>
+              <w:t>2.0</w:t>
             </w:r>
           </w:p>
         </w:tc>
@@ -1094,9 +310,9 @@
             <w:r>
               <w:rPr>
                 <w:b w:val="0"/>
-                <w:sz w:val="17"/>
+                <w:sz w:val="18"/>
               </w:rPr>
-              <w:t>Iniciar sesion y emitir JWT para rutas privadas.</w:t>
+              <w:t>Julio 2026</w:t>
             </w:r>
           </w:p>
         </w:tc>
@@ -1110,9 +326,9 @@
             <w:r>
               <w:rPr>
                 <w:b w:val="0"/>
-                <w:sz w:val="17"/>
+                <w:sz w:val="18"/>
               </w:rPr>
-              <w:t>Alta</w:t>
+              <w:t>CARBAJAL - LLANOS - YUPA - ZAPANA</w:t>
             </w:r>
           </w:p>
         </w:tc>
@@ -1126,1065 +342,9 @@
             <w:r>
               <w:rPr>
                 <w:b w:val="0"/>
-                <w:sz w:val="17"/>
+                <w:sz w:val="18"/>
               </w:rPr>
-              <w:t>middleware/auth.ts</w:t>
-            </w:r>
-          </w:p>
-        </w:tc>
-      </w:tr>
-      <w:tr>
-        <w:tc>
-          <w:tcPr>
-            <w:tcW w:type="dxa" w:w="2520"/>
-            <w:vAlign w:val="center"/>
-          </w:tcPr>
-          <w:p>
-            <w:r/>
-            <w:r>
-              <w:rPr>
-                <w:b w:val="0"/>
-                <w:sz w:val="17"/>
-              </w:rPr>
-              <w:t>RF-03</w:t>
-            </w:r>
-          </w:p>
-        </w:tc>
-        <w:tc>
-          <w:tcPr>
-            <w:tcW w:type="dxa" w:w="2520"/>
-            <w:vAlign w:val="center"/>
-          </w:tcPr>
-          <w:p>
-            <w:r/>
-            <w:r>
-              <w:rPr>
-                <w:b w:val="0"/>
-                <w:sz w:val="17"/>
-              </w:rPr>
-              <w:t>Restringir funciones administrativas por rol.</w:t>
-            </w:r>
-          </w:p>
-        </w:tc>
-        <w:tc>
-          <w:tcPr>
-            <w:tcW w:type="dxa" w:w="2520"/>
-            <w:vAlign w:val="center"/>
-          </w:tcPr>
-          <w:p>
-            <w:r/>
-            <w:r>
-              <w:rPr>
-                <w:b w:val="0"/>
-                <w:sz w:val="17"/>
-              </w:rPr>
-              <w:t>Alta</w:t>
-            </w:r>
-          </w:p>
-        </w:tc>
-        <w:tc>
-          <w:tcPr>
-            <w:tcW w:type="dxa" w:w="2520"/>
-            <w:vAlign w:val="center"/>
-          </w:tcPr>
-          <w:p>
-            <w:r/>
-            <w:r>
-              <w:rPr>
-                <w:b w:val="0"/>
-                <w:sz w:val="17"/>
-              </w:rPr>
-              <w:t>middleware/role.ts; pages/UserManagement.tsx</w:t>
-            </w:r>
-          </w:p>
-        </w:tc>
-      </w:tr>
-      <w:tr>
-        <w:tc>
-          <w:tcPr>
-            <w:tcW w:type="dxa" w:w="2520"/>
-            <w:vAlign w:val="center"/>
-          </w:tcPr>
-          <w:p>
-            <w:r/>
-            <w:r>
-              <w:rPr>
-                <w:b w:val="0"/>
-                <w:sz w:val="17"/>
-              </w:rPr>
-              <w:t>RF-04</w:t>
-            </w:r>
-          </w:p>
-        </w:tc>
-        <w:tc>
-          <w:tcPr>
-            <w:tcW w:type="dxa" w:w="2520"/>
-            <w:vAlign w:val="center"/>
-          </w:tcPr>
-          <w:p>
-            <w:r/>
-            <w:r>
-              <w:rPr>
-                <w:b w:val="0"/>
-                <w:sz w:val="17"/>
-              </w:rPr>
-              <w:t>Importar archivos SQL, SQLite, MongoDB JSON/NDJSON, Excel/CSV y .bak configurado.</w:t>
-            </w:r>
-          </w:p>
-        </w:tc>
-        <w:tc>
-          <w:tcPr>
-            <w:tcW w:type="dxa" w:w="2520"/>
-            <w:vAlign w:val="center"/>
-          </w:tcPr>
-          <w:p>
-            <w:r/>
-            <w:r>
-              <w:rPr>
-                <w:b w:val="0"/>
-                <w:sz w:val="17"/>
-              </w:rPr>
-              <w:t>Alta</w:t>
-            </w:r>
-          </w:p>
-        </w:tc>
-        <w:tc>
-          <w:tcPr>
-            <w:tcW w:type="dxa" w:w="2520"/>
-            <w:vAlign w:val="center"/>
-          </w:tcPr>
-          <w:p>
-            <w:r/>
-            <w:r>
-              <w:rPr>
-                <w:b w:val="0"/>
-                <w:sz w:val="17"/>
-              </w:rPr>
-              <w:t>services/fileCatalog.ts</w:t>
-            </w:r>
-          </w:p>
-        </w:tc>
-      </w:tr>
-      <w:tr>
-        <w:tc>
-          <w:tcPr>
-            <w:tcW w:type="dxa" w:w="2520"/>
-            <w:vAlign w:val="center"/>
-          </w:tcPr>
-          <w:p>
-            <w:r/>
-            <w:r>
-              <w:rPr>
-                <w:b w:val="0"/>
-                <w:sz w:val="17"/>
-              </w:rPr>
-              <w:t>RF-05</w:t>
-            </w:r>
-          </w:p>
-        </w:tc>
-        <w:tc>
-          <w:tcPr>
-            <w:tcW w:type="dxa" w:w="2520"/>
-            <w:vAlign w:val="center"/>
-          </w:tcPr>
-          <w:p>
-            <w:r/>
-            <w:r>
-              <w:rPr>
-                <w:b w:val="0"/>
-                <w:sz w:val="17"/>
-              </w:rPr>
-              <w:t>Validar tamano, extension, pertenencia del archivo y motor seleccionado.</w:t>
-            </w:r>
-          </w:p>
-        </w:tc>
-        <w:tc>
-          <w:tcPr>
-            <w:tcW w:type="dxa" w:w="2520"/>
-            <w:vAlign w:val="center"/>
-          </w:tcPr>
-          <w:p>
-            <w:r/>
-            <w:r>
-              <w:rPr>
-                <w:b w:val="0"/>
-                <w:sz w:val="17"/>
-              </w:rPr>
-              <w:t>Alta</w:t>
-            </w:r>
-          </w:p>
-        </w:tc>
-        <w:tc>
-          <w:tcPr>
-            <w:tcW w:type="dxa" w:w="2520"/>
-            <w:vAlign w:val="center"/>
-          </w:tcPr>
-          <w:p>
-            <w:r/>
-            <w:r>
-              <w:rPr>
-                <w:b w:val="0"/>
-                <w:sz w:val="17"/>
-              </w:rPr>
-              <w:t>routes/configurations.ts; uploadLimits.ts</w:t>
-            </w:r>
-          </w:p>
-        </w:tc>
-      </w:tr>
-      <w:tr>
-        <w:tc>
-          <w:tcPr>
-            <w:tcW w:type="dxa" w:w="2520"/>
-            <w:vAlign w:val="center"/>
-          </w:tcPr>
-          <w:p>
-            <w:r/>
-            <w:r>
-              <w:rPr>
-                <w:b w:val="0"/>
-                <w:sz w:val="17"/>
-              </w:rPr>
-              <w:t>RF-06</w:t>
-            </w:r>
-          </w:p>
-        </w:tc>
-        <w:tc>
-          <w:tcPr>
-            <w:tcW w:type="dxa" w:w="2520"/>
-            <w:vAlign w:val="center"/>
-          </w:tcPr>
-          <w:p>
-            <w:r/>
-            <w:r>
-              <w:rPr>
-                <w:b w:val="0"/>
-                <w:sz w:val="17"/>
-              </w:rPr>
-              <w:t>Crear, listar, editar, probar, exportar y eliminar configuraciones del usuario.</w:t>
-            </w:r>
-          </w:p>
-        </w:tc>
-        <w:tc>
-          <w:tcPr>
-            <w:tcW w:type="dxa" w:w="2520"/>
-            <w:vAlign w:val="center"/>
-          </w:tcPr>
-          <w:p>
-            <w:r/>
-            <w:r>
-              <w:rPr>
-                <w:b w:val="0"/>
-                <w:sz w:val="17"/>
-              </w:rPr>
-              <w:t>Alta</w:t>
-            </w:r>
-          </w:p>
-        </w:tc>
-        <w:tc>
-          <w:tcPr>
-            <w:tcW w:type="dxa" w:w="2520"/>
-            <w:vAlign w:val="center"/>
-          </w:tcPr>
-          <w:p>
-            <w:r/>
-            <w:r>
-              <w:rPr>
-                <w:b w:val="0"/>
-                <w:sz w:val="17"/>
-              </w:rPr>
-              <w:t>routes/configurations.ts</w:t>
-            </w:r>
-          </w:p>
-        </w:tc>
-      </w:tr>
-      <w:tr>
-        <w:tc>
-          <w:tcPr>
-            <w:tcW w:type="dxa" w:w="2520"/>
-            <w:vAlign w:val="center"/>
-          </w:tcPr>
-          <w:p>
-            <w:r/>
-            <w:r>
-              <w:rPr>
-                <w:b w:val="0"/>
-                <w:sz w:val="17"/>
-              </w:rPr>
-              <w:t>RF-07</w:t>
-            </w:r>
-          </w:p>
-        </w:tc>
-        <w:tc>
-          <w:tcPr>
-            <w:tcW w:type="dxa" w:w="2520"/>
-            <w:vAlign w:val="center"/>
-          </w:tcPr>
-          <w:p>
-            <w:r/>
-            <w:r>
-              <w:rPr>
-                <w:b w:val="0"/>
-                <w:sz w:val="17"/>
-              </w:rPr>
-              <w:t>Listar tablas y columnas del origen/destino.</w:t>
-            </w:r>
-          </w:p>
-        </w:tc>
-        <w:tc>
-          <w:tcPr>
-            <w:tcW w:type="dxa" w:w="2520"/>
-            <w:vAlign w:val="center"/>
-          </w:tcPr>
-          <w:p>
-            <w:r/>
-            <w:r>
-              <w:rPr>
-                <w:b w:val="0"/>
-                <w:sz w:val="17"/>
-              </w:rPr>
-              <w:t>Alta</w:t>
-            </w:r>
-          </w:p>
-        </w:tc>
-        <w:tc>
-          <w:tcPr>
-            <w:tcW w:type="dxa" w:w="2520"/>
-            <w:vAlign w:val="center"/>
-          </w:tcPr>
-          <w:p>
-            <w:r/>
-            <w:r>
-              <w:rPr>
-                <w:b w:val="0"/>
-                <w:sz w:val="17"/>
-              </w:rPr>
-              <w:t>routes/schema.ts; schemaExtractor.ts</w:t>
-            </w:r>
-          </w:p>
-        </w:tc>
-      </w:tr>
-      <w:tr>
-        <w:tc>
-          <w:tcPr>
-            <w:tcW w:type="dxa" w:w="2520"/>
-            <w:vAlign w:val="center"/>
-          </w:tcPr>
-          <w:p>
-            <w:r/>
-            <w:r>
-              <w:rPr>
-                <w:b w:val="0"/>
-                <w:sz w:val="17"/>
-              </w:rPr>
-              <w:t>RF-08</w:t>
-            </w:r>
-          </w:p>
-        </w:tc>
-        <w:tc>
-          <w:tcPr>
-            <w:tcW w:type="dxa" w:w="2520"/>
-            <w:vAlign w:val="center"/>
-          </w:tcPr>
-          <w:p>
-            <w:r/>
-            <w:r>
-              <w:rPr>
-                <w:b w:val="0"/>
-                <w:sz w:val="17"/>
-              </w:rPr>
-              <w:t>Seleccionar multiples tablas y definir nombres destino.</w:t>
-            </w:r>
-          </w:p>
-        </w:tc>
-        <w:tc>
-          <w:tcPr>
-            <w:tcW w:type="dxa" w:w="2520"/>
-            <w:vAlign w:val="center"/>
-          </w:tcPr>
-          <w:p>
-            <w:r/>
-            <w:r>
-              <w:rPr>
-                <w:b w:val="0"/>
-                <w:sz w:val="17"/>
-              </w:rPr>
-              <w:t>Alta</w:t>
-            </w:r>
-          </w:p>
-        </w:tc>
-        <w:tc>
-          <w:tcPr>
-            <w:tcW w:type="dxa" w:w="2520"/>
-            <w:vAlign w:val="center"/>
-          </w:tcPr>
-          <w:p>
-            <w:r/>
-            <w:r>
-              <w:rPr>
-                <w:b w:val="0"/>
-                <w:sz w:val="17"/>
-              </w:rPr>
-              <w:t>ReplicationPanel.tsx</w:t>
-            </w:r>
-          </w:p>
-        </w:tc>
-      </w:tr>
-      <w:tr>
-        <w:tc>
-          <w:tcPr>
-            <w:tcW w:type="dxa" w:w="2520"/>
-            <w:vAlign w:val="center"/>
-          </w:tcPr>
-          <w:p>
-            <w:r/>
-            <w:r>
-              <w:rPr>
-                <w:b w:val="0"/>
-                <w:sz w:val="17"/>
-              </w:rPr>
-              <w:t>RF-09</w:t>
-            </w:r>
-          </w:p>
-        </w:tc>
-        <w:tc>
-          <w:tcPr>
-            <w:tcW w:type="dxa" w:w="2520"/>
-            <w:vAlign w:val="center"/>
-          </w:tcPr>
-          <w:p>
-            <w:r/>
-            <w:r>
-              <w:rPr>
-                <w:b w:val="0"/>
-                <w:sz w:val="17"/>
-              </w:rPr>
-              <w:t>Mapear columnas y aplicar transformaciones: none, string, number, boolean, date y json.</w:t>
-            </w:r>
-          </w:p>
-        </w:tc>
-        <w:tc>
-          <w:tcPr>
-            <w:tcW w:type="dxa" w:w="2520"/>
-            <w:vAlign w:val="center"/>
-          </w:tcPr>
-          <w:p>
-            <w:r/>
-            <w:r>
-              <w:rPr>
-                <w:b w:val="0"/>
-                <w:sz w:val="17"/>
-              </w:rPr>
-              <w:t>Alta</w:t>
-            </w:r>
-          </w:p>
-        </w:tc>
-        <w:tc>
-          <w:tcPr>
-            <w:tcW w:type="dxa" w:w="2520"/>
-            <w:vAlign w:val="center"/>
-          </w:tcPr>
-          <w:p>
-            <w:r/>
-            <w:r>
-              <w:rPr>
-                <w:b w:val="0"/>
-                <w:sz w:val="17"/>
-              </w:rPr>
-              <w:t>replicationValidation.ts; replicationService.ts</w:t>
-            </w:r>
-          </w:p>
-        </w:tc>
-      </w:tr>
-      <w:tr>
-        <w:tc>
-          <w:tcPr>
-            <w:tcW w:type="dxa" w:w="2520"/>
-            <w:vAlign w:val="center"/>
-          </w:tcPr>
-          <w:p>
-            <w:r/>
-            <w:r>
-              <w:rPr>
-                <w:b w:val="0"/>
-                <w:sz w:val="17"/>
-              </w:rPr>
-              <w:t>RF-10</w:t>
-            </w:r>
-          </w:p>
-        </w:tc>
-        <w:tc>
-          <w:tcPr>
-            <w:tcW w:type="dxa" w:w="2520"/>
-            <w:vAlign w:val="center"/>
-          </w:tcPr>
-          <w:p>
-            <w:r/>
-            <w:r>
-              <w:rPr>
-                <w:b w:val="0"/>
-                <w:sz w:val="17"/>
-              </w:rPr>
-              <w:t>Previsualizar replica, advertencias y sentencia CREATE TABLE cuando el destino no existe.</w:t>
-            </w:r>
-          </w:p>
-        </w:tc>
-        <w:tc>
-          <w:tcPr>
-            <w:tcW w:type="dxa" w:w="2520"/>
-            <w:vAlign w:val="center"/>
-          </w:tcPr>
-          <w:p>
-            <w:r/>
-            <w:r>
-              <w:rPr>
-                <w:b w:val="0"/>
-                <w:sz w:val="17"/>
-              </w:rPr>
-              <w:t>Alta</w:t>
-            </w:r>
-          </w:p>
-        </w:tc>
-        <w:tc>
-          <w:tcPr>
-            <w:tcW w:type="dxa" w:w="2520"/>
-            <w:vAlign w:val="center"/>
-          </w:tcPr>
-          <w:p>
-            <w:r/>
-            <w:r>
-              <w:rPr>
-                <w:b w:val="0"/>
-                <w:sz w:val="17"/>
-              </w:rPr>
-              <w:t>previewReplication</w:t>
-            </w:r>
-          </w:p>
-        </w:tc>
-      </w:tr>
-      <w:tr>
-        <w:tc>
-          <w:tcPr>
-            <w:tcW w:type="dxa" w:w="2520"/>
-            <w:vAlign w:val="center"/>
-          </w:tcPr>
-          <w:p>
-            <w:r/>
-            <w:r>
-              <w:rPr>
-                <w:b w:val="0"/>
-                <w:sz w:val="17"/>
-              </w:rPr>
-              <w:t>RF-11</w:t>
-            </w:r>
-          </w:p>
-        </w:tc>
-        <w:tc>
-          <w:tcPr>
-            <w:tcW w:type="dxa" w:w="2520"/>
-            <w:vAlign w:val="center"/>
-          </w:tcPr>
-          <w:p>
-            <w:r/>
-            <w:r>
-              <w:rPr>
-                <w:b w:val="0"/>
-                <w:sz w:val="17"/>
-              </w:rPr>
-              <w:t>Ejecutar replicas en modos insert, upsert, replace y truncate.</w:t>
-            </w:r>
-          </w:p>
-        </w:tc>
-        <w:tc>
-          <w:tcPr>
-            <w:tcW w:type="dxa" w:w="2520"/>
-            <w:vAlign w:val="center"/>
-          </w:tcPr>
-          <w:p>
-            <w:r/>
-            <w:r>
-              <w:rPr>
-                <w:b w:val="0"/>
-                <w:sz w:val="17"/>
-              </w:rPr>
-              <w:t>Alta</w:t>
-            </w:r>
-          </w:p>
-        </w:tc>
-        <w:tc>
-          <w:tcPr>
-            <w:tcW w:type="dxa" w:w="2520"/>
-            <w:vAlign w:val="center"/>
-          </w:tcPr>
-          <w:p>
-            <w:r/>
-            <w:r>
-              <w:rPr>
-                <w:b w:val="0"/>
-                <w:sz w:val="17"/>
-              </w:rPr>
-              <w:t>replicationService.ts</w:t>
-            </w:r>
-          </w:p>
-        </w:tc>
-      </w:tr>
-      <w:tr>
-        <w:tc>
-          <w:tcPr>
-            <w:tcW w:type="dxa" w:w="2520"/>
-            <w:vAlign w:val="center"/>
-          </w:tcPr>
-          <w:p>
-            <w:r/>
-            <w:r>
-              <w:rPr>
-                <w:b w:val="0"/>
-                <w:sz w:val="17"/>
-              </w:rPr>
-              <w:t>RF-12</w:t>
-            </w:r>
-          </w:p>
-        </w:tc>
-        <w:tc>
-          <w:tcPr>
-            <w:tcW w:type="dxa" w:w="2520"/>
-            <w:vAlign w:val="center"/>
-          </w:tcPr>
-          <w:p>
-            <w:r/>
-            <w:r>
-              <w:rPr>
-                <w:b w:val="0"/>
-                <w:sz w:val="17"/>
-              </w:rPr>
-              <w:t>Procesar por lotes entre 100 y 10000 filas con reintentos configurables.</w:t>
-            </w:r>
-          </w:p>
-        </w:tc>
-        <w:tc>
-          <w:tcPr>
-            <w:tcW w:type="dxa" w:w="2520"/>
-            <w:vAlign w:val="center"/>
-          </w:tcPr>
-          <w:p>
-            <w:r/>
-            <w:r>
-              <w:rPr>
-                <w:b w:val="0"/>
-                <w:sz w:val="17"/>
-              </w:rPr>
-              <w:t>Alta</w:t>
-            </w:r>
-          </w:p>
-        </w:tc>
-        <w:tc>
-          <w:tcPr>
-            <w:tcW w:type="dxa" w:w="2520"/>
-            <w:vAlign w:val="center"/>
-          </w:tcPr>
-          <w:p>
-            <w:r/>
-            <w:r>
-              <w:rPr>
-                <w:b w:val="0"/>
-                <w:sz w:val="17"/>
-              </w:rPr>
-              <w:t>replicationValidation.ts</w:t>
-            </w:r>
-          </w:p>
-        </w:tc>
-      </w:tr>
-      <w:tr>
-        <w:tc>
-          <w:tcPr>
-            <w:tcW w:type="dxa" w:w="2520"/>
-            <w:vAlign w:val="center"/>
-          </w:tcPr>
-          <w:p>
-            <w:r/>
-            <w:r>
-              <w:rPr>
-                <w:b w:val="0"/>
-                <w:sz w:val="17"/>
-              </w:rPr>
-              <w:t>RF-13</w:t>
-            </w:r>
-          </w:p>
-        </w:tc>
-        <w:tc>
-          <w:tcPr>
-            <w:tcW w:type="dxa" w:w="2520"/>
-            <w:vAlign w:val="center"/>
-          </w:tcPr>
-          <w:p>
-            <w:r/>
-            <w:r>
-              <w:rPr>
-                <w:b w:val="0"/>
-                <w:sz w:val="17"/>
-              </w:rPr>
-              <w:t>Detener, reanudar y reintentar replicas.</w:t>
-            </w:r>
-          </w:p>
-        </w:tc>
-        <w:tc>
-          <w:tcPr>
-            <w:tcW w:type="dxa" w:w="2520"/>
-            <w:vAlign w:val="center"/>
-          </w:tcPr>
-          <w:p>
-            <w:r/>
-            <w:r>
-              <w:rPr>
-                <w:b w:val="0"/>
-                <w:sz w:val="17"/>
-              </w:rPr>
-              <w:t>Alta</w:t>
-            </w:r>
-          </w:p>
-        </w:tc>
-        <w:tc>
-          <w:tcPr>
-            <w:tcW w:type="dxa" w:w="2520"/>
-            <w:vAlign w:val="center"/>
-          </w:tcPr>
-          <w:p>
-            <w:r/>
-            <w:r>
-              <w:rPr>
-                <w:b w:val="0"/>
-                <w:sz w:val="17"/>
-              </w:rPr>
-              <w:t>routes/replication.ts</w:t>
-            </w:r>
-          </w:p>
-        </w:tc>
-      </w:tr>
-      <w:tr>
-        <w:tc>
-          <w:tcPr>
-            <w:tcW w:type="dxa" w:w="2520"/>
-            <w:vAlign w:val="center"/>
-          </w:tcPr>
-          <w:p>
-            <w:r/>
-            <w:r>
-              <w:rPr>
-                <w:b w:val="0"/>
-                <w:sz w:val="17"/>
-              </w:rPr>
-              <w:t>RF-14</w:t>
-            </w:r>
-          </w:p>
-        </w:tc>
-        <w:tc>
-          <w:tcPr>
-            <w:tcW w:type="dxa" w:w="2520"/>
-            <w:vAlign w:val="center"/>
-          </w:tcPr>
-          <w:p>
-            <w:r/>
-            <w:r>
-              <w:rPr>
-                <w:b w:val="0"/>
-                <w:sz w:val="17"/>
-              </w:rPr>
-              <w:t>Programar ejecuciones cada 5 a 43200 minutos y usar avance incremental por offset.</w:t>
-            </w:r>
-          </w:p>
-        </w:tc>
-        <w:tc>
-          <w:tcPr>
-            <w:tcW w:type="dxa" w:w="2520"/>
-            <w:vAlign w:val="center"/>
-          </w:tcPr>
-          <w:p>
-            <w:r/>
-            <w:r>
-              <w:rPr>
-                <w:b w:val="0"/>
-                <w:sz w:val="17"/>
-              </w:rPr>
-              <w:t>Media</w:t>
-            </w:r>
-          </w:p>
-        </w:tc>
-        <w:tc>
-          <w:tcPr>
-            <w:tcW w:type="dxa" w:w="2520"/>
-            <w:vAlign w:val="center"/>
-          </w:tcPr>
-          <w:p>
-            <w:r/>
-            <w:r>
-              <w:rPr>
-                <w:b w:val="0"/>
-                <w:sz w:val="17"/>
-              </w:rPr>
-              <w:t>startReplication; scheduler</w:t>
-            </w:r>
-          </w:p>
-        </w:tc>
-      </w:tr>
-      <w:tr>
-        <w:tc>
-          <w:tcPr>
-            <w:tcW w:type="dxa" w:w="2520"/>
-            <w:vAlign w:val="center"/>
-          </w:tcPr>
-          <w:p>
-            <w:r/>
-            <w:r>
-              <w:rPr>
-                <w:b w:val="0"/>
-                <w:sz w:val="17"/>
-              </w:rPr>
-              <w:t>RF-15</w:t>
-            </w:r>
-          </w:p>
-        </w:tc>
-        <w:tc>
-          <w:tcPr>
-            <w:tcW w:type="dxa" w:w="2520"/>
-            <w:vAlign w:val="center"/>
-          </w:tcPr>
-          <w:p>
-            <w:r/>
-            <w:r>
-              <w:rPr>
-                <w:b w:val="0"/>
-                <w:sz w:val="17"/>
-              </w:rPr>
-              <w:t>Descargar reporte JSON por ejecucion.</w:t>
-            </w:r>
-          </w:p>
-        </w:tc>
-        <w:tc>
-          <w:tcPr>
-            <w:tcW w:type="dxa" w:w="2520"/>
-            <w:vAlign w:val="center"/>
-          </w:tcPr>
-          <w:p>
-            <w:r/>
-            <w:r>
-              <w:rPr>
-                <w:b w:val="0"/>
-                <w:sz w:val="17"/>
-              </w:rPr>
-              <w:t>Alta</w:t>
-            </w:r>
-          </w:p>
-        </w:tc>
-        <w:tc>
-          <w:tcPr>
-            <w:tcW w:type="dxa" w:w="2520"/>
-            <w:vAlign w:val="center"/>
-          </w:tcPr>
-          <w:p>
-            <w:r/>
-            <w:r>
-              <w:rPr>
-                <w:b w:val="0"/>
-                <w:sz w:val="17"/>
-              </w:rPr>
-              <w:t>ReplicationPanel.tsx</w:t>
-            </w:r>
-          </w:p>
-        </w:tc>
-      </w:tr>
-      <w:tr>
-        <w:tc>
-          <w:tcPr>
-            <w:tcW w:type="dxa" w:w="2520"/>
-            <w:vAlign w:val="center"/>
-          </w:tcPr>
-          <w:p>
-            <w:r/>
-            <w:r>
-              <w:rPr>
-                <w:b w:val="0"/>
-                <w:sz w:val="17"/>
-              </w:rPr>
-              <w:t>RF-16</w:t>
-            </w:r>
-          </w:p>
-        </w:tc>
-        <w:tc>
-          <w:tcPr>
-            <w:tcW w:type="dxa" w:w="2520"/>
-            <w:vAlign w:val="center"/>
-          </w:tcPr>
-          <w:p>
-            <w:r/>
-            <w:r>
-              <w:rPr>
-                <w:b w:val="0"/>
-                <w:sz w:val="17"/>
-              </w:rPr>
-              <w:t>Exportar catalogos modificados a JSON, XLSX o SQLite.</w:t>
-            </w:r>
-          </w:p>
-        </w:tc>
-        <w:tc>
-          <w:tcPr>
-            <w:tcW w:type="dxa" w:w="2520"/>
-            <w:vAlign w:val="center"/>
-          </w:tcPr>
-          <w:p>
-            <w:r/>
-            <w:r>
-              <w:rPr>
-                <w:b w:val="0"/>
-                <w:sz w:val="17"/>
-              </w:rPr>
-              <w:t>Alta</w:t>
-            </w:r>
-          </w:p>
-        </w:tc>
-        <w:tc>
-          <w:tcPr>
-            <w:tcW w:type="dxa" w:w="2520"/>
-            <w:vAlign w:val="center"/>
-          </w:tcPr>
-          <w:p>
-            <w:r/>
-            <w:r>
-              <w:rPr>
-                <w:b w:val="0"/>
-                <w:sz w:val="17"/>
-              </w:rPr>
-              <w:t>exportCatalog</w:t>
-            </w:r>
-          </w:p>
-        </w:tc>
-      </w:tr>
-      <w:tr>
-        <w:tc>
-          <w:tcPr>
-            <w:tcW w:type="dxa" w:w="2520"/>
-            <w:vAlign w:val="center"/>
-          </w:tcPr>
-          <w:p>
-            <w:r/>
-            <w:r>
-              <w:rPr>
-                <w:b w:val="0"/>
-                <w:sz w:val="17"/>
-              </w:rPr>
-              <w:t>RF-17</w:t>
-            </w:r>
-          </w:p>
-        </w:tc>
-        <w:tc>
-          <w:tcPr>
-            <w:tcW w:type="dxa" w:w="2520"/>
-            <w:vAlign w:val="center"/>
-          </w:tcPr>
-          <w:p>
-            <w:r/>
-            <w:r>
-              <w:rPr>
-                <w:b w:val="0"/>
-                <w:sz w:val="17"/>
-              </w:rPr>
-              <w:t>Eliminar automaticamente configuraciones vencidas tras 24 horas.</w:t>
-            </w:r>
-          </w:p>
-        </w:tc>
-        <w:tc>
-          <w:tcPr>
-            <w:tcW w:type="dxa" w:w="2520"/>
-            <w:vAlign w:val="center"/>
-          </w:tcPr>
-          <w:p>
-            <w:r/>
-            <w:r>
-              <w:rPr>
-                <w:b w:val="0"/>
-                <w:sz w:val="17"/>
-              </w:rPr>
-              <w:t>Media</w:t>
-            </w:r>
-          </w:p>
-        </w:tc>
-        <w:tc>
-          <w:tcPr>
-            <w:tcW w:type="dxa" w:w="2520"/>
-            <w:vAlign w:val="center"/>
-          </w:tcPr>
-          <w:p>
-            <w:r/>
-            <w:r>
-              <w:rPr>
-                <w:b w:val="0"/>
-                <w:sz w:val="17"/>
-              </w:rPr>
-              <w:t>expirationService.ts</w:t>
-            </w:r>
-          </w:p>
-        </w:tc>
-      </w:tr>
-      <w:tr>
-        <w:tc>
-          <w:tcPr>
-            <w:tcW w:type="dxa" w:w="2520"/>
-            <w:vAlign w:val="center"/>
-          </w:tcPr>
-          <w:p>
-            <w:r/>
-            <w:r>
-              <w:rPr>
-                <w:b w:val="0"/>
-                <w:sz w:val="17"/>
-              </w:rPr>
-              <w:t>RF-18</w:t>
-            </w:r>
-          </w:p>
-        </w:tc>
-        <w:tc>
-          <w:tcPr>
-            <w:tcW w:type="dxa" w:w="2520"/>
-            <w:vAlign w:val="center"/>
-          </w:tcPr>
-          <w:p>
-            <w:r/>
-            <w:r>
-              <w:rPr>
-                <w:b w:val="0"/>
-                <w:sz w:val="17"/>
-              </w:rPr>
-              <w:t>Mostrar asistente contextual Nexus.</w:t>
-            </w:r>
-          </w:p>
-        </w:tc>
-        <w:tc>
-          <w:tcPr>
-            <w:tcW w:type="dxa" w:w="2520"/>
-            <w:vAlign w:val="center"/>
-          </w:tcPr>
-          <w:p>
-            <w:r/>
-            <w:r>
-              <w:rPr>
-                <w:b w:val="0"/>
-                <w:sz w:val="17"/>
-              </w:rPr>
-              <w:t>Media</w:t>
-            </w:r>
-          </w:p>
-        </w:tc>
-        <w:tc>
-          <w:tcPr>
-            <w:tcW w:type="dxa" w:w="2520"/>
-            <w:vAlign w:val="center"/>
-          </w:tcPr>
-          <w:p>
-            <w:r/>
-            <w:r>
-              <w:rPr>
-                <w:b w:val="0"/>
-                <w:sz w:val="17"/>
-              </w:rPr>
-              <w:t>NexusChatbox.tsx</w:t>
+              <w:t>Ampliación y alineamiento con la implementación real de la carpeta web.</w:t>
             </w:r>
           </w:p>
         </w:tc>
@@ -2196,11 +356,1682 @@
         <w:pStyle w:val="Heading1"/>
       </w:pPr>
       <w:r>
+        <w:t>Índice general</w:t>
+      </w:r>
+    </w:p>
+    <w:p>
+      <w:pPr>
+        <w:pStyle w:val="ListNumber"/>
+      </w:pPr>
+      <w:r>
+        <w:t>Introducción</w:t>
+      </w:r>
+    </w:p>
+    <w:p>
+      <w:pPr>
+        <w:pStyle w:val="ListNumber"/>
+      </w:pPr>
+      <w:r>
+        <w:t>Contexto y alcance</w:t>
+      </w:r>
+    </w:p>
+    <w:p>
+      <w:pPr>
+        <w:pStyle w:val="ListNumber"/>
+      </w:pPr>
+      <w:r>
+        <w:t>Desarrollo del documento</w:t>
+      </w:r>
+    </w:p>
+    <w:p>
+      <w:pPr>
+        <w:pStyle w:val="ListNumber"/>
+      </w:pPr>
+      <w:r>
+        <w:t>Diagramas y evidencias</w:t>
+      </w:r>
+    </w:p>
+    <w:p>
+      <w:pPr>
+        <w:pStyle w:val="ListNumber"/>
+      </w:pPr>
+      <w:r>
+        <w:t>Conclusiones y recomendaciones</w:t>
+      </w:r>
+    </w:p>
+    <w:p>
+      <w:r>
+        <w:br w:type="page"/>
+      </w:r>
+    </w:p>
+    <w:p>
+      <w:pPr>
+        <w:pStyle w:val="Heading1"/>
+      </w:pPr>
+      <w:r>
+        <w:t>1. Introducción</w:t>
+      </w:r>
+    </w:p>
+    <w:p>
+      <w:r>
+        <w:t>Este SRS especifica los requerimientos de Drop Nexus según la carpeta web. Se corrige el requisito de plataforma a Node.js 22.14.0 y se describe el flujo real de bases importadas como catálogos normalizados.</w:t>
+      </w:r>
+    </w:p>
+    <w:p/>
+    <w:p>
+      <w:r>
+        <w:drawing>
+          <wp:inline xmlns:a="http://schemas.openxmlformats.org/drawingml/2006/main" xmlns:pic="http://schemas.openxmlformats.org/drawingml/2006/picture">
+            <wp:extent cx="6126480" cy="3719649"/>
+            <wp:docPr id="2" name="Picture 2"/>
+            <wp:cNvGraphicFramePr>
+              <a:graphicFrameLocks noChangeAspect="1"/>
+            </wp:cNvGraphicFramePr>
+            <a:graphic>
+              <a:graphicData uri="http://schemas.openxmlformats.org/drawingml/2006/picture">
+                <pic:pic>
+                  <pic:nvPicPr>
+                    <pic:cNvPr id="0" name="use_cases.png"/>
+                    <pic:cNvPicPr/>
+                  </pic:nvPicPr>
+                  <pic:blipFill>
+                    <a:blip r:embed="rId10"/>
+                    <a:stretch>
+                      <a:fillRect/>
+                    </a:stretch>
+                  </pic:blipFill>
+                  <pic:spPr>
+                    <a:xfrm>
+                      <a:off x="0" y="0"/>
+                      <a:ext cx="6126480" cy="3719649"/>
+                    </a:xfrm>
+                    <a:prstGeom prst="rect"/>
+                  </pic:spPr>
+                </pic:pic>
+              </a:graphicData>
+            </a:graphic>
+          </wp:inline>
+        </w:drawing>
+      </w:r>
+    </w:p>
+    <w:p>
+      <w:pPr>
+        <w:jc w:val="center"/>
+      </w:pPr>
+      <w:r>
         <w:rPr>
-          <w:rFonts w:ascii="Arial" w:hAnsi="Arial"/>
-          <w:sz w:val="20"/>
+          <w:i/>
+          <w:sz w:val="18"/>
         </w:rPr>
+        <w:t>Figura 1. Casos de uso principales.</w:t>
+      </w:r>
+    </w:p>
+    <w:p>
+      <w:pPr>
+        <w:pStyle w:val="Heading1"/>
+      </w:pPr>
+      <w:r>
+        <w:t>2. Alcance</w:t>
+      </w:r>
+    </w:p>
+    <w:p>
+      <w:pPr>
+        <w:pStyle w:val="ListBullet"/>
+      </w:pPr>
+      <w:r>
+        <w:t>Registro, login, roles y rutas privadas.</w:t>
+      </w:r>
+    </w:p>
+    <w:p>
+      <w:pPr>
+        <w:pStyle w:val="ListBullet"/>
+      </w:pPr>
+      <w:r>
+        <w:t>Carga de archivos SQL, .bak, SQLite, MongoDB JSON/NDJSON, Excel y CSV.</w:t>
+      </w:r>
+    </w:p>
+    <w:p>
+      <w:pPr>
+        <w:pStyle w:val="ListBullet"/>
+      </w:pPr>
+      <w:r>
+        <w:t>Configuraciones fileCatalog con expiración de 24 horas.</w:t>
+      </w:r>
+    </w:p>
+    <w:p>
+      <w:pPr>
+        <w:pStyle w:val="ListBullet"/>
+      </w:pPr>
+      <w:r>
+        <w:t>Replicación con mapeo, transformaciones y modos de escritura.</w:t>
+      </w:r>
+    </w:p>
+    <w:p>
+      <w:pPr>
+        <w:pStyle w:val="ListBullet"/>
+      </w:pPr>
+      <w:r>
+        <w:t>Monitoreo, historial, reportes, diagnóstico, descarga y asistente.</w:t>
+      </w:r>
+    </w:p>
+    <w:p>
+      <w:pPr>
+        <w:pStyle w:val="ListBullet"/>
+      </w:pPr>
+      <w:r>
+        <w:t>Excluye CDC exact-once y conexión directa desde UI a hosts externos en esta versión.</w:t>
+      </w:r>
+    </w:p>
+    <w:p>
+      <w:pPr>
+        <w:pStyle w:val="Heading1"/>
+      </w:pPr>
+      <w:r>
+        <w:t>3. Requerimientos funcionales</w:t>
+      </w:r>
+    </w:p>
+    <w:tbl>
+      <w:tblPr>
+        <w:tblStyle w:val="TableGrid"/>
+        <w:tblW w:type="auto" w:w="0"/>
+        <w:jc w:val="center"/>
+        <w:tblLook w:firstColumn="1" w:firstRow="1" w:lastColumn="0" w:lastRow="0" w:noHBand="0" w:noVBand="1" w:val="04A0"/>
+      </w:tblPr>
+      <w:tblGrid>
+        <w:gridCol w:w="5040"/>
+        <w:gridCol w:w="5040"/>
+      </w:tblGrid>
+      <w:tr>
+        <w:tc>
+          <w:tcPr>
+            <w:tcW w:type="dxa" w:w="5040"/>
+            <w:vAlign w:val="center"/>
+          </w:tcPr>
+          <w:p>
+            <w:r/>
+            <w:r>
+              <w:rPr>
+                <w:b/>
+                <w:sz w:val="18"/>
+              </w:rPr>
+              <w:t>ID</w:t>
+            </w:r>
+          </w:p>
+        </w:tc>
+        <w:tc>
+          <w:tcPr>
+            <w:tcW w:type="dxa" w:w="5040"/>
+            <w:vAlign w:val="center"/>
+          </w:tcPr>
+          <w:p>
+            <w:r/>
+            <w:r>
+              <w:rPr>
+                <w:b/>
+                <w:sz w:val="18"/>
+              </w:rPr>
+              <w:t>Requerimiento</w:t>
+            </w:r>
+          </w:p>
+        </w:tc>
+      </w:tr>
+      <w:tr>
+        <w:tc>
+          <w:tcPr>
+            <w:tcW w:type="dxa" w:w="5040"/>
+            <w:vAlign w:val="center"/>
+          </w:tcPr>
+          <w:p>
+            <w:r/>
+            <w:r>
+              <w:rPr>
+                <w:b w:val="0"/>
+                <w:sz w:val="18"/>
+              </w:rPr>
+              <w:t>RF-01</w:t>
+            </w:r>
+          </w:p>
+        </w:tc>
+        <w:tc>
+          <w:tcPr>
+            <w:tcW w:type="dxa" w:w="5040"/>
+            <w:vAlign w:val="center"/>
+          </w:tcPr>
+          <w:p>
+            <w:r/>
+            <w:r>
+              <w:rPr>
+                <w:b w:val="0"/>
+                <w:sz w:val="18"/>
+              </w:rPr>
+              <w:t>Registrar usuarios con nombre, correo normalizado y contraseña.</w:t>
+            </w:r>
+          </w:p>
+        </w:tc>
+      </w:tr>
+      <w:tr>
+        <w:tc>
+          <w:tcPr>
+            <w:tcW w:type="dxa" w:w="5040"/>
+            <w:vAlign w:val="center"/>
+          </w:tcPr>
+          <w:p>
+            <w:r/>
+            <w:r>
+              <w:rPr>
+                <w:b w:val="0"/>
+                <w:sz w:val="18"/>
+              </w:rPr>
+              <w:t>RF-02</w:t>
+            </w:r>
+          </w:p>
+        </w:tc>
+        <w:tc>
+          <w:tcPr>
+            <w:tcW w:type="dxa" w:w="5040"/>
+            <w:vAlign w:val="center"/>
+          </w:tcPr>
+          <w:p>
+            <w:r/>
+            <w:r>
+              <w:rPr>
+                <w:b w:val="0"/>
+                <w:sz w:val="18"/>
+              </w:rPr>
+              <w:t>Autenticar usuarios y emitir JWT de siete días.</w:t>
+            </w:r>
+          </w:p>
+        </w:tc>
+      </w:tr>
+      <w:tr>
+        <w:tc>
+          <w:tcPr>
+            <w:tcW w:type="dxa" w:w="5040"/>
+            <w:vAlign w:val="center"/>
+          </w:tcPr>
+          <w:p>
+            <w:r/>
+            <w:r>
+              <w:rPr>
+                <w:b w:val="0"/>
+                <w:sz w:val="18"/>
+              </w:rPr>
+              <w:t>RF-03</w:t>
+            </w:r>
+          </w:p>
+        </w:tc>
+        <w:tc>
+          <w:tcPr>
+            <w:tcW w:type="dxa" w:w="5040"/>
+            <w:vAlign w:val="center"/>
+          </w:tcPr>
+          <w:p>
+            <w:r/>
+            <w:r>
+              <w:rPr>
+                <w:b w:val="0"/>
+                <w:sz w:val="18"/>
+              </w:rPr>
+              <w:t>Restringir rutas por autenticación y rol.</w:t>
+            </w:r>
+          </w:p>
+        </w:tc>
+      </w:tr>
+      <w:tr>
+        <w:tc>
+          <w:tcPr>
+            <w:tcW w:type="dxa" w:w="5040"/>
+            <w:vAlign w:val="center"/>
+          </w:tcPr>
+          <w:p>
+            <w:r/>
+            <w:r>
+              <w:rPr>
+                <w:b w:val="0"/>
+                <w:sz w:val="18"/>
+              </w:rPr>
+              <w:t>RF-04</w:t>
+            </w:r>
+          </w:p>
+        </w:tc>
+        <w:tc>
+          <w:tcPr>
+            <w:tcW w:type="dxa" w:w="5040"/>
+            <w:vAlign w:val="center"/>
+          </w:tcPr>
+          <w:p>
+            <w:r/>
+            <w:r>
+              <w:rPr>
+                <w:b w:val="0"/>
+                <w:sz w:val="18"/>
+              </w:rPr>
+              <w:t>Importar archivos compatibles y detectar motor probable.</w:t>
+            </w:r>
+          </w:p>
+        </w:tc>
+      </w:tr>
+      <w:tr>
+        <w:tc>
+          <w:tcPr>
+            <w:tcW w:type="dxa" w:w="5040"/>
+            <w:vAlign w:val="center"/>
+          </w:tcPr>
+          <w:p>
+            <w:r/>
+            <w:r>
+              <w:rPr>
+                <w:b w:val="0"/>
+                <w:sz w:val="18"/>
+              </w:rPr>
+              <w:t>RF-05</w:t>
+            </w:r>
+          </w:p>
+        </w:tc>
+        <w:tc>
+          <w:tcPr>
+            <w:tcW w:type="dxa" w:w="5040"/>
+            <w:vAlign w:val="center"/>
+          </w:tcPr>
+          <w:p>
+            <w:r/>
+            <w:r>
+              <w:rPr>
+                <w:b w:val="0"/>
+                <w:sz w:val="18"/>
+              </w:rPr>
+              <w:t>Validar tamaño, extensión, cabecera SQLite y contenido legible.</w:t>
+            </w:r>
+          </w:p>
+        </w:tc>
+      </w:tr>
+      <w:tr>
+        <w:tc>
+          <w:tcPr>
+            <w:tcW w:type="dxa" w:w="5040"/>
+            <w:vAlign w:val="center"/>
+          </w:tcPr>
+          <w:p>
+            <w:r/>
+            <w:r>
+              <w:rPr>
+                <w:b w:val="0"/>
+                <w:sz w:val="18"/>
+              </w:rPr>
+              <w:t>RF-06</w:t>
+            </w:r>
+          </w:p>
+        </w:tc>
+        <w:tc>
+          <w:tcPr>
+            <w:tcW w:type="dxa" w:w="5040"/>
+            <w:vAlign w:val="center"/>
+          </w:tcPr>
+          <w:p>
+            <w:r/>
+            <w:r>
+              <w:rPr>
+                <w:b w:val="0"/>
+                <w:sz w:val="18"/>
+              </w:rPr>
+              <w:t>Guardar catálogos normalizados en PostgreSQL/Supabase.</w:t>
+            </w:r>
+          </w:p>
+        </w:tc>
+      </w:tr>
+      <w:tr>
+        <w:tc>
+          <w:tcPr>
+            <w:tcW w:type="dxa" w:w="5040"/>
+            <w:vAlign w:val="center"/>
+          </w:tcPr>
+          <w:p>
+            <w:r/>
+            <w:r>
+              <w:rPr>
+                <w:b w:val="0"/>
+                <w:sz w:val="18"/>
+              </w:rPr>
+              <w:t>RF-07</w:t>
+            </w:r>
+          </w:p>
+        </w:tc>
+        <w:tc>
+          <w:tcPr>
+            <w:tcW w:type="dxa" w:w="5040"/>
+            <w:vAlign w:val="center"/>
+          </w:tcPr>
+          <w:p>
+            <w:r/>
+            <w:r>
+              <w:rPr>
+                <w:b w:val="0"/>
+                <w:sz w:val="18"/>
+              </w:rPr>
+              <w:t>Crear, listar, editar y eliminar configuraciones por usuario.</w:t>
+            </w:r>
+          </w:p>
+        </w:tc>
+      </w:tr>
+      <w:tr>
+        <w:tc>
+          <w:tcPr>
+            <w:tcW w:type="dxa" w:w="5040"/>
+            <w:vAlign w:val="center"/>
+          </w:tcPr>
+          <w:p>
+            <w:r/>
+            <w:r>
+              <w:rPr>
+                <w:b w:val="0"/>
+                <w:sz w:val="18"/>
+              </w:rPr>
+              <w:t>RF-08</w:t>
+            </w:r>
+          </w:p>
+        </w:tc>
+        <w:tc>
+          <w:tcPr>
+            <w:tcW w:type="dxa" w:w="5040"/>
+            <w:vAlign w:val="center"/>
+          </w:tcPr>
+          <w:p>
+            <w:r/>
+            <w:r>
+              <w:rPr>
+                <w:b w:val="0"/>
+                <w:sz w:val="18"/>
+              </w:rPr>
+              <w:t>Expirar configuraciones después de 24 horas.</w:t>
+            </w:r>
+          </w:p>
+        </w:tc>
+      </w:tr>
+      <w:tr>
+        <w:tc>
+          <w:tcPr>
+            <w:tcW w:type="dxa" w:w="5040"/>
+            <w:vAlign w:val="center"/>
+          </w:tcPr>
+          <w:p>
+            <w:r/>
+            <w:r>
+              <w:rPr>
+                <w:b w:val="0"/>
+                <w:sz w:val="18"/>
+              </w:rPr>
+              <w:t>RF-09</w:t>
+            </w:r>
+          </w:p>
+        </w:tc>
+        <w:tc>
+          <w:tcPr>
+            <w:tcW w:type="dxa" w:w="5040"/>
+            <w:vAlign w:val="center"/>
+          </w:tcPr>
+          <w:p>
+            <w:r/>
+            <w:r>
+              <w:rPr>
+                <w:b w:val="0"/>
+                <w:sz w:val="18"/>
+              </w:rPr>
+              <w:t>Extraer tablas, columnas, tipos, claves y datos.</w:t>
+            </w:r>
+          </w:p>
+        </w:tc>
+      </w:tr>
+      <w:tr>
+        <w:tc>
+          <w:tcPr>
+            <w:tcW w:type="dxa" w:w="5040"/>
+            <w:vAlign w:val="center"/>
+          </w:tcPr>
+          <w:p>
+            <w:r/>
+            <w:r>
+              <w:rPr>
+                <w:b w:val="0"/>
+                <w:sz w:val="18"/>
+              </w:rPr>
+              <w:t>RF-10</w:t>
+            </w:r>
+          </w:p>
+        </w:tc>
+        <w:tc>
+          <w:tcPr>
+            <w:tcW w:type="dxa" w:w="5040"/>
+            <w:vAlign w:val="center"/>
+          </w:tcPr>
+          <w:p>
+            <w:r/>
+            <w:r>
+              <w:rPr>
+                <w:b w:val="0"/>
+                <w:sz w:val="18"/>
+              </w:rPr>
+              <w:t>Previsualizar replicaciones y advertir si falta tabla destino.</w:t>
+            </w:r>
+          </w:p>
+        </w:tc>
+      </w:tr>
+      <w:tr>
+        <w:tc>
+          <w:tcPr>
+            <w:tcW w:type="dxa" w:w="5040"/>
+            <w:vAlign w:val="center"/>
+          </w:tcPr>
+          <w:p>
+            <w:r/>
+            <w:r>
+              <w:rPr>
+                <w:b w:val="0"/>
+                <w:sz w:val="18"/>
+              </w:rPr>
+              <w:t>RF-11</w:t>
+            </w:r>
+          </w:p>
+        </w:tc>
+        <w:tc>
+          <w:tcPr>
+            <w:tcW w:type="dxa" w:w="5040"/>
+            <w:vAlign w:val="center"/>
+          </w:tcPr>
+          <w:p>
+            <w:r/>
+            <w:r>
+              <w:rPr>
+                <w:b w:val="0"/>
+                <w:sz w:val="18"/>
+              </w:rPr>
+              <w:t>Crear tabla destino si el usuario confirma.</w:t>
+            </w:r>
+          </w:p>
+        </w:tc>
+      </w:tr>
+      <w:tr>
+        <w:tc>
+          <w:tcPr>
+            <w:tcW w:type="dxa" w:w="5040"/>
+            <w:vAlign w:val="center"/>
+          </w:tcPr>
+          <w:p>
+            <w:r/>
+            <w:r>
+              <w:rPr>
+                <w:b w:val="0"/>
+                <w:sz w:val="18"/>
+              </w:rPr>
+              <w:t>RF-12</w:t>
+            </w:r>
+          </w:p>
+        </w:tc>
+        <w:tc>
+          <w:tcPr>
+            <w:tcW w:type="dxa" w:w="5040"/>
+            <w:vAlign w:val="center"/>
+          </w:tcPr>
+          <w:p>
+            <w:r/>
+            <w:r>
+              <w:rPr>
+                <w:b w:val="0"/>
+                <w:sz w:val="18"/>
+              </w:rPr>
+              <w:t>Replicar múltiples tablas por grupo.</w:t>
+            </w:r>
+          </w:p>
+        </w:tc>
+      </w:tr>
+      <w:tr>
+        <w:tc>
+          <w:tcPr>
+            <w:tcW w:type="dxa" w:w="5040"/>
+            <w:vAlign w:val="center"/>
+          </w:tcPr>
+          <w:p>
+            <w:r/>
+            <w:r>
+              <w:rPr>
+                <w:b w:val="0"/>
+                <w:sz w:val="18"/>
+              </w:rPr>
+              <w:t>RF-13</w:t>
+            </w:r>
+          </w:p>
+        </w:tc>
+        <w:tc>
+          <w:tcPr>
+            <w:tcW w:type="dxa" w:w="5040"/>
+            <w:vAlign w:val="center"/>
+          </w:tcPr>
+          <w:p>
+            <w:r/>
+            <w:r>
+              <w:rPr>
+                <w:b w:val="0"/>
+                <w:sz w:val="18"/>
+              </w:rPr>
+              <w:t>Aplicar transformaciones none, string, number, boolean, date y json.</w:t>
+            </w:r>
+          </w:p>
+        </w:tc>
+      </w:tr>
+      <w:tr>
+        <w:tc>
+          <w:tcPr>
+            <w:tcW w:type="dxa" w:w="5040"/>
+            <w:vAlign w:val="center"/>
+          </w:tcPr>
+          <w:p>
+            <w:r/>
+            <w:r>
+              <w:rPr>
+                <w:b w:val="0"/>
+                <w:sz w:val="18"/>
+              </w:rPr>
+              <w:t>RF-14</w:t>
+            </w:r>
+          </w:p>
+        </w:tc>
+        <w:tc>
+          <w:tcPr>
+            <w:tcW w:type="dxa" w:w="5040"/>
+            <w:vAlign w:val="center"/>
+          </w:tcPr>
+          <w:p>
+            <w:r/>
+            <w:r>
+              <w:rPr>
+                <w:b w:val="0"/>
+                <w:sz w:val="18"/>
+              </w:rPr>
+              <w:t>Soportar insert, upsert, replace y truncate.</w:t>
+            </w:r>
+          </w:p>
+        </w:tc>
+      </w:tr>
+      <w:tr>
+        <w:tc>
+          <w:tcPr>
+            <w:tcW w:type="dxa" w:w="5040"/>
+            <w:vAlign w:val="center"/>
+          </w:tcPr>
+          <w:p>
+            <w:r/>
+            <w:r>
+              <w:rPr>
+                <w:b w:val="0"/>
+                <w:sz w:val="18"/>
+              </w:rPr>
+              <w:t>RF-15</w:t>
+            </w:r>
+          </w:p>
+        </w:tc>
+        <w:tc>
+          <w:tcPr>
+            <w:tcW w:type="dxa" w:w="5040"/>
+            <w:vAlign w:val="center"/>
+          </w:tcPr>
+          <w:p>
+            <w:r/>
+            <w:r>
+              <w:rPr>
+                <w:b w:val="0"/>
+                <w:sz w:val="18"/>
+              </w:rPr>
+              <w:t>Programar ejecuciones entre 5 y 43200 minutos.</w:t>
+            </w:r>
+          </w:p>
+        </w:tc>
+      </w:tr>
+      <w:tr>
+        <w:tc>
+          <w:tcPr>
+            <w:tcW w:type="dxa" w:w="5040"/>
+            <w:vAlign w:val="center"/>
+          </w:tcPr>
+          <w:p>
+            <w:r/>
+            <w:r>
+              <w:rPr>
+                <w:b w:val="0"/>
+                <w:sz w:val="18"/>
+              </w:rPr>
+              <w:t>RF-16</w:t>
+            </w:r>
+          </w:p>
+        </w:tc>
+        <w:tc>
+          <w:tcPr>
+            <w:tcW w:type="dxa" w:w="5040"/>
+            <w:vAlign w:val="center"/>
+          </w:tcPr>
+          <w:p>
+            <w:r/>
+            <w:r>
+              <w:rPr>
+                <w:b w:val="0"/>
+                <w:sz w:val="18"/>
+              </w:rPr>
+              <w:t>Continuar incrementalmente por offset.</w:t>
+            </w:r>
+          </w:p>
+        </w:tc>
+      </w:tr>
+      <w:tr>
+        <w:tc>
+          <w:tcPr>
+            <w:tcW w:type="dxa" w:w="5040"/>
+            <w:vAlign w:val="center"/>
+          </w:tcPr>
+          <w:p>
+            <w:r/>
+            <w:r>
+              <w:rPr>
+                <w:b w:val="0"/>
+                <w:sz w:val="18"/>
+              </w:rPr>
+              <w:t>RF-17</w:t>
+            </w:r>
+          </w:p>
+        </w:tc>
+        <w:tc>
+          <w:tcPr>
+            <w:tcW w:type="dxa" w:w="5040"/>
+            <w:vAlign w:val="center"/>
+          </w:tcPr>
+          <w:p>
+            <w:r/>
+            <w:r>
+              <w:rPr>
+                <w:b w:val="0"/>
+                <w:sz w:val="18"/>
+              </w:rPr>
+              <w:t>Detener, reanudar y reintentar trabajos.</w:t>
+            </w:r>
+          </w:p>
+        </w:tc>
+      </w:tr>
+      <w:tr>
+        <w:tc>
+          <w:tcPr>
+            <w:tcW w:type="dxa" w:w="5040"/>
+            <w:vAlign w:val="center"/>
+          </w:tcPr>
+          <w:p>
+            <w:r/>
+            <w:r>
+              <w:rPr>
+                <w:b w:val="0"/>
+                <w:sz w:val="18"/>
+              </w:rPr>
+              <w:t>RF-18</w:t>
+            </w:r>
+          </w:p>
+        </w:tc>
+        <w:tc>
+          <w:tcPr>
+            <w:tcW w:type="dxa" w:w="5040"/>
+            <w:vAlign w:val="center"/>
+          </w:tcPr>
+          <w:p>
+            <w:r/>
+            <w:r>
+              <w:rPr>
+                <w:b w:val="0"/>
+                <w:sz w:val="18"/>
+              </w:rPr>
+              <w:t>Registrar etapa, causa y recomendación ante fallas.</w:t>
+            </w:r>
+          </w:p>
+        </w:tc>
+      </w:tr>
+      <w:tr>
+        <w:tc>
+          <w:tcPr>
+            <w:tcW w:type="dxa" w:w="5040"/>
+            <w:vAlign w:val="center"/>
+          </w:tcPr>
+          <w:p>
+            <w:r/>
+            <w:r>
+              <w:rPr>
+                <w:b w:val="0"/>
+                <w:sz w:val="18"/>
+              </w:rPr>
+              <w:t>RF-19</w:t>
+            </w:r>
+          </w:p>
+        </w:tc>
+        <w:tc>
+          <w:tcPr>
+            <w:tcW w:type="dxa" w:w="5040"/>
+            <w:vAlign w:val="center"/>
+          </w:tcPr>
+          <w:p>
+            <w:r/>
+            <w:r>
+              <w:rPr>
+                <w:b w:val="0"/>
+                <w:sz w:val="18"/>
+              </w:rPr>
+              <w:t>Descargar reportes JSON y bases modificadas como JSON, XLSX o SQLite.</w:t>
+            </w:r>
+          </w:p>
+        </w:tc>
+      </w:tr>
+      <w:tr>
+        <w:tc>
+          <w:tcPr>
+            <w:tcW w:type="dxa" w:w="5040"/>
+            <w:vAlign w:val="center"/>
+          </w:tcPr>
+          <w:p>
+            <w:r/>
+            <w:r>
+              <w:rPr>
+                <w:b w:val="0"/>
+                <w:sz w:val="18"/>
+              </w:rPr>
+              <w:t>RF-20</w:t>
+            </w:r>
+          </w:p>
+        </w:tc>
+        <w:tc>
+          <w:tcPr>
+            <w:tcW w:type="dxa" w:w="5040"/>
+            <w:vAlign w:val="center"/>
+          </w:tcPr>
+          <w:p>
+            <w:r/>
+            <w:r>
+              <w:rPr>
+                <w:b w:val="0"/>
+                <w:sz w:val="18"/>
+              </w:rPr>
+              <w:t>Mostrar chatbox asistente con skill local y OpenAI opcional.</w:t>
+            </w:r>
+          </w:p>
+        </w:tc>
+      </w:tr>
+    </w:tbl>
+    <w:p/>
+    <w:p>
+      <w:pPr>
+        <w:pStyle w:val="Heading1"/>
+      </w:pPr>
+      <w:r>
         <w:t>4. Requerimientos no funcionales</w:t>
+      </w:r>
+    </w:p>
+    <w:tbl>
+      <w:tblPr>
+        <w:tblStyle w:val="TableGrid"/>
+        <w:tblW w:type="auto" w:w="0"/>
+        <w:jc w:val="center"/>
+        <w:tblLook w:firstColumn="1" w:firstRow="1" w:lastColumn="0" w:lastRow="0" w:noHBand="0" w:noVBand="1" w:val="04A0"/>
+      </w:tblPr>
+      <w:tblGrid>
+        <w:gridCol w:w="5040"/>
+        <w:gridCol w:w="5040"/>
+      </w:tblGrid>
+      <w:tr>
+        <w:tc>
+          <w:tcPr>
+            <w:tcW w:type="dxa" w:w="5040"/>
+            <w:vAlign w:val="center"/>
+          </w:tcPr>
+          <w:p>
+            <w:r/>
+            <w:r>
+              <w:rPr>
+                <w:b/>
+                <w:sz w:val="18"/>
+              </w:rPr>
+              <w:t>ID</w:t>
+            </w:r>
+          </w:p>
+        </w:tc>
+        <w:tc>
+          <w:tcPr>
+            <w:tcW w:type="dxa" w:w="5040"/>
+            <w:vAlign w:val="center"/>
+          </w:tcPr>
+          <w:p>
+            <w:r/>
+            <w:r>
+              <w:rPr>
+                <w:b/>
+                <w:sz w:val="18"/>
+              </w:rPr>
+              <w:t>Requerimiento</w:t>
+            </w:r>
+          </w:p>
+        </w:tc>
+      </w:tr>
+      <w:tr>
+        <w:tc>
+          <w:tcPr>
+            <w:tcW w:type="dxa" w:w="5040"/>
+            <w:vAlign w:val="center"/>
+          </w:tcPr>
+          <w:p>
+            <w:r/>
+            <w:r>
+              <w:rPr>
+                <w:b w:val="0"/>
+                <w:sz w:val="18"/>
+              </w:rPr>
+              <w:t>RNF-01</w:t>
+            </w:r>
+          </w:p>
+        </w:tc>
+        <w:tc>
+          <w:tcPr>
+            <w:tcW w:type="dxa" w:w="5040"/>
+            <w:vAlign w:val="center"/>
+          </w:tcPr>
+          <w:p>
+            <w:r/>
+            <w:r>
+              <w:rPr>
+                <w:b w:val="0"/>
+                <w:sz w:val="18"/>
+              </w:rPr>
+              <w:t>Ejecutar con Node.js 22.14.0 y npm 10 o superior.</w:t>
+            </w:r>
+          </w:p>
+        </w:tc>
+      </w:tr>
+      <w:tr>
+        <w:tc>
+          <w:tcPr>
+            <w:tcW w:type="dxa" w:w="5040"/>
+            <w:vAlign w:val="center"/>
+          </w:tcPr>
+          <w:p>
+            <w:r/>
+            <w:r>
+              <w:rPr>
+                <w:b w:val="0"/>
+                <w:sz w:val="18"/>
+              </w:rPr>
+              <w:t>RNF-02</w:t>
+            </w:r>
+          </w:p>
+        </w:tc>
+        <w:tc>
+          <w:tcPr>
+            <w:tcW w:type="dxa" w:w="5040"/>
+            <w:vAlign w:val="center"/>
+          </w:tcPr>
+          <w:p>
+            <w:r/>
+            <w:r>
+              <w:rPr>
+                <w:b w:val="0"/>
+                <w:sz w:val="18"/>
+              </w:rPr>
+              <w:t>Responder bajo /api y servir frontend/dist en producción.</w:t>
+            </w:r>
+          </w:p>
+        </w:tc>
+      </w:tr>
+      <w:tr>
+        <w:tc>
+          <w:tcPr>
+            <w:tcW w:type="dxa" w:w="5040"/>
+            <w:vAlign w:val="center"/>
+          </w:tcPr>
+          <w:p>
+            <w:r/>
+            <w:r>
+              <w:rPr>
+                <w:b w:val="0"/>
+                <w:sz w:val="18"/>
+              </w:rPr>
+              <w:t>RNF-03</w:t>
+            </w:r>
+          </w:p>
+        </w:tc>
+        <w:tc>
+          <w:tcPr>
+            <w:tcW w:type="dxa" w:w="5040"/>
+            <w:vAlign w:val="center"/>
+          </w:tcPr>
+          <w:p>
+            <w:r/>
+            <w:r>
+              <w:rPr>
+                <w:b w:val="0"/>
+                <w:sz w:val="18"/>
+              </w:rPr>
+              <w:t>Cifrar credenciales con AES-256-GCM.</w:t>
+            </w:r>
+          </w:p>
+        </w:tc>
+      </w:tr>
+      <w:tr>
+        <w:tc>
+          <w:tcPr>
+            <w:tcW w:type="dxa" w:w="5040"/>
+            <w:vAlign w:val="center"/>
+          </w:tcPr>
+          <w:p>
+            <w:r/>
+            <w:r>
+              <w:rPr>
+                <w:b w:val="0"/>
+                <w:sz w:val="18"/>
+              </w:rPr>
+              <w:t>RNF-04</w:t>
+            </w:r>
+          </w:p>
+        </w:tc>
+        <w:tc>
+          <w:tcPr>
+            <w:tcW w:type="dxa" w:w="5040"/>
+            <w:vAlign w:val="center"/>
+          </w:tcPr>
+          <w:p>
+            <w:r/>
+            <w:r>
+              <w:rPr>
+                <w:b w:val="0"/>
+                <w:sz w:val="18"/>
+              </w:rPr>
+              <w:t>Aplicar Helmet, CORS y rate limit de 100 solicitudes/minuto/IP.</w:t>
+            </w:r>
+          </w:p>
+        </w:tc>
+      </w:tr>
+      <w:tr>
+        <w:tc>
+          <w:tcPr>
+            <w:tcW w:type="dxa" w:w="5040"/>
+            <w:vAlign w:val="center"/>
+          </w:tcPr>
+          <w:p>
+            <w:r/>
+            <w:r>
+              <w:rPr>
+                <w:b w:val="0"/>
+                <w:sz w:val="18"/>
+              </w:rPr>
+              <w:t>RNF-05</w:t>
+            </w:r>
+          </w:p>
+        </w:tc>
+        <w:tc>
+          <w:tcPr>
+            <w:tcW w:type="dxa" w:w="5040"/>
+            <w:vAlign w:val="center"/>
+          </w:tcPr>
+          <w:p>
+            <w:r/>
+            <w:r>
+              <w:rPr>
+                <w:b w:val="0"/>
+                <w:sz w:val="18"/>
+              </w:rPr>
+              <w:t>Usar timeout de conexión de 5 segundos.</w:t>
+            </w:r>
+          </w:p>
+        </w:tc>
+      </w:tr>
+      <w:tr>
+        <w:tc>
+          <w:tcPr>
+            <w:tcW w:type="dxa" w:w="5040"/>
+            <w:vAlign w:val="center"/>
+          </w:tcPr>
+          <w:p>
+            <w:r/>
+            <w:r>
+              <w:rPr>
+                <w:b w:val="0"/>
+                <w:sz w:val="18"/>
+              </w:rPr>
+              <w:t>RNF-06</w:t>
+            </w:r>
+          </w:p>
+        </w:tc>
+        <w:tc>
+          <w:tcPr>
+            <w:tcW w:type="dxa" w:w="5040"/>
+            <w:vAlign w:val="center"/>
+          </w:tcPr>
+          <w:p>
+            <w:r/>
+            <w:r>
+              <w:rPr>
+                <w:b w:val="0"/>
+                <w:sz w:val="18"/>
+              </w:rPr>
+              <w:t>Permitir tamaño máximo configurable de 500 MB por defecto.</w:t>
+            </w:r>
+          </w:p>
+        </w:tc>
+      </w:tr>
+      <w:tr>
+        <w:tc>
+          <w:tcPr>
+            <w:tcW w:type="dxa" w:w="5040"/>
+            <w:vAlign w:val="center"/>
+          </w:tcPr>
+          <w:p>
+            <w:r/>
+            <w:r>
+              <w:rPr>
+                <w:b w:val="0"/>
+                <w:sz w:val="18"/>
+              </w:rPr>
+              <w:t>RNF-07</w:t>
+            </w:r>
+          </w:p>
+        </w:tc>
+        <w:tc>
+          <w:tcPr>
+            <w:tcW w:type="dxa" w:w="5040"/>
+            <w:vAlign w:val="center"/>
+          </w:tcPr>
+          <w:p>
+            <w:r/>
+            <w:r>
+              <w:rPr>
+                <w:b w:val="0"/>
+                <w:sz w:val="18"/>
+              </w:rPr>
+              <w:t>Persistir progreso, estado, errores y próxima ejecución.</w:t>
+            </w:r>
+          </w:p>
+        </w:tc>
+      </w:tr>
+      <w:tr>
+        <w:tc>
+          <w:tcPr>
+            <w:tcW w:type="dxa" w:w="5040"/>
+            <w:vAlign w:val="center"/>
+          </w:tcPr>
+          <w:p>
+            <w:r/>
+            <w:r>
+              <w:rPr>
+                <w:b w:val="0"/>
+                <w:sz w:val="18"/>
+              </w:rPr>
+              <w:t>RNF-08</w:t>
+            </w:r>
+          </w:p>
+        </w:tc>
+        <w:tc>
+          <w:tcPr>
+            <w:tcW w:type="dxa" w:w="5040"/>
+            <w:vAlign w:val="center"/>
+          </w:tcPr>
+          <w:p>
+            <w:r/>
+            <w:r>
+              <w:rPr>
+                <w:b w:val="0"/>
+                <w:sz w:val="18"/>
+              </w:rPr>
+              <w:t>Mantener interfaz responsiva.</w:t>
+            </w:r>
+          </w:p>
+        </w:tc>
+      </w:tr>
+      <w:tr>
+        <w:tc>
+          <w:tcPr>
+            <w:tcW w:type="dxa" w:w="5040"/>
+            <w:vAlign w:val="center"/>
+          </w:tcPr>
+          <w:p>
+            <w:r/>
+            <w:r>
+              <w:rPr>
+                <w:b w:val="0"/>
+                <w:sz w:val="18"/>
+              </w:rPr>
+              <w:t>RNF-09</w:t>
+            </w:r>
+          </w:p>
+        </w:tc>
+        <w:tc>
+          <w:tcPr>
+            <w:tcW w:type="dxa" w:w="5040"/>
+            <w:vAlign w:val="center"/>
+          </w:tcPr>
+          <w:p>
+            <w:r/>
+            <w:r>
+              <w:rPr>
+                <w:b w:val="0"/>
+                <w:sz w:val="18"/>
+              </w:rPr>
+              <w:t>Distinguir capacidades implementadas, condicionadas y futuras.</w:t>
+            </w:r>
+          </w:p>
+        </w:tc>
+      </w:tr>
+      <w:tr>
+        <w:tc>
+          <w:tcPr>
+            <w:tcW w:type="dxa" w:w="5040"/>
+            <w:vAlign w:val="center"/>
+          </w:tcPr>
+          <w:p>
+            <w:r/>
+            <w:r>
+              <w:rPr>
+                <w:b w:val="0"/>
+                <w:sz w:val="18"/>
+              </w:rPr>
+              <w:t>RNF-10</w:t>
+            </w:r>
+          </w:p>
+        </w:tc>
+        <w:tc>
+          <w:tcPr>
+            <w:tcW w:type="dxa" w:w="5040"/>
+            <w:vAlign w:val="center"/>
+          </w:tcPr>
+          <w:p>
+            <w:r/>
+            <w:r>
+              <w:rPr>
+                <w:b w:val="0"/>
+                <w:sz w:val="18"/>
+              </w:rPr>
+              <w:t>Mantener secretos fuera del repositorio y documentos públicos.</w:t>
+            </w:r>
+          </w:p>
+        </w:tc>
+      </w:tr>
+    </w:tbl>
+    <w:p/>
+    <w:p>
+      <w:pPr>
+        <w:pStyle w:val="Heading1"/>
+      </w:pPr>
+      <w:r>
+        <w:t>5. Reglas de negocio e interfaces</w:t>
+      </w:r>
+    </w:p>
+    <w:p>
+      <w:pPr>
+        <w:pStyle w:val="ListBullet"/>
+      </w:pPr>
+      <w:r>
+        <w:t>Una configuración nueva debe provenir de archivo importado y validado.</w:t>
+      </w:r>
+    </w:p>
+    <w:p>
+      <w:pPr>
+        <w:pStyle w:val="ListBullet"/>
+      </w:pPr>
+      <w:r>
+        <w:t>Un usuario solo accede a configuraciones asociadas a su user_id.</w:t>
+      </w:r>
+    </w:p>
+    <w:p>
+      <w:pPr>
+        <w:pStyle w:val="ListBullet"/>
+      </w:pPr>
+      <w:r>
+        <w:t>Upsert requiere columnas clave.</w:t>
+      </w:r>
+    </w:p>
+    <w:p>
+      <w:pPr>
+        <w:pStyle w:val="ListBullet"/>
+      </w:pPr>
+      <w:r>
+        <w:t>Las configuraciones vencidas eliminan trabajos y catálogos asociados.</w:t>
+      </w:r>
+    </w:p>
+    <w:p>
+      <w:pPr>
+        <w:pStyle w:val="ListBullet"/>
+      </w:pPr>
+      <w:r>
+        <w:t>La extensión VS Code abre y valida skill, plugin, chatbox y app local.</w:t>
+      </w:r>
+    </w:p>
+    <w:p/>
+    <w:p>
+      <w:r>
+        <w:drawing>
+          <wp:inline xmlns:a="http://schemas.openxmlformats.org/drawingml/2006/main" xmlns:pic="http://schemas.openxmlformats.org/drawingml/2006/picture">
+            <wp:extent cx="6126480" cy="3719649"/>
+            <wp:docPr id="3" name="Picture 3"/>
+            <wp:cNvGraphicFramePr>
+              <a:graphicFrameLocks noChangeAspect="1"/>
+            </wp:cNvGraphicFramePr>
+            <a:graphic>
+              <a:graphicData uri="http://schemas.openxmlformats.org/drawingml/2006/picture">
+                <pic:pic>
+                  <pic:nvPicPr>
+                    <pic:cNvPr id="0" name="sequence.png"/>
+                    <pic:cNvPicPr/>
+                  </pic:nvPicPr>
+                  <pic:blipFill>
+                    <a:blip r:embed="rId11"/>
+                    <a:stretch>
+                      <a:fillRect/>
+                    </a:stretch>
+                  </pic:blipFill>
+                  <pic:spPr>
+                    <a:xfrm>
+                      <a:off x="0" y="0"/>
+                      <a:ext cx="6126480" cy="3719649"/>
+                    </a:xfrm>
+                    <a:prstGeom prst="rect"/>
+                  </pic:spPr>
+                </pic:pic>
+              </a:graphicData>
+            </a:graphic>
+          </wp:inline>
+        </w:drawing>
+      </w:r>
+    </w:p>
+    <w:p>
+      <w:pPr>
+        <w:jc w:val="center"/>
+      </w:pPr>
+      <w:r>
+        <w:rPr>
+          <w:i/>
+          <w:sz w:val="18"/>
+        </w:rPr>
+        <w:t>Figura 2. Interacción entre UI, API y servicio de replicación.</w:t>
+      </w:r>
+    </w:p>
+    <w:p>
+      <w:pPr>
+        <w:pStyle w:val="Heading1"/>
+      </w:pPr>
+      <w:r>
+        <w:t>6. Criterios de aceptación</w:t>
+      </w:r>
+    </w:p>
+    <w:tbl>
+      <w:tblPr>
+        <w:tblStyle w:val="TableGrid"/>
+        <w:tblW w:type="auto" w:w="0"/>
+        <w:jc w:val="center"/>
+        <w:tblLook w:firstColumn="1" w:firstRow="1" w:lastColumn="0" w:lastRow="0" w:noHBand="0" w:noVBand="1" w:val="04A0"/>
+      </w:tblPr>
+      <w:tblGrid>
+        <w:gridCol w:w="5040"/>
+        <w:gridCol w:w="5040"/>
+      </w:tblGrid>
+      <w:tr>
+        <w:tc>
+          <w:tcPr>
+            <w:tcW w:type="dxa" w:w="5040"/>
+            <w:vAlign w:val="center"/>
+          </w:tcPr>
+          <w:p>
+            <w:r/>
+            <w:r>
+              <w:rPr>
+                <w:b/>
+                <w:sz w:val="18"/>
+              </w:rPr>
+              <w:t>Escenario</w:t>
+            </w:r>
+          </w:p>
+        </w:tc>
+        <w:tc>
+          <w:tcPr>
+            <w:tcW w:type="dxa" w:w="5040"/>
+            <w:vAlign w:val="center"/>
+          </w:tcPr>
+          <w:p>
+            <w:r/>
+            <w:r>
+              <w:rPr>
+                <w:b/>
+                <w:sz w:val="18"/>
+              </w:rPr>
+              <w:t>Resultado esperado</w:t>
+            </w:r>
+          </w:p>
+        </w:tc>
+      </w:tr>
+      <w:tr>
+        <w:tc>
+          <w:tcPr>
+            <w:tcW w:type="dxa" w:w="5040"/>
+            <w:vAlign w:val="center"/>
+          </w:tcPr>
+          <w:p>
+            <w:r/>
+            <w:r>
+              <w:rPr>
+                <w:b w:val="0"/>
+                <w:sz w:val="18"/>
+              </w:rPr>
+              <w:t>Importar SQLite válido</w:t>
+            </w:r>
+          </w:p>
+        </w:tc>
+        <w:tc>
+          <w:tcPr>
+            <w:tcW w:type="dxa" w:w="5040"/>
+            <w:vAlign w:val="center"/>
+          </w:tcPr>
+          <w:p>
+            <w:r/>
+            <w:r>
+              <w:rPr>
+                <w:b w:val="0"/>
+                <w:sz w:val="18"/>
+              </w:rPr>
+              <w:t>Se crea catálogo y configuración.</w:t>
+            </w:r>
+          </w:p>
+        </w:tc>
+      </w:tr>
+      <w:tr>
+        <w:tc>
+          <w:tcPr>
+            <w:tcW w:type="dxa" w:w="5040"/>
+            <w:vAlign w:val="center"/>
+          </w:tcPr>
+          <w:p>
+            <w:r/>
+            <w:r>
+              <w:rPr>
+                <w:b w:val="0"/>
+                <w:sz w:val="18"/>
+              </w:rPr>
+              <w:t>Archivo incompatible</w:t>
+            </w:r>
+          </w:p>
+        </w:tc>
+        <w:tc>
+          <w:tcPr>
+            <w:tcW w:type="dxa" w:w="5040"/>
+            <w:vAlign w:val="center"/>
+          </w:tcPr>
+          <w:p>
+            <w:r/>
+            <w:r>
+              <w:rPr>
+                <w:b w:val="0"/>
+                <w:sz w:val="18"/>
+              </w:rPr>
+              <w:t>La UI bloquea guardado con mensaje.</w:t>
+            </w:r>
+          </w:p>
+        </w:tc>
+      </w:tr>
+      <w:tr>
+        <w:tc>
+          <w:tcPr>
+            <w:tcW w:type="dxa" w:w="5040"/>
+            <w:vAlign w:val="center"/>
+          </w:tcPr>
+          <w:p>
+            <w:r/>
+            <w:r>
+              <w:rPr>
+                <w:b w:val="0"/>
+                <w:sz w:val="18"/>
+              </w:rPr>
+              <w:t>Replicar con insert</w:t>
+            </w:r>
+          </w:p>
+        </w:tc>
+        <w:tc>
+          <w:tcPr>
+            <w:tcW w:type="dxa" w:w="5040"/>
+            <w:vAlign w:val="center"/>
+          </w:tcPr>
+          <w:p>
+            <w:r/>
+            <w:r>
+              <w:rPr>
+                <w:b w:val="0"/>
+                <w:sz w:val="18"/>
+              </w:rPr>
+              <w:t>El historial muestra completed.</w:t>
+            </w:r>
+          </w:p>
+        </w:tc>
+      </w:tr>
+      <w:tr>
+        <w:tc>
+          <w:tcPr>
+            <w:tcW w:type="dxa" w:w="5040"/>
+            <w:vAlign w:val="center"/>
+          </w:tcPr>
+          <w:p>
+            <w:r/>
+            <w:r>
+              <w:rPr>
+                <w:b w:val="0"/>
+                <w:sz w:val="18"/>
+              </w:rPr>
+              <w:t>Destino inexistente</w:t>
+            </w:r>
+          </w:p>
+        </w:tc>
+        <w:tc>
+          <w:tcPr>
+            <w:tcW w:type="dxa" w:w="5040"/>
+            <w:vAlign w:val="center"/>
+          </w:tcPr>
+          <w:p>
+            <w:r/>
+            <w:r>
+              <w:rPr>
+                <w:b w:val="0"/>
+                <w:sz w:val="18"/>
+              </w:rPr>
+              <w:t>La vista solicita creación automática.</w:t>
+            </w:r>
+          </w:p>
+        </w:tc>
+      </w:tr>
+      <w:tr>
+        <w:tc>
+          <w:tcPr>
+            <w:tcW w:type="dxa" w:w="5040"/>
+            <w:vAlign w:val="center"/>
+          </w:tcPr>
+          <w:p>
+            <w:r/>
+            <w:r>
+              <w:rPr>
+                <w:b w:val="0"/>
+                <w:sz w:val="18"/>
+              </w:rPr>
+              <w:t>Fallo por tipo</w:t>
+            </w:r>
+          </w:p>
+        </w:tc>
+        <w:tc>
+          <w:tcPr>
+            <w:tcW w:type="dxa" w:w="5040"/>
+            <w:vAlign w:val="center"/>
+          </w:tcPr>
+          <w:p>
+            <w:r/>
+            <w:r>
+              <w:rPr>
+                <w:b w:val="0"/>
+                <w:sz w:val="18"/>
+              </w:rPr>
+              <w:t>Se registra causa y recomendación.</w:t>
+            </w:r>
+          </w:p>
+        </w:tc>
+      </w:tr>
+      <w:tr>
+        <w:tc>
+          <w:tcPr>
+            <w:tcW w:type="dxa" w:w="5040"/>
+            <w:vAlign w:val="center"/>
+          </w:tcPr>
+          <w:p>
+            <w:r/>
+            <w:r>
+              <w:rPr>
+                <w:b w:val="0"/>
+                <w:sz w:val="18"/>
+              </w:rPr>
+              <w:t>Descargar resultado</w:t>
+            </w:r>
+          </w:p>
+        </w:tc>
+        <w:tc>
+          <w:tcPr>
+            <w:tcW w:type="dxa" w:w="5040"/>
+            <w:vAlign w:val="center"/>
+          </w:tcPr>
+          <w:p>
+            <w:r/>
+            <w:r>
+              <w:rPr>
+                <w:b w:val="0"/>
+                <w:sz w:val="18"/>
+              </w:rPr>
+              <w:t>Se obtiene JSON, XLSX o SQLite.</w:t>
+            </w:r>
+          </w:p>
+        </w:tc>
+      </w:tr>
+    </w:tbl>
+    <w:p/>
+    <w:p>
+      <w:pPr>
+        <w:pStyle w:val="Heading1"/>
+      </w:pPr>
+      <w:r>
+        <w:t>7. Conclusión</w:t>
+      </w:r>
+    </w:p>
+    <w:p>
+      <w:r>
+        <w:t>Los requisitos quedan alineados al producto real, evitando prometer CDC exact-once o conexión directa desde UI como funcionalidades terminadas.</w:t>
+      </w:r>
+    </w:p>
+    <w:p>
+      <w:r>
+        <w:br w:type="page"/>
+      </w:r>
+    </w:p>
+    <w:p>
+      <w:pPr>
+        <w:pStyle w:val="Heading1"/>
+      </w:pPr>
+      <w:r>
+        <w:t>8. Especificación ampliada de casos de uso</w:t>
       </w:r>
     </w:p>
     <w:tbl>
@@ -2219,54 +2050,42 @@
         <w:tc>
           <w:tcPr>
             <w:tcW w:type="dxa" w:w="3360"/>
-            <w:vAlign w:val="center"/>
-            <w:shd w:fill="1F4E79"/>
           </w:tcPr>
           <w:p>
-            <w:r/>
             <w:r>
               <w:rPr>
                 <w:b/>
-                <w:color w:val="FFFFFF"/>
-                <w:sz w:val="17"/>
+                <w:sz w:val="18"/>
               </w:rPr>
-              <w:t>Categoria</w:t>
+              <w:t>Caso de uso</w:t>
             </w:r>
           </w:p>
         </w:tc>
         <w:tc>
           <w:tcPr>
             <w:tcW w:type="dxa" w:w="3360"/>
-            <w:vAlign w:val="center"/>
-            <w:shd w:fill="1F4E79"/>
           </w:tcPr>
           <w:p>
-            <w:r/>
             <w:r>
               <w:rPr>
                 <w:b/>
-                <w:color w:val="FFFFFF"/>
-                <w:sz w:val="17"/>
+                <w:sz w:val="18"/>
               </w:rPr>
-              <w:t>Requerimiento</w:t>
+              <w:t>Flujo principal</w:t>
             </w:r>
           </w:p>
         </w:tc>
         <w:tc>
           <w:tcPr>
             <w:tcW w:type="dxa" w:w="3360"/>
-            <w:vAlign w:val="center"/>
-            <w:shd w:fill="1F4E79"/>
           </w:tcPr>
           <w:p>
-            <w:r/>
             <w:r>
               <w:rPr>
                 <w:b/>
-                <w:color w:val="FFFFFF"/>
-                <w:sz w:val="17"/>
+                <w:sz w:val="18"/>
               </w:rPr>
-              <w:t>Criterio</w:t>
+              <w:t>Flujos alternos</w:t>
             </w:r>
           </w:p>
         </w:tc>
@@ -2275,48 +2094,39 @@
         <w:tc>
           <w:tcPr>
             <w:tcW w:type="dxa" w:w="3360"/>
-            <w:vAlign w:val="center"/>
           </w:tcPr>
           <w:p>
-            <w:r/>
             <w:r>
               <w:rPr>
-                <w:b w:val="0"/>
-                <w:sz w:val="17"/>
+                <w:sz w:val="18"/>
               </w:rPr>
-              <w:t>Seguridad</w:t>
+              <w:t>CU-01 Registrar usuario</w:t>
             </w:r>
           </w:p>
         </w:tc>
         <w:tc>
           <w:tcPr>
             <w:tcW w:type="dxa" w:w="3360"/>
-            <w:vAlign w:val="center"/>
           </w:tcPr>
           <w:p>
-            <w:r/>
             <w:r>
               <w:rPr>
-                <w:b w:val="0"/>
-                <w:sz w:val="17"/>
+                <w:sz w:val="18"/>
               </w:rPr>
-              <w:t>Usar JWT, Helmet, CORS, rate limit y cifrado AES-256-GCM.</w:t>
+              <w:t>Ingresar nombre, correo y contraseña; validar; crear cuenta.</w:t>
             </w:r>
           </w:p>
         </w:tc>
         <w:tc>
           <w:tcPr>
             <w:tcW w:type="dxa" w:w="3360"/>
-            <w:vAlign w:val="center"/>
           </w:tcPr>
           <w:p>
-            <w:r/>
             <w:r>
               <w:rPr>
-                <w:b w:val="0"/>
-                <w:sz w:val="17"/>
+                <w:sz w:val="18"/>
               </w:rPr>
-              <w:t>Credenciales no se exponen al frontend.</w:t>
+              <w:t>Correo repetido, contraseña inválida o datos incompletos.</w:t>
             </w:r>
           </w:p>
         </w:tc>
@@ -2325,48 +2135,39 @@
         <w:tc>
           <w:tcPr>
             <w:tcW w:type="dxa" w:w="3360"/>
-            <w:vAlign w:val="center"/>
           </w:tcPr>
           <w:p>
-            <w:r/>
             <w:r>
               <w:rPr>
-                <w:b w:val="0"/>
-                <w:sz w:val="17"/>
+                <w:sz w:val="18"/>
               </w:rPr>
-              <w:t>Rendimiento</w:t>
+              <w:t>CU-02 Importar base</w:t>
             </w:r>
           </w:p>
         </w:tc>
         <w:tc>
           <w:tcPr>
             <w:tcW w:type="dxa" w:w="3360"/>
-            <w:vAlign w:val="center"/>
           </w:tcPr>
           <w:p>
-            <w:r/>
             <w:r>
               <w:rPr>
-                <w:b w:val="0"/>
-                <w:sz w:val="17"/>
+                <w:sz w:val="18"/>
               </w:rPr>
-              <w:t>Procesar por lotes y registrar velocidad.</w:t>
+              <w:t>Seleccionar archivo; detectar motor; validar; subir; crear catálogo.</w:t>
             </w:r>
           </w:p>
         </w:tc>
         <w:tc>
           <w:tcPr>
             <w:tcW w:type="dxa" w:w="3360"/>
-            <w:vAlign w:val="center"/>
           </w:tcPr>
           <w:p>
-            <w:r/>
             <w:r>
               <w:rPr>
-                <w:b w:val="0"/>
-                <w:sz w:val="17"/>
+                <w:sz w:val="18"/>
               </w:rPr>
-              <w:t>Hasta 10000 filas por lote segun validacion.</w:t>
+              <w:t>Archivo vacío, extensión incompatible, .bak sin infraestructura.</w:t>
             </w:r>
           </w:p>
         </w:tc>
@@ -2375,48 +2176,39 @@
         <w:tc>
           <w:tcPr>
             <w:tcW w:type="dxa" w:w="3360"/>
-            <w:vAlign w:val="center"/>
           </w:tcPr>
           <w:p>
-            <w:r/>
             <w:r>
               <w:rPr>
-                <w:b w:val="0"/>
-                <w:sz w:val="17"/>
+                <w:sz w:val="18"/>
               </w:rPr>
-              <w:t>Disponibilidad</w:t>
+              <w:t>CU-03 Preparar replicación</w:t>
             </w:r>
           </w:p>
         </w:tc>
         <w:tc>
           <w:tcPr>
             <w:tcW w:type="dxa" w:w="3360"/>
-            <w:vAlign w:val="center"/>
           </w:tcPr>
           <w:p>
-            <w:r/>
             <w:r>
               <w:rPr>
-                <w:b w:val="0"/>
-                <w:sz w:val="17"/>
+                <w:sz w:val="18"/>
               </w:rPr>
-              <w:t>Exponer health check /api/status.</w:t>
+              <w:t>Seleccionar origen/destino; cargar tablas; definir mapeos; previsualizar.</w:t>
             </w:r>
           </w:p>
         </w:tc>
         <w:tc>
           <w:tcPr>
             <w:tcW w:type="dxa" w:w="3360"/>
-            <w:vAlign w:val="center"/>
           </w:tcPr>
           <w:p>
-            <w:r/>
             <w:r>
               <w:rPr>
-                <w:b w:val="0"/>
-                <w:sz w:val="17"/>
+                <w:sz w:val="18"/>
               </w:rPr>
-              <w:t>Respuesta status ok con timestamp.</w:t>
+              <w:t>Tabla destino inexistente, tipos incompatibles o mapeo incompleto.</w:t>
             </w:r>
           </w:p>
         </w:tc>
@@ -2425,48 +2217,39 @@
         <w:tc>
           <w:tcPr>
             <w:tcW w:type="dxa" w:w="3360"/>
-            <w:vAlign w:val="center"/>
           </w:tcPr>
           <w:p>
-            <w:r/>
             <w:r>
               <w:rPr>
-                <w:b w:val="0"/>
-                <w:sz w:val="17"/>
+                <w:sz w:val="18"/>
               </w:rPr>
-              <w:t>Portabilidad</w:t>
+              <w:t>CU-04 Ejecutar job</w:t>
             </w:r>
           </w:p>
         </w:tc>
         <w:tc>
           <w:tcPr>
             <w:tcW w:type="dxa" w:w="3360"/>
-            <w:vAlign w:val="center"/>
           </w:tcPr>
           <w:p>
-            <w:r/>
             <w:r>
               <w:rPr>
-                <w:b w:val="0"/>
-                <w:sz w:val="17"/>
+                <w:sz w:val="18"/>
               </w:rPr>
-              <w:t>Ejecutar con Node.js 20 y npm.</w:t>
+              <w:t>Enviar solicitud; persistir job; procesar lotes; actualizar progreso.</w:t>
             </w:r>
           </w:p>
         </w:tc>
         <w:tc>
           <w:tcPr>
             <w:tcW w:type="dxa" w:w="3360"/>
-            <w:vAlign w:val="center"/>
           </w:tcPr>
           <w:p>
-            <w:r/>
             <w:r>
               <w:rPr>
-                <w:b w:val="0"/>
-                <w:sz w:val="17"/>
+                <w:sz w:val="18"/>
               </w:rPr>
-              <w:t>Scripts install/dev/build disponibles.</w:t>
+              <w:t>Detención manual, fallo recuperable, reintento o reanudación.</w:t>
             </w:r>
           </w:p>
         </w:tc>
@@ -2475,48 +2258,39 @@
         <w:tc>
           <w:tcPr>
             <w:tcW w:type="dxa" w:w="3360"/>
-            <w:vAlign w:val="center"/>
           </w:tcPr>
           <w:p>
-            <w:r/>
             <w:r>
               <w:rPr>
-                <w:b w:val="0"/>
-                <w:sz w:val="17"/>
+                <w:sz w:val="18"/>
               </w:rPr>
-              <w:t>Mantenibilidad</w:t>
+              <w:t>CU-05 Descargar evidencia</w:t>
             </w:r>
           </w:p>
         </w:tc>
         <w:tc>
           <w:tcPr>
             <w:tcW w:type="dxa" w:w="3360"/>
-            <w:vAlign w:val="center"/>
           </w:tcPr>
           <w:p>
-            <w:r/>
             <w:r>
               <w:rPr>
-                <w:b w:val="0"/>
-                <w:sz w:val="17"/>
+                <w:sz w:val="18"/>
               </w:rPr>
-              <w:t>Separar rutas, servicios, adaptadores y frontend.</w:t>
+              <w:t>Abrir historial; descargar reporte o base modificada.</w:t>
             </w:r>
           </w:p>
         </w:tc>
         <w:tc>
           <w:tcPr>
             <w:tcW w:type="dxa" w:w="3360"/>
-            <w:vAlign w:val="center"/>
           </w:tcPr>
           <w:p>
-            <w:r/>
             <w:r>
               <w:rPr>
-                <w:b w:val="0"/>
-                <w:sz w:val="17"/>
+                <w:sz w:val="18"/>
               </w:rPr>
-              <w:t>Estructura por capas en web/.</w:t>
+              <w:t>Configuración vencida o archivo no perteneciente al usuario.</w:t>
             </w:r>
           </w:p>
         </w:tc>
@@ -2525,98 +2299,39 @@
         <w:tc>
           <w:tcPr>
             <w:tcW w:type="dxa" w:w="3360"/>
-            <w:vAlign w:val="center"/>
           </w:tcPr>
           <w:p>
-            <w:r/>
             <w:r>
               <w:rPr>
-                <w:b w:val="0"/>
-                <w:sz w:val="17"/>
+                <w:sz w:val="18"/>
               </w:rPr>
-              <w:t>Auditoria</w:t>
+              <w:t>CU-06 Usar asistente</w:t>
             </w:r>
           </w:p>
         </w:tc>
         <w:tc>
           <w:tcPr>
             <w:tcW w:type="dxa" w:w="3360"/>
-            <w:vAlign w:val="center"/>
           </w:tcPr>
           <w:p>
-            <w:r/>
             <w:r>
               <w:rPr>
-                <w:b w:val="0"/>
-                <w:sz w:val="17"/>
+                <w:sz w:val="18"/>
               </w:rPr>
-              <w:t>Persistir estado, offset, errores, reintentos y reporte.</w:t>
+              <w:t>Abrir chatbox; enviar pregunta; recibir respuesta local o externa.</w:t>
             </w:r>
           </w:p>
         </w:tc>
         <w:tc>
           <w:tcPr>
             <w:tcW w:type="dxa" w:w="3360"/>
-            <w:vAlign w:val="center"/>
           </w:tcPr>
           <w:p>
-            <w:r/>
             <w:r>
               <w:rPr>
-                <w:b w:val="0"/>
-                <w:sz w:val="17"/>
+                <w:sz w:val="18"/>
               </w:rPr>
-              <w:t>Tabla replications.</w:t>
-            </w:r>
-          </w:p>
-        </w:tc>
-      </w:tr>
-      <w:tr>
-        <w:tc>
-          <w:tcPr>
-            <w:tcW w:type="dxa" w:w="3360"/>
-            <w:vAlign w:val="center"/>
-          </w:tcPr>
-          <w:p>
-            <w:r/>
-            <w:r>
-              <w:rPr>
-                <w:b w:val="0"/>
-                <w:sz w:val="17"/>
-              </w:rPr>
-              <w:t>Compatibilidad</w:t>
-            </w:r>
-          </w:p>
-        </w:tc>
-        <w:tc>
-          <w:tcPr>
-            <w:tcW w:type="dxa" w:w="3360"/>
-            <w:vAlign w:val="center"/>
-          </w:tcPr>
-          <w:p>
-            <w:r/>
-            <w:r>
-              <w:rPr>
-                <w:b w:val="0"/>
-                <w:sz w:val="17"/>
-              </w:rPr>
-              <w:t>Soportar motores y archivos indicados.</w:t>
-            </w:r>
-          </w:p>
-        </w:tc>
-        <w:tc>
-          <w:tcPr>
-            <w:tcW w:type="dxa" w:w="3360"/>
-            <w:vAlign w:val="center"/>
-          </w:tcPr>
-          <w:p>
-            <w:r/>
-            <w:r>
-              <w:rPr>
-                <w:b w:val="0"/>
-                <w:sz w:val="17"/>
-              </w:rPr>
-              <w:t>Adaptadores y fileCatalog.</w:t>
+              <w:t>OPENAI_API_KEY ausente, se usa fallback local.</w:t>
             </w:r>
           </w:p>
         </w:tc>
@@ -2628,278 +2343,71 @@
         <w:pStyle w:val="Heading1"/>
       </w:pPr>
       <w:r>
-        <w:rPr>
-          <w:rFonts w:ascii="Arial" w:hAnsi="Arial"/>
-          <w:sz w:val="20"/>
-        </w:rPr>
-        <w:t>5. Reglas de negocio</w:t>
+        <w:t>9. Datos y validaciones</w:t>
       </w:r>
     </w:p>
-    <w:tbl>
-      <w:tblPr>
-        <w:tblStyle w:val="TableGrid"/>
-        <w:tblW w:type="auto" w:w="0"/>
-        <w:jc w:val="center"/>
-        <w:tblLook w:firstColumn="1" w:firstRow="1" w:lastColumn="0" w:lastRow="0" w:noHBand="0" w:noVBand="1" w:val="04A0"/>
-      </w:tblPr>
-      <w:tblGrid>
-        <w:gridCol w:w="5040"/>
-        <w:gridCol w:w="5040"/>
-      </w:tblGrid>
-      <w:tr>
-        <w:tc>
-          <w:tcPr>
-            <w:tcW w:type="dxa" w:w="5040"/>
-            <w:vAlign w:val="center"/>
-            <w:shd w:fill="1F4E79"/>
-          </w:tcPr>
-          <w:p>
-            <w:r/>
-            <w:r>
-              <w:rPr>
-                <w:b/>
-                <w:color w:val="FFFFFF"/>
-                <w:sz w:val="17"/>
-              </w:rPr>
-              <w:t>ID</w:t>
-            </w:r>
-          </w:p>
-        </w:tc>
-        <w:tc>
-          <w:tcPr>
-            <w:tcW w:type="dxa" w:w="5040"/>
-            <w:vAlign w:val="center"/>
-            <w:shd w:fill="1F4E79"/>
-          </w:tcPr>
-          <w:p>
-            <w:r/>
-            <w:r>
-              <w:rPr>
-                <w:b/>
-                <w:color w:val="FFFFFF"/>
-                <w:sz w:val="17"/>
-              </w:rPr>
-              <w:t>Regla</w:t>
-            </w:r>
-          </w:p>
-        </w:tc>
-      </w:tr>
-      <w:tr>
-        <w:tc>
-          <w:tcPr>
-            <w:tcW w:type="dxa" w:w="5040"/>
-            <w:vAlign w:val="center"/>
-          </w:tcPr>
-          <w:p>
-            <w:r/>
-            <w:r>
-              <w:rPr>
-                <w:b w:val="0"/>
-                <w:sz w:val="17"/>
-              </w:rPr>
-              <w:t>RN-01</w:t>
-            </w:r>
-          </w:p>
-        </w:tc>
-        <w:tc>
-          <w:tcPr>
-            <w:tcW w:type="dxa" w:w="5040"/>
-            <w:vAlign w:val="center"/>
-          </w:tcPr>
-          <w:p>
-            <w:r/>
-            <w:r>
-              <w:rPr>
-                <w:b w:val="0"/>
-                <w:sz w:val="17"/>
-              </w:rPr>
-              <w:t>Un usuario solo puede acceder a configuraciones y catalogos asociados a su user_id.</w:t>
-            </w:r>
-          </w:p>
-        </w:tc>
-      </w:tr>
-      <w:tr>
-        <w:tc>
-          <w:tcPr>
-            <w:tcW w:type="dxa" w:w="5040"/>
-            <w:vAlign w:val="center"/>
-          </w:tcPr>
-          <w:p>
-            <w:r/>
-            <w:r>
-              <w:rPr>
-                <w:b w:val="0"/>
-                <w:sz w:val="17"/>
-              </w:rPr>
-              <w:t>RN-02</w:t>
-            </w:r>
-          </w:p>
-        </w:tc>
-        <w:tc>
-          <w:tcPr>
-            <w:tcW w:type="dxa" w:w="5040"/>
-            <w:vAlign w:val="center"/>
-          </w:tcPr>
-          <w:p>
-            <w:r/>
-            <w:r>
-              <w:rPr>
-                <w:b w:val="0"/>
-                <w:sz w:val="17"/>
-              </w:rPr>
-              <w:t>No se permite replicar una tabla sobre si misma cuando origen y destino son la misma configuracion.</w:t>
-            </w:r>
-          </w:p>
-        </w:tc>
-      </w:tr>
-      <w:tr>
-        <w:tc>
-          <w:tcPr>
-            <w:tcW w:type="dxa" w:w="5040"/>
-            <w:vAlign w:val="center"/>
-          </w:tcPr>
-          <w:p>
-            <w:r/>
-            <w:r>
-              <w:rPr>
-                <w:b w:val="0"/>
-                <w:sz w:val="17"/>
-              </w:rPr>
-              <w:t>RN-03</w:t>
-            </w:r>
-          </w:p>
-        </w:tc>
-        <w:tc>
-          <w:tcPr>
-            <w:tcW w:type="dxa" w:w="5040"/>
-            <w:vAlign w:val="center"/>
-          </w:tcPr>
-          <w:p>
-            <w:r/>
-            <w:r>
-              <w:rPr>
-                <w:b w:val="0"/>
-                <w:sz w:val="17"/>
-              </w:rPr>
-              <w:t>Upsert requiere clave primaria detectada en el esquema destino.</w:t>
-            </w:r>
-          </w:p>
-        </w:tc>
-      </w:tr>
-      <w:tr>
-        <w:tc>
-          <w:tcPr>
-            <w:tcW w:type="dxa" w:w="5040"/>
-            <w:vAlign w:val="center"/>
-          </w:tcPr>
-          <w:p>
-            <w:r/>
-            <w:r>
-              <w:rPr>
-                <w:b w:val="0"/>
-                <w:sz w:val="17"/>
-              </w:rPr>
-              <w:t>RN-04</w:t>
-            </w:r>
-          </w:p>
-        </w:tc>
-        <w:tc>
-          <w:tcPr>
-            <w:tcW w:type="dxa" w:w="5040"/>
-            <w:vAlign w:val="center"/>
-          </w:tcPr>
-          <w:p>
-            <w:r/>
-            <w:r>
-              <w:rPr>
-                <w:b w:val="0"/>
-                <w:sz w:val="17"/>
-              </w:rPr>
-              <w:t>Los archivos importados deben tener extension compatible con el motor seleccionado.</w:t>
-            </w:r>
-          </w:p>
-        </w:tc>
-      </w:tr>
-      <w:tr>
-        <w:tc>
-          <w:tcPr>
-            <w:tcW w:type="dxa" w:w="5040"/>
-            <w:vAlign w:val="center"/>
-          </w:tcPr>
-          <w:p>
-            <w:r/>
-            <w:r>
-              <w:rPr>
-                <w:b w:val="0"/>
-                <w:sz w:val="17"/>
-              </w:rPr>
-              <w:t>RN-05</w:t>
-            </w:r>
-          </w:p>
-        </w:tc>
-        <w:tc>
-          <w:tcPr>
-            <w:tcW w:type="dxa" w:w="5040"/>
-            <w:vAlign w:val="center"/>
-          </w:tcPr>
-          <w:p>
-            <w:r/>
-            <w:r>
-              <w:rPr>
-                <w:b w:val="0"/>
-                <w:sz w:val="17"/>
-              </w:rPr>
-              <w:t>Los respaldos .bak solo se aceptan si las variables SQLSERVER_RESTORE_* estan configuradas.</w:t>
-            </w:r>
-          </w:p>
-        </w:tc>
-      </w:tr>
-      <w:tr>
-        <w:tc>
-          <w:tcPr>
-            <w:tcW w:type="dxa" w:w="5040"/>
-            <w:vAlign w:val="center"/>
-          </w:tcPr>
-          <w:p>
-            <w:r/>
-            <w:r>
-              <w:rPr>
-                <w:b w:val="0"/>
-                <w:sz w:val="17"/>
-              </w:rPr>
-              <w:t>RN-06</w:t>
-            </w:r>
-          </w:p>
-        </w:tc>
-        <w:tc>
-          <w:tcPr>
-            <w:tcW w:type="dxa" w:w="5040"/>
-            <w:vAlign w:val="center"/>
-          </w:tcPr>
-          <w:p>
-            <w:r/>
-            <w:r>
-              <w:rPr>
-                <w:b w:val="0"/>
-                <w:sz w:val="17"/>
-              </w:rPr>
-              <w:t>Las configuraciones expiran y se limpian automaticamente despues de 24 horas.</w:t>
-            </w:r>
-          </w:p>
-        </w:tc>
-      </w:tr>
-    </w:tbl>
-    <w:p/>
+    <w:p>
+      <w:pPr>
+        <w:pStyle w:val="ListBullet"/>
+      </w:pPr>
+      <w:r>
+        <w:t>El nombre de configuración debe tener entre 2 y 100 caracteres.</w:t>
+      </w:r>
+    </w:p>
+    <w:p>
+      <w:pPr>
+        <w:pStyle w:val="ListBullet"/>
+      </w:pPr>
+      <w:r>
+        <w:t>El motor debe pertenecer a DB_ENGINES: postgresql, mysql, mariadb, sqlserver, oracle, sqlite, mongodb o excel.</w:t>
+      </w:r>
+    </w:p>
+    <w:p>
+      <w:pPr>
+        <w:pStyle w:val="ListBullet"/>
+      </w:pPr>
+      <w:r>
+        <w:t>La replicación debe tener al menos una tabla seleccionada.</w:t>
+      </w:r>
+    </w:p>
+    <w:p>
+      <w:pPr>
+        <w:pStyle w:val="ListBullet"/>
+      </w:pPr>
+      <w:r>
+        <w:t>batchSize debe estar entre 100 y 10000.</w:t>
+      </w:r>
+    </w:p>
+    <w:p>
+      <w:pPr>
+        <w:pStyle w:val="ListBullet"/>
+      </w:pPr>
+      <w:r>
+        <w:t>scheduleMinutes debe estar entre 5 y 43200 cuando se programe.</w:t>
+      </w:r>
+    </w:p>
+    <w:p>
+      <w:pPr>
+        <w:pStyle w:val="ListBullet"/>
+      </w:pPr>
+      <w:r>
+        <w:t>Las rutas de exportación solo aceptan xlsx, sqlite o json para bases importadas como catálogo.</w:t>
+      </w:r>
+    </w:p>
+    <w:p>
+      <w:pPr>
+        <w:pStyle w:val="ListBullet"/>
+      </w:pPr>
+      <w:r>
+        <w:t>El frontend valida extensión, tamaño, cabecera SQLite y muestra advertencias para .bak.</w:t>
+      </w:r>
+    </w:p>
     <w:p>
       <w:pPr>
         <w:pStyle w:val="Heading1"/>
       </w:pPr>
       <w:r>
-        <w:rPr>
-          <w:rFonts w:ascii="Arial" w:hAnsi="Arial"/>
-          <w:sz w:val="20"/>
-        </w:rPr>
-        <w:t>6. Matriz de trazabilidad</w:t>
+        <w:t>10. Trazabilidad de requisitos</w:t>
       </w:r>
     </w:p>
     <w:tbl>
@@ -2918,16 +2426,12 @@
         <w:tc>
           <w:tcPr>
             <w:tcW w:type="dxa" w:w="3360"/>
-            <w:vAlign w:val="center"/>
-            <w:shd w:fill="1F4E79"/>
           </w:tcPr>
           <w:p>
-            <w:r/>
             <w:r>
               <w:rPr>
                 <w:b/>
-                <w:color w:val="FFFFFF"/>
-                <w:sz w:val="17"/>
+                <w:sz w:val="18"/>
               </w:rPr>
               <w:t>Objetivo</w:t>
             </w:r>
@@ -2936,36 +2440,28 @@
         <w:tc>
           <w:tcPr>
             <w:tcW w:type="dxa" w:w="3360"/>
-            <w:vAlign w:val="center"/>
-            <w:shd w:fill="1F4E79"/>
           </w:tcPr>
           <w:p>
-            <w:r/>
             <w:r>
               <w:rPr>
                 <w:b/>
-                <w:color w:val="FFFFFF"/>
-                <w:sz w:val="17"/>
+                <w:sz w:val="18"/>
               </w:rPr>
-              <w:t>Requerimientos relacionados</w:t>
+              <w:t>Requisitos relacionados</w:t>
             </w:r>
           </w:p>
         </w:tc>
         <w:tc>
           <w:tcPr>
             <w:tcW w:type="dxa" w:w="3360"/>
-            <w:vAlign w:val="center"/>
-            <w:shd w:fill="1F4E79"/>
           </w:tcPr>
           <w:p>
-            <w:r/>
             <w:r>
               <w:rPr>
                 <w:b/>
-                <w:color w:val="FFFFFF"/>
-                <w:sz w:val="17"/>
+                <w:sz w:val="18"/>
               </w:rPr>
-              <w:t>Modulo</w:t>
+              <w:t>Evidencia esperada</w:t>
             </w:r>
           </w:p>
         </w:tc>
@@ -2974,48 +2470,39 @@
         <w:tc>
           <w:tcPr>
             <w:tcW w:type="dxa" w:w="3360"/>
-            <w:vAlign w:val="center"/>
           </w:tcPr>
           <w:p>
-            <w:r/>
             <w:r>
               <w:rPr>
-                <w:b w:val="0"/>
-                <w:sz w:val="17"/>
+                <w:sz w:val="18"/>
               </w:rPr>
-              <w:t>Importar bases heterogeneas</w:t>
+              <w:t>Importar datos</w:t>
             </w:r>
           </w:p>
         </w:tc>
         <w:tc>
           <w:tcPr>
             <w:tcW w:type="dxa" w:w="3360"/>
-            <w:vAlign w:val="center"/>
           </w:tcPr>
           <w:p>
-            <w:r/>
             <w:r>
               <w:rPr>
-                <w:b w:val="0"/>
-                <w:sz w:val="17"/>
+                <w:sz w:val="18"/>
               </w:rPr>
-              <w:t>RF-04, RF-05, RF-16</w:t>
+              <w:t>RF-04, RF-05, RF-06, RF-07</w:t>
             </w:r>
           </w:p>
         </w:tc>
         <w:tc>
           <w:tcPr>
             <w:tcW w:type="dxa" w:w="3360"/>
-            <w:vAlign w:val="center"/>
           </w:tcPr>
           <w:p>
-            <w:r/>
             <w:r>
               <w:rPr>
-                <w:b w:val="0"/>
-                <w:sz w:val="17"/>
+                <w:sz w:val="18"/>
               </w:rPr>
-              <w:t>fileCatalog, configurations</w:t>
+              <w:t>Configuración creada y catálogo en PostgreSQL.</w:t>
             </w:r>
           </w:p>
         </w:tc>
@@ -3024,48 +2511,39 @@
         <w:tc>
           <w:tcPr>
             <w:tcW w:type="dxa" w:w="3360"/>
-            <w:vAlign w:val="center"/>
           </w:tcPr>
           <w:p>
-            <w:r/>
             <w:r>
               <w:rPr>
-                <w:b w:val="0"/>
-                <w:sz w:val="17"/>
+                <w:sz w:val="18"/>
               </w:rPr>
-              <w:t>Replicar datos con control</w:t>
+              <w:t>Replicar datos</w:t>
             </w:r>
           </w:p>
         </w:tc>
         <w:tc>
           <w:tcPr>
             <w:tcW w:type="dxa" w:w="3360"/>
-            <w:vAlign w:val="center"/>
           </w:tcPr>
           <w:p>
-            <w:r/>
             <w:r>
               <w:rPr>
-                <w:b w:val="0"/>
-                <w:sz w:val="17"/>
+                <w:sz w:val="18"/>
               </w:rPr>
-              <w:t>RF-08 a RF-14</w:t>
+              <w:t>RF-10 a RF-18</w:t>
             </w:r>
           </w:p>
         </w:tc>
         <w:tc>
           <w:tcPr>
             <w:tcW w:type="dxa" w:w="3360"/>
-            <w:vAlign w:val="center"/>
           </w:tcPr>
           <w:p>
-            <w:r/>
             <w:r>
               <w:rPr>
-                <w:b w:val="0"/>
-                <w:sz w:val="17"/>
+                <w:sz w:val="18"/>
               </w:rPr>
-              <w:t>ReplicationPanel, replicationService</w:t>
+              <w:t>Job con estado, progreso y reporte.</w:t>
             </w:r>
           </w:p>
         </w:tc>
@@ -3074,48 +2552,39 @@
         <w:tc>
           <w:tcPr>
             <w:tcW w:type="dxa" w:w="3360"/>
-            <w:vAlign w:val="center"/>
           </w:tcPr>
           <w:p>
-            <w:r/>
             <w:r>
               <w:rPr>
-                <w:b w:val="0"/>
-                <w:sz w:val="17"/>
+                <w:sz w:val="18"/>
               </w:rPr>
-              <w:t>Asegurar trazabilidad</w:t>
+              <w:t>Exportar resultados</w:t>
             </w:r>
           </w:p>
         </w:tc>
         <w:tc>
           <w:tcPr>
             <w:tcW w:type="dxa" w:w="3360"/>
-            <w:vAlign w:val="center"/>
           </w:tcPr>
           <w:p>
-            <w:r/>
             <w:r>
               <w:rPr>
-                <w:b w:val="0"/>
-                <w:sz w:val="17"/>
+                <w:sz w:val="18"/>
               </w:rPr>
-              <w:t>RF-13, RF-15, RN-01</w:t>
+              <w:t>RF-19</w:t>
             </w:r>
           </w:p>
         </w:tc>
         <w:tc>
           <w:tcPr>
             <w:tcW w:type="dxa" w:w="3360"/>
-            <w:vAlign w:val="center"/>
           </w:tcPr>
           <w:p>
-            <w:r/>
             <w:r>
               <w:rPr>
-                <w:b w:val="0"/>
-                <w:sz w:val="17"/>
+                <w:sz w:val="18"/>
               </w:rPr>
-              <w:t>replications table</w:t>
+              <w:t>Archivo JSON, XLSX o SQLite descargado.</w:t>
             </w:r>
           </w:p>
         </w:tc>
@@ -3124,48 +2593,39 @@
         <w:tc>
           <w:tcPr>
             <w:tcW w:type="dxa" w:w="3360"/>
-            <w:vAlign w:val="center"/>
           </w:tcPr>
           <w:p>
-            <w:r/>
             <w:r>
               <w:rPr>
-                <w:b w:val="0"/>
-                <w:sz w:val="17"/>
+                <w:sz w:val="18"/>
               </w:rPr>
-              <w:t>Proteger informacion</w:t>
+              <w:t>Asistir al usuario</w:t>
             </w:r>
           </w:p>
         </w:tc>
         <w:tc>
           <w:tcPr>
             <w:tcW w:type="dxa" w:w="3360"/>
-            <w:vAlign w:val="center"/>
           </w:tcPr>
           <w:p>
-            <w:r/>
             <w:r>
               <w:rPr>
-                <w:b w:val="0"/>
-                <w:sz w:val="17"/>
+                <w:sz w:val="18"/>
               </w:rPr>
-              <w:t>RF-02, RF-03, RN-01</w:t>
+              <w:t>RF-20</w:t>
             </w:r>
           </w:p>
         </w:tc>
         <w:tc>
           <w:tcPr>
             <w:tcW w:type="dxa" w:w="3360"/>
-            <w:vAlign w:val="center"/>
           </w:tcPr>
           <w:p>
-            <w:r/>
             <w:r>
               <w:rPr>
-                <w:b w:val="0"/>
-                <w:sz w:val="17"/>
+                <w:sz w:val="18"/>
               </w:rPr>
-              <w:t>auth, role, encryption</w:t>
+              <w:t>Chatbox y skill publicados.</w:t>
             </w:r>
           </w:p>
         </w:tc>
@@ -3174,48 +2634,39 @@
         <w:tc>
           <w:tcPr>
             <w:tcW w:type="dxa" w:w="3360"/>
-            <w:vAlign w:val="center"/>
           </w:tcPr>
           <w:p>
-            <w:r/>
             <w:r>
               <w:rPr>
-                <w:b w:val="0"/>
-                <w:sz w:val="17"/>
+                <w:sz w:val="18"/>
               </w:rPr>
-              <w:t>Facilitar evaluacion</w:t>
+              <w:t>Proteger acceso</w:t>
             </w:r>
           </w:p>
         </w:tc>
         <w:tc>
           <w:tcPr>
             <w:tcW w:type="dxa" w:w="3360"/>
-            <w:vAlign w:val="center"/>
           </w:tcPr>
           <w:p>
-            <w:r/>
             <w:r>
               <w:rPr>
-                <w:b w:val="0"/>
-                <w:sz w:val="17"/>
+                <w:sz w:val="18"/>
               </w:rPr>
-              <w:t>RF-18 y documentos FD</w:t>
+              <w:t>RNF-03, RNF-04, RNF-10</w:t>
             </w:r>
           </w:p>
         </w:tc>
         <w:tc>
           <w:tcPr>
             <w:tcW w:type="dxa" w:w="3360"/>
-            <w:vAlign w:val="center"/>
           </w:tcPr>
           <w:p>
-            <w:r/>
             <w:r>
               <w:rPr>
-                <w:b w:val="0"/>
-                <w:sz w:val="17"/>
+                <w:sz w:val="18"/>
               </w:rPr>
-              <w:t>chatbox, vscode-extension, docs</w:t>
+              <w:t>JWT, rate limit, cifrado y variables de entorno.</w:t>
             </w:r>
           </w:p>
         </w:tc>
@@ -3227,43 +2678,47 @@
         <w:pStyle w:val="Heading1"/>
       </w:pPr>
       <w:r>
-        <w:t>Anexo de diagramas visuales</w:t>
+        <w:t>11. Requisitos de documentación y entrega</w:t>
       </w:r>
     </w:p>
     <w:p>
+      <w:pPr>
+        <w:pStyle w:val="ListBullet"/>
+      </w:pPr>
       <w:r>
-        <w:drawing>
-          <wp:inline xmlns:a="http://schemas.openxmlformats.org/drawingml/2006/main" xmlns:pic="http://schemas.openxmlformats.org/drawingml/2006/picture">
-            <wp:extent cx="6126480" cy="3471672"/>
-            <wp:docPr id="1" name="Picture 1"/>
-            <wp:cNvGraphicFramePr>
-              <a:graphicFrameLocks noChangeAspect="1"/>
-            </wp:cNvGraphicFramePr>
-            <a:graphic>
-              <a:graphicData uri="http://schemas.openxmlformats.org/drawingml/2006/picture">
-                <pic:pic>
-                  <pic:nvPicPr>
-                    <pic:cNvPr id="0" name="image.png"/>
-                    <pic:cNvPicPr/>
-                  </pic:nvPicPr>
-                  <pic:blipFill>
-                    <a:blip r:embed="rId9"/>
-                    <a:stretch>
-                      <a:fillRect/>
-                    </a:stretch>
-                  </pic:blipFill>
-                  <pic:spPr>
-                    <a:xfrm>
-                      <a:off x="0" y="0"/>
-                      <a:ext cx="6126480" cy="3471672"/>
-                    </a:xfrm>
-                    <a:prstGeom prst="rect"/>
-                  </pic:spPr>
-                </pic:pic>
-              </a:graphicData>
-            </a:graphic>
-          </wp:inline>
-        </w:drawing>
+        <w:t>Los documentos FD01-FD05 deben coincidir con la implementación actual y no con el proyecto de referencia externo.</w:t>
+      </w:r>
+    </w:p>
+    <w:p>
+      <w:pPr>
+        <w:pStyle w:val="ListBullet"/>
+      </w:pPr>
+      <w:r>
+        <w:t>Los diagramas deben estar incrustados como imágenes para evitar incompatibilidad de Mermaid en Word.</w:t>
+      </w:r>
+    </w:p>
+    <w:p>
+      <w:pPr>
+        <w:pStyle w:val="ListBullet"/>
+      </w:pPr>
+      <w:r>
+        <w:t>La página del repositorio debe mostrar enlaces de descarga de la extensión y skill.</w:t>
+      </w:r>
+    </w:p>
+    <w:p>
+      <w:pPr>
+        <w:pStyle w:val="ListBullet"/>
+      </w:pPr>
+      <w:r>
+        <w:t>La release debe conservar VSIX, ZIP de skill y Markdown descargable.</w:t>
+      </w:r>
+    </w:p>
+    <w:p>
+      <w:pPr>
+        <w:pStyle w:val="ListBullet"/>
+      </w:pPr>
+      <w:r>
+        <w:t>Toda mención de Node.js debe usar Node.js 22.14.0.</w:t>
       </w:r>
     </w:p>
     <w:sectPr>
@@ -3639,6 +3094,10 @@
     <w:name w:val="Normal"/>
     <w:qFormat/>
     <w:rsid w:val="00FC693F"/>
+    <w:rPr>
+      <w:rFonts w:ascii="Arial" w:hAnsi="Arial" w:eastAsia="Arial"/>
+      <w:sz w:val="20"/>
+    </w:rPr>
   </w:style>
   <w:style w:type="paragraph" w:styleId="Header">
     <w:name w:val="header"/>
@@ -3699,10 +3158,10 @@
       <w:outlineLvl w:val="0"/>
     </w:pPr>
     <w:rPr>
-      <w:rFonts w:asciiTheme="majorHAnsi" w:eastAsiaTheme="majorEastAsia" w:hAnsiTheme="majorHAnsi" w:cstheme="majorBidi"/>
+      <w:rFonts w:asciiTheme="majorHAnsi" w:eastAsiaTheme="majorEastAsia" w:hAnsiTheme="majorHAnsi" w:cstheme="majorBidi" w:ascii="Arial" w:hAnsi="Arial" w:eastAsia="Arial"/>
       <w:b/>
       <w:bCs/>
-      <w:color w:val="365F91" w:themeColor="accent1" w:themeShade="BF"/>
+      <w:color w:val="1D4ED8"/>
       <w:sz w:val="28"/>
       <w:szCs w:val="28"/>
     </w:rPr>
@@ -3723,10 +3182,10 @@
       <w:outlineLvl w:val="1"/>
     </w:pPr>
     <w:rPr>
-      <w:rFonts w:asciiTheme="majorHAnsi" w:eastAsiaTheme="majorEastAsia" w:hAnsiTheme="majorHAnsi" w:cstheme="majorBidi"/>
+      <w:rFonts w:asciiTheme="majorHAnsi" w:eastAsiaTheme="majorEastAsia" w:hAnsiTheme="majorHAnsi" w:cstheme="majorBidi" w:ascii="Arial" w:hAnsi="Arial" w:eastAsia="Arial"/>
       <w:b/>
       <w:bCs/>
-      <w:color w:val="4F81BD" w:themeColor="accent1"/>
+      <w:color w:val="047857"/>
       <w:sz w:val="26"/>
       <w:szCs w:val="26"/>
     </w:rPr>
@@ -3747,7 +3206,7 @@
       <w:outlineLvl w:val="2"/>
     </w:pPr>
     <w:rPr>
-      <w:rFonts w:asciiTheme="majorHAnsi" w:eastAsiaTheme="majorEastAsia" w:hAnsiTheme="majorHAnsi" w:cstheme="majorBidi"/>
+      <w:rFonts w:asciiTheme="majorHAnsi" w:eastAsiaTheme="majorEastAsia" w:hAnsiTheme="majorHAnsi" w:cstheme="majorBidi" w:ascii="Arial" w:hAnsi="Arial" w:eastAsia="Arial"/>
       <w:b/>
       <w:bCs/>
       <w:color w:val="4F81BD" w:themeColor="accent1"/>
@@ -3988,7 +3447,7 @@
       <w:contextualSpacing/>
     </w:pPr>
     <w:rPr>
-      <w:rFonts w:asciiTheme="majorHAnsi" w:eastAsiaTheme="majorEastAsia" w:hAnsiTheme="majorHAnsi" w:cstheme="majorBidi"/>
+      <w:rFonts w:asciiTheme="majorHAnsi" w:eastAsiaTheme="majorEastAsia" w:hAnsiTheme="majorHAnsi" w:cstheme="majorBidi" w:ascii="Arial" w:hAnsi="Arial" w:eastAsia="Arial"/>
       <w:color w:val="17365D" w:themeColor="text2" w:themeShade="BF"/>
       <w:spacing w:val="5"/>
       <w:kern w:val="28"/>

--- a/FD03-EPIS-Informe Especificación Requerimientos.docx
+++ b/FD03-EPIS-Informe Especificación Requerimientos.docx
@@ -106,7 +106,7 @@
         <w:jc w:val="center"/>
       </w:pPr>
       <w:r>
-        <w:t>Equipo: CARBAJAL - LLANOS - YUPA - ZAPANA</w:t>
+        <w:t>Equipo: Vincenzo Rafael Llanos Niño y VICTOR JOSEPH PLATERO MARON</w:t>
       </w:r>
     </w:p>
     <w:p>
@@ -262,7 +262,7 @@
                 <w:b w:val="0"/>
                 <w:sz w:val="18"/>
               </w:rPr>
-              <w:t>CARBAJAL - LLANOS - YUPA - ZAPANA</w:t>
+              <w:t>Vincenzo Rafael Llanos Niño y VICTOR JOSEPH PLATERO MARON</w:t>
             </w:r>
           </w:p>
         </w:tc>
@@ -328,7 +328,7 @@
                 <w:b w:val="0"/>
                 <w:sz w:val="18"/>
               </w:rPr>
-              <w:t>CARBAJAL - LLANOS - YUPA - ZAPANA</w:t>
+              <w:t>Vincenzo Rafael Llanos Niño y VICTOR JOSEPH PLATERO MARON</w:t>
             </w:r>
           </w:p>
         </w:tc>

--- a/FD03-EPIS-Informe Especificación Requerimientos.docx
+++ b/FD03-EPIS-Informe Especificación Requerimientos.docx
@@ -2721,6 +2721,760 @@
         <w:t>Toda mención de Node.js debe usar Node.js 22.14.0.</w:t>
       </w:r>
     </w:p>
+    <w:p>
+      <w:r>
+        <w:br w:type="page"/>
+      </w:r>
+    </w:p>
+    <w:p>
+      <w:pPr>
+        <w:pStyle w:val="Heading1"/>
+      </w:pPr>
+      <w:r>
+        <w:t>12. Estados del trabajo de replicación</w:t>
+      </w:r>
+    </w:p>
+    <w:p>
+      <w:r>
+        <w:t>La lógica de jobs se modela como una máquina de estados simple. Esto permite responder a acciones del usuario y a eventos internos sin depender únicamente del frontend.</w:t>
+      </w:r>
+    </w:p>
+    <w:p>
+      <w:r>
+        <w:drawing>
+          <wp:inline xmlns:a="http://schemas.openxmlformats.org/drawingml/2006/main" xmlns:pic="http://schemas.openxmlformats.org/drawingml/2006/picture">
+            <wp:extent cx="6126480" cy="3743960"/>
+            <wp:docPr id="4" name="Picture 4"/>
+            <wp:cNvGraphicFramePr>
+              <a:graphicFrameLocks noChangeAspect="1"/>
+            </wp:cNvGraphicFramePr>
+            <a:graphic>
+              <a:graphicData uri="http://schemas.openxmlformats.org/drawingml/2006/picture">
+                <pic:pic>
+                  <pic:nvPicPr>
+                    <pic:cNvPr id="0" name="job_states.png"/>
+                    <pic:cNvPicPr/>
+                  </pic:nvPicPr>
+                  <pic:blipFill>
+                    <a:blip r:embed="rId12"/>
+                    <a:stretch>
+                      <a:fillRect/>
+                    </a:stretch>
+                  </pic:blipFill>
+                  <pic:spPr>
+                    <a:xfrm>
+                      <a:off x="0" y="0"/>
+                      <a:ext cx="6126480" cy="3743960"/>
+                    </a:xfrm>
+                    <a:prstGeom prst="rect"/>
+                  </pic:spPr>
+                </pic:pic>
+              </a:graphicData>
+            </a:graphic>
+          </wp:inline>
+        </w:drawing>
+      </w:r>
+    </w:p>
+    <w:p>
+      <w:pPr>
+        <w:jc w:val="center"/>
+      </w:pPr>
+      <w:r>
+        <w:rPr>
+          <w:i/>
+          <w:sz w:val="18"/>
+        </w:rPr>
+        <w:t>Figura 3. Estados del trabajo de replicación.</w:t>
+      </w:r>
+    </w:p>
+    <w:p>
+      <w:pPr>
+        <w:pStyle w:val="Heading1"/>
+      </w:pPr>
+      <w:r>
+        <w:t>13. Requisitos de seguridad derivados de OWASP</w:t>
+      </w:r>
+    </w:p>
+    <w:tbl>
+      <w:tblPr>
+        <w:tblStyle w:val="TableGrid"/>
+        <w:tblW w:type="auto" w:w="0"/>
+        <w:jc w:val="center"/>
+        <w:tblLook w:firstColumn="1" w:firstRow="1" w:lastColumn="0" w:lastRow="0" w:noHBand="0" w:noVBand="1" w:val="04A0"/>
+      </w:tblPr>
+      <w:tblGrid>
+        <w:gridCol w:w="3360"/>
+        <w:gridCol w:w="3360"/>
+        <w:gridCol w:w="3360"/>
+      </w:tblGrid>
+      <w:tr>
+        <w:tc>
+          <w:tcPr>
+            <w:tcW w:type="dxa" w:w="3360"/>
+          </w:tcPr>
+          <w:p>
+            <w:r>
+              <w:rPr>
+                <w:b/>
+                <w:sz w:val="18"/>
+              </w:rPr>
+              <w:t>ID</w:t>
+            </w:r>
+          </w:p>
+        </w:tc>
+        <w:tc>
+          <w:tcPr>
+            <w:tcW w:type="dxa" w:w="3360"/>
+          </w:tcPr>
+          <w:p>
+            <w:r>
+              <w:rPr>
+                <w:b/>
+                <w:sz w:val="18"/>
+              </w:rPr>
+              <w:t>Requisito de seguridad</w:t>
+            </w:r>
+          </w:p>
+        </w:tc>
+        <w:tc>
+          <w:tcPr>
+            <w:tcW w:type="dxa" w:w="3360"/>
+          </w:tcPr>
+          <w:p>
+            <w:r>
+              <w:rPr>
+                <w:b/>
+                <w:sz w:val="18"/>
+              </w:rPr>
+              <w:t>Relación con implementación</w:t>
+            </w:r>
+          </w:p>
+        </w:tc>
+      </w:tr>
+      <w:tr>
+        <w:tc>
+          <w:tcPr>
+            <w:tcW w:type="dxa" w:w="3360"/>
+          </w:tcPr>
+          <w:p>
+            <w:r>
+              <w:rPr>
+                <w:sz w:val="18"/>
+              </w:rPr>
+              <w:t>RS-01</w:t>
+            </w:r>
+          </w:p>
+        </w:tc>
+        <w:tc>
+          <w:tcPr>
+            <w:tcW w:type="dxa" w:w="3360"/>
+          </w:tcPr>
+          <w:p>
+            <w:r>
+              <w:rPr>
+                <w:sz w:val="18"/>
+              </w:rPr>
+              <w:t>Todo endpoint privado debe validar autenticación.</w:t>
+            </w:r>
+          </w:p>
+        </w:tc>
+        <w:tc>
+          <w:tcPr>
+            <w:tcW w:type="dxa" w:w="3360"/>
+          </w:tcPr>
+          <w:p>
+            <w:r>
+              <w:rPr>
+                <w:sz w:val="18"/>
+              </w:rPr>
+              <w:t>Middleware authenticate.</w:t>
+            </w:r>
+          </w:p>
+        </w:tc>
+      </w:tr>
+      <w:tr>
+        <w:tc>
+          <w:tcPr>
+            <w:tcW w:type="dxa" w:w="3360"/>
+          </w:tcPr>
+          <w:p>
+            <w:r>
+              <w:rPr>
+                <w:sz w:val="18"/>
+              </w:rPr>
+              <w:t>RS-02</w:t>
+            </w:r>
+          </w:p>
+        </w:tc>
+        <w:tc>
+          <w:tcPr>
+            <w:tcW w:type="dxa" w:w="3360"/>
+          </w:tcPr>
+          <w:p>
+            <w:r>
+              <w:rPr>
+                <w:sz w:val="18"/>
+              </w:rPr>
+              <w:t>Cada operación debe aplicar autorización por usuario.</w:t>
+            </w:r>
+          </w:p>
+        </w:tc>
+        <w:tc>
+          <w:tcPr>
+            <w:tcW w:type="dxa" w:w="3360"/>
+          </w:tcPr>
+          <w:p>
+            <w:r>
+              <w:rPr>
+                <w:sz w:val="18"/>
+              </w:rPr>
+              <w:t>Filtros user_id en configuraciones, jobs y catálogos.</w:t>
+            </w:r>
+          </w:p>
+        </w:tc>
+      </w:tr>
+      <w:tr>
+        <w:tc>
+          <w:tcPr>
+            <w:tcW w:type="dxa" w:w="3360"/>
+          </w:tcPr>
+          <w:p>
+            <w:r>
+              <w:rPr>
+                <w:sz w:val="18"/>
+              </w:rPr>
+              <w:t>RS-03</w:t>
+            </w:r>
+          </w:p>
+        </w:tc>
+        <w:tc>
+          <w:tcPr>
+            <w:tcW w:type="dxa" w:w="3360"/>
+          </w:tcPr>
+          <w:p>
+            <w:r>
+              <w:rPr>
+                <w:sz w:val="18"/>
+              </w:rPr>
+              <w:t>Los tokens JWT deben tener expiración.</w:t>
+            </w:r>
+          </w:p>
+        </w:tc>
+        <w:tc>
+          <w:tcPr>
+            <w:tcW w:type="dxa" w:w="3360"/>
+          </w:tcPr>
+          <w:p>
+            <w:r>
+              <w:rPr>
+                <w:sz w:val="18"/>
+              </w:rPr>
+              <w:t>JWT de 7 días.</w:t>
+            </w:r>
+          </w:p>
+        </w:tc>
+      </w:tr>
+      <w:tr>
+        <w:tc>
+          <w:tcPr>
+            <w:tcW w:type="dxa" w:w="3360"/>
+          </w:tcPr>
+          <w:p>
+            <w:r>
+              <w:rPr>
+                <w:sz w:val="18"/>
+              </w:rPr>
+              <w:t>RS-04</w:t>
+            </w:r>
+          </w:p>
+        </w:tc>
+        <w:tc>
+          <w:tcPr>
+            <w:tcW w:type="dxa" w:w="3360"/>
+          </w:tcPr>
+          <w:p>
+            <w:r>
+              <w:rPr>
+                <w:sz w:val="18"/>
+              </w:rPr>
+              <w:t>Los cuerpos de entrada deben validarse.</w:t>
+            </w:r>
+          </w:p>
+        </w:tc>
+        <w:tc>
+          <w:tcPr>
+            <w:tcW w:type="dxa" w:w="3360"/>
+          </w:tcPr>
+          <w:p>
+            <w:r>
+              <w:rPr>
+                <w:sz w:val="18"/>
+              </w:rPr>
+              <w:t>Zod en rutas y validaciones de archivos.</w:t>
+            </w:r>
+          </w:p>
+        </w:tc>
+      </w:tr>
+      <w:tr>
+        <w:tc>
+          <w:tcPr>
+            <w:tcW w:type="dxa" w:w="3360"/>
+          </w:tcPr>
+          <w:p>
+            <w:r>
+              <w:rPr>
+                <w:sz w:val="18"/>
+              </w:rPr>
+              <w:t>RS-05</w:t>
+            </w:r>
+          </w:p>
+        </w:tc>
+        <w:tc>
+          <w:tcPr>
+            <w:tcW w:type="dxa" w:w="3360"/>
+          </w:tcPr>
+          <w:p>
+            <w:r>
+              <w:rPr>
+                <w:sz w:val="18"/>
+              </w:rPr>
+              <w:t>Las respuestas de error no deben exponer secretos.</w:t>
+            </w:r>
+          </w:p>
+        </w:tc>
+        <w:tc>
+          <w:tcPr>
+            <w:tcW w:type="dxa" w:w="3360"/>
+          </w:tcPr>
+          <w:p>
+            <w:r>
+              <w:rPr>
+                <w:sz w:val="18"/>
+              </w:rPr>
+              <w:t>Error handler y mensajes públicos controlados.</w:t>
+            </w:r>
+          </w:p>
+        </w:tc>
+      </w:tr>
+      <w:tr>
+        <w:tc>
+          <w:tcPr>
+            <w:tcW w:type="dxa" w:w="3360"/>
+          </w:tcPr>
+          <w:p>
+            <w:r>
+              <w:rPr>
+                <w:sz w:val="18"/>
+              </w:rPr>
+              <w:t>RS-06</w:t>
+            </w:r>
+          </w:p>
+        </w:tc>
+        <w:tc>
+          <w:tcPr>
+            <w:tcW w:type="dxa" w:w="3360"/>
+          </w:tcPr>
+          <w:p>
+            <w:r>
+              <w:rPr>
+                <w:sz w:val="18"/>
+              </w:rPr>
+              <w:t>Debe existir límite contra abuso.</w:t>
+            </w:r>
+          </w:p>
+        </w:tc>
+        <w:tc>
+          <w:tcPr>
+            <w:tcW w:type="dxa" w:w="3360"/>
+          </w:tcPr>
+          <w:p>
+            <w:r>
+              <w:rPr>
+                <w:sz w:val="18"/>
+              </w:rPr>
+              <w:t>@fastify/rate-limit.</w:t>
+            </w:r>
+          </w:p>
+        </w:tc>
+      </w:tr>
+    </w:tbl>
+    <w:p/>
+    <w:p>
+      <w:pPr>
+        <w:pStyle w:val="Heading1"/>
+      </w:pPr>
+      <w:r>
+        <w:t>14. Matriz de trazabilidad extendida</w:t>
+      </w:r>
+    </w:p>
+    <w:tbl>
+      <w:tblPr>
+        <w:tblStyle w:val="TableGrid"/>
+        <w:tblW w:type="auto" w:w="0"/>
+        <w:jc w:val="center"/>
+        <w:tblLook w:firstColumn="1" w:firstRow="1" w:lastColumn="0" w:lastRow="0" w:noHBand="0" w:noVBand="1" w:val="04A0"/>
+      </w:tblPr>
+      <w:tblGrid>
+        <w:gridCol w:w="3360"/>
+        <w:gridCol w:w="3360"/>
+        <w:gridCol w:w="3360"/>
+      </w:tblGrid>
+      <w:tr>
+        <w:tc>
+          <w:tcPr>
+            <w:tcW w:type="dxa" w:w="3360"/>
+          </w:tcPr>
+          <w:p>
+            <w:r>
+              <w:rPr>
+                <w:b/>
+                <w:sz w:val="18"/>
+              </w:rPr>
+              <w:t>Requisito</w:t>
+            </w:r>
+          </w:p>
+        </w:tc>
+        <w:tc>
+          <w:tcPr>
+            <w:tcW w:type="dxa" w:w="3360"/>
+          </w:tcPr>
+          <w:p>
+            <w:r>
+              <w:rPr>
+                <w:b/>
+                <w:sz w:val="18"/>
+              </w:rPr>
+              <w:t>Componente</w:t>
+            </w:r>
+          </w:p>
+        </w:tc>
+        <w:tc>
+          <w:tcPr>
+            <w:tcW w:type="dxa" w:w="3360"/>
+          </w:tcPr>
+          <w:p>
+            <w:r>
+              <w:rPr>
+                <w:b/>
+                <w:sz w:val="18"/>
+              </w:rPr>
+              <w:t>Prueba sugerida</w:t>
+            </w:r>
+          </w:p>
+        </w:tc>
+      </w:tr>
+      <w:tr>
+        <w:tc>
+          <w:tcPr>
+            <w:tcW w:type="dxa" w:w="3360"/>
+          </w:tcPr>
+          <w:p>
+            <w:r>
+              <w:rPr>
+                <w:sz w:val="18"/>
+              </w:rPr>
+              <w:t>RF-04/RF-05</w:t>
+            </w:r>
+          </w:p>
+        </w:tc>
+        <w:tc>
+          <w:tcPr>
+            <w:tcW w:type="dxa" w:w="3360"/>
+          </w:tcPr>
+          <w:p>
+            <w:r>
+              <w:rPr>
+                <w:sz w:val="18"/>
+              </w:rPr>
+              <w:t>databaseFileDetector + /database-upload</w:t>
+            </w:r>
+          </w:p>
+        </w:tc>
+        <w:tc>
+          <w:tcPr>
+            <w:tcW w:type="dxa" w:w="3360"/>
+          </w:tcPr>
+          <w:p>
+            <w:r>
+              <w:rPr>
+                <w:sz w:val="18"/>
+              </w:rPr>
+              <w:t>Subir archivos válidos e inválidos.</w:t>
+            </w:r>
+          </w:p>
+        </w:tc>
+      </w:tr>
+      <w:tr>
+        <w:tc>
+          <w:tcPr>
+            <w:tcW w:type="dxa" w:w="3360"/>
+          </w:tcPr>
+          <w:p>
+            <w:r>
+              <w:rPr>
+                <w:sz w:val="18"/>
+              </w:rPr>
+              <w:t>RF-10/RF-14</w:t>
+            </w:r>
+          </w:p>
+        </w:tc>
+        <w:tc>
+          <w:tcPr>
+            <w:tcW w:type="dxa" w:w="3360"/>
+          </w:tcPr>
+          <w:p>
+            <w:r>
+              <w:rPr>
+                <w:sz w:val="18"/>
+              </w:rPr>
+              <w:t>ReplicationPanel + replicationService</w:t>
+            </w:r>
+          </w:p>
+        </w:tc>
+        <w:tc>
+          <w:tcPr>
+            <w:tcW w:type="dxa" w:w="3360"/>
+          </w:tcPr>
+          <w:p>
+            <w:r>
+              <w:rPr>
+                <w:sz w:val="18"/>
+              </w:rPr>
+              <w:t>Preview y ejecución con modos insert/upsert/replace/truncate.</w:t>
+            </w:r>
+          </w:p>
+        </w:tc>
+      </w:tr>
+      <w:tr>
+        <w:tc>
+          <w:tcPr>
+            <w:tcW w:type="dxa" w:w="3360"/>
+          </w:tcPr>
+          <w:p>
+            <w:r>
+              <w:rPr>
+                <w:sz w:val="18"/>
+              </w:rPr>
+              <w:t>RF-15/RF-16</w:t>
+            </w:r>
+          </w:p>
+        </w:tc>
+        <w:tc>
+          <w:tcPr>
+            <w:tcW w:type="dxa" w:w="3360"/>
+          </w:tcPr>
+          <w:p>
+            <w:r>
+              <w:rPr>
+                <w:sz w:val="18"/>
+              </w:rPr>
+              <w:t>scheduleMinutes + next_run_at</w:t>
+            </w:r>
+          </w:p>
+        </w:tc>
+        <w:tc>
+          <w:tcPr>
+            <w:tcW w:type="dxa" w:w="3360"/>
+          </w:tcPr>
+          <w:p>
+            <w:r>
+              <w:rPr>
+                <w:sz w:val="18"/>
+              </w:rPr>
+              <w:t>Programar job y verificar próxima ejecución.</w:t>
+            </w:r>
+          </w:p>
+        </w:tc>
+      </w:tr>
+      <w:tr>
+        <w:tc>
+          <w:tcPr>
+            <w:tcW w:type="dxa" w:w="3360"/>
+          </w:tcPr>
+          <w:p>
+            <w:r>
+              <w:rPr>
+                <w:sz w:val="18"/>
+              </w:rPr>
+              <w:t>RF-18/RF-19</w:t>
+            </w:r>
+          </w:p>
+        </w:tc>
+        <w:tc>
+          <w:tcPr>
+            <w:tcW w:type="dxa" w:w="3360"/>
+          </w:tcPr>
+          <w:p>
+            <w:r>
+              <w:rPr>
+                <w:sz w:val="18"/>
+              </w:rPr>
+              <w:t>replicationReport + exportCatalog</w:t>
+            </w:r>
+          </w:p>
+        </w:tc>
+        <w:tc>
+          <w:tcPr>
+            <w:tcW w:type="dxa" w:w="3360"/>
+          </w:tcPr>
+          <w:p>
+            <w:r>
+              <w:rPr>
+                <w:sz w:val="18"/>
+              </w:rPr>
+              <w:t>Generar error controlado y descargar reporte.</w:t>
+            </w:r>
+          </w:p>
+        </w:tc>
+      </w:tr>
+      <w:tr>
+        <w:tc>
+          <w:tcPr>
+            <w:tcW w:type="dxa" w:w="3360"/>
+          </w:tcPr>
+          <w:p>
+            <w:r>
+              <w:rPr>
+                <w:sz w:val="18"/>
+              </w:rPr>
+              <w:t>RNF-03/RNF-04</w:t>
+            </w:r>
+          </w:p>
+        </w:tc>
+        <w:tc>
+          <w:tcPr>
+            <w:tcW w:type="dxa" w:w="3360"/>
+          </w:tcPr>
+          <w:p>
+            <w:r>
+              <w:rPr>
+                <w:sz w:val="18"/>
+              </w:rPr>
+              <w:t>encryption, JWT, Helmet, CORS, rate limit</w:t>
+            </w:r>
+          </w:p>
+        </w:tc>
+        <w:tc>
+          <w:tcPr>
+            <w:tcW w:type="dxa" w:w="3360"/>
+          </w:tcPr>
+          <w:p>
+            <w:r>
+              <w:rPr>
+                <w:sz w:val="18"/>
+              </w:rPr>
+              <w:t>Pruebas HTTP sin token, con token y con exceso de solicitudes.</w:t>
+            </w:r>
+          </w:p>
+        </w:tc>
+      </w:tr>
+      <w:tr>
+        <w:tc>
+          <w:tcPr>
+            <w:tcW w:type="dxa" w:w="3360"/>
+          </w:tcPr>
+          <w:p>
+            <w:r>
+              <w:rPr>
+                <w:sz w:val="18"/>
+              </w:rPr>
+              <w:t>RNF-07</w:t>
+            </w:r>
+          </w:p>
+        </w:tc>
+        <w:tc>
+          <w:tcPr>
+            <w:tcW w:type="dxa" w:w="3360"/>
+          </w:tcPr>
+          <w:p>
+            <w:r>
+              <w:rPr>
+                <w:sz w:val="18"/>
+              </w:rPr>
+              <w:t>replications</w:t>
+            </w:r>
+          </w:p>
+        </w:tc>
+        <w:tc>
+          <w:tcPr>
+            <w:tcW w:type="dxa" w:w="3360"/>
+          </w:tcPr>
+          <w:p>
+            <w:r>
+              <w:rPr>
+                <w:sz w:val="18"/>
+              </w:rPr>
+              <w:t>Interrumpir y reanudar job.</w:t>
+            </w:r>
+          </w:p>
+        </w:tc>
+      </w:tr>
+    </w:tbl>
+    <w:p/>
+    <w:p>
+      <w:pPr>
+        <w:pStyle w:val="Heading1"/>
+      </w:pPr>
+      <w:r>
+        <w:t>Referencias y fuentes consultadas</w:t>
+      </w:r>
+    </w:p>
+    <w:p>
+      <w:pPr>
+        <w:pStyle w:val="ListBullet"/>
+      </w:pPr>
+      <w:r>
+        <w:t>React Docs. https://react.dev/learn. Uso en el documento: Componentes e interfaces declarativas..</w:t>
+      </w:r>
+    </w:p>
+    <w:p>
+      <w:pPr>
+        <w:pStyle w:val="ListBullet"/>
+      </w:pPr>
+      <w:r>
+        <w:t>Vite Guide. https://vite.dev/guide/. Uso en el documento: Servidor de desarrollo y build frontend..</w:t>
+      </w:r>
+    </w:p>
+    <w:p>
+      <w:pPr>
+        <w:pStyle w:val="ListBullet"/>
+      </w:pPr>
+      <w:r>
+        <w:t>Fastify Docs. https://fastify.dev/docs/latest/. Uso en el documento: API Node modular basada en plugins..</w:t>
+      </w:r>
+    </w:p>
+    <w:p>
+      <w:pPr>
+        <w:pStyle w:val="ListBullet"/>
+      </w:pPr>
+      <w:r>
+        <w:t>Render Blueprint YAML Reference. https://render.com/docs/blueprint-spec. Uso en el documento: Blueprint render.yaml, buildCommand, startCommand, healthCheckPath y autoDeployTrigger..</w:t>
+      </w:r>
+    </w:p>
+    <w:p>
+      <w:pPr>
+        <w:pStyle w:val="ListBullet"/>
+      </w:pPr>
+      <w:r>
+        <w:t>Supabase Database Docs. https://supabase.com/docs/guides/database/overview. Uso en el documento: PostgreSQL administrado para persistencia..</w:t>
+      </w:r>
+    </w:p>
+    <w:p>
+      <w:pPr>
+        <w:pStyle w:val="ListBullet"/>
+      </w:pPr>
+      <w:r>
+        <w:t>OWASP REST Security Cheat Sheet. https://cheatsheetseries.owasp.org/cheatsheets/REST_Security_Cheat_Sheet.html. Uso en el documento: HTTPS, access control, JWT, input validation, CORS y manejo de errores..</w:t>
+      </w:r>
+    </w:p>
+    <w:p>
+      <w:pPr>
+        <w:pStyle w:val="ListBullet"/>
+      </w:pPr>
+      <w:r>
+        <w:t>OWASP Top 10. https://owasp.org/www-project-top-ten/. Uso en el documento: Riesgos web de referencia para seguridad de aplicaciones..</w:t>
+      </w:r>
+    </w:p>
     <w:sectPr>
       <w:pgSz w:w="12240" w:h="15840"/>
       <w:pgMar w:top="1008" w:right="1080" w:bottom="1008" w:left="1080" w:header="720" w:footer="720" w:gutter="0"/>
